--- a/OFF SAI KUMAR SEEPANA.docx
+++ b/OFF SAI KUMAR SEEPANA.docx
@@ -49,7 +49,7 @@
           <w:szCs w:val="24"/>
           <w:lang w:val="en-US"/>
         </w:rPr>
-        <w:t>Programmer Analyst Trainee |</w:t>
+        <w:t>Programmer Analyst |</w:t>
       </w:r>
       <w:hyperlink r:id="rId5" w:history="1">
         <w:r>
@@ -335,19 +335,7 @@
           <w:sz w:val="32"/>
           <w:szCs w:val="32"/>
         </w:rPr>
-        <w:t>CAREER</w:t>
-      </w:r>
-      <w:r>
-        <w:rPr>
-          <w:b/>
-          <w:bCs/>
-          <w:color w:val="0462C1"/>
-          <w:spacing w:val="-18"/>
-          <w:w w:val="105"/>
-          <w:sz w:val="32"/>
-          <w:szCs w:val="32"/>
-        </w:rPr>
-        <w:t xml:space="preserve"> </w:t>
+        <w:t>C</w:t>
       </w:r>
       <w:r>
         <w:rPr>
@@ -358,7 +346,7 @@
           <w:sz w:val="32"/>
           <w:szCs w:val="32"/>
         </w:rPr>
-        <w:t>OBJECTIVE</w:t>
+        <w:t xml:space="preserve">areer Objective </w:t>
       </w:r>
     </w:p>
     <w:p>
@@ -813,12 +801,14 @@
         <w:ind w:left="720" w:firstLine="0"/>
         <w:jc w:val="both"/>
         <w:rPr>
+          <w:rFonts w:ascii="Arial" w:hAnsi="Arial"/>
           <w:bCs/>
           <w:i/>
           <w:iCs/>
           <w:color w:val="384346"/>
           <w:sz w:val="18"/>
           <w:szCs w:val="18"/>
+          <w:lang w:val="en-IN"/>
         </w:rPr>
       </w:pPr>
       <w:r>
@@ -844,8 +834,11 @@
         <w:rPr>
           <w:rFonts w:ascii="Arial" w:hAnsi="Arial"/>
           <w:bCs/>
-          <w:color w:val="384346"/>
-          <w:sz w:val="21"/>
+          <w:i/>
+          <w:iCs/>
+          <w:color w:val="384346"/>
+          <w:sz w:val="18"/>
+          <w:szCs w:val="18"/>
           <w:lang w:val="en-IN"/>
         </w:rPr>
       </w:pPr>
@@ -857,8 +850,14 @@
         <w:ind w:left="720" w:firstLine="0"/>
         <w:jc w:val="both"/>
         <w:rPr>
-          <w:bCs/>
-          <w:color w:val="384346"/>
+          <w:rFonts w:ascii="Arial" w:hAnsi="Arial"/>
+          <w:bCs/>
+          <w:i/>
+          <w:iCs/>
+          <w:color w:val="384346"/>
+          <w:sz w:val="18"/>
+          <w:szCs w:val="18"/>
+          <w:lang w:val="en-IN"/>
         </w:rPr>
       </w:pPr>
     </w:p>
@@ -871,8 +870,11 @@
         <w:rPr>
           <w:rFonts w:ascii="Arial" w:hAnsi="Arial"/>
           <w:bCs/>
-          <w:color w:val="384346"/>
-          <w:sz w:val="21"/>
+          <w:i/>
+          <w:iCs/>
+          <w:color w:val="384346"/>
+          <w:sz w:val="18"/>
+          <w:szCs w:val="18"/>
           <w:lang w:val="en-IN"/>
         </w:rPr>
       </w:pPr>
@@ -886,8 +888,11 @@
         <w:rPr>
           <w:rFonts w:ascii="Arial" w:hAnsi="Arial"/>
           <w:bCs/>
-          <w:color w:val="384346"/>
-          <w:sz w:val="21"/>
+          <w:i/>
+          <w:iCs/>
+          <w:color w:val="384346"/>
+          <w:sz w:val="18"/>
+          <w:szCs w:val="18"/>
           <w:lang w:val="en-IN"/>
         </w:rPr>
       </w:pPr>
@@ -901,8 +906,29 @@
         <w:rPr>
           <w:rFonts w:ascii="Arial" w:hAnsi="Arial"/>
           <w:bCs/>
-          <w:color w:val="384346"/>
-          <w:sz w:val="21"/>
+          <w:i/>
+          <w:iCs/>
+          <w:color w:val="384346"/>
+          <w:sz w:val="18"/>
+          <w:szCs w:val="18"/>
+          <w:lang w:val="en-IN"/>
+        </w:rPr>
+      </w:pPr>
+    </w:p>
+    <w:p>
+      <w:pPr>
+        <w:pStyle w:val="ListParagraph"/>
+        <w:spacing w:before="10"/>
+        <w:ind w:left="720" w:firstLine="0"/>
+        <w:jc w:val="both"/>
+        <w:rPr>
+          <w:rFonts w:ascii="Arial" w:hAnsi="Arial"/>
+          <w:bCs/>
+          <w:i/>
+          <w:iCs/>
+          <w:color w:val="384346"/>
+          <w:sz w:val="18"/>
+          <w:szCs w:val="18"/>
           <w:lang w:val="en-IN"/>
         </w:rPr>
       </w:pPr>
@@ -963,6 +989,25 @@
           <w:ilvl w:val="0"/>
           <w:numId w:val="10"/>
         </w:numPr>
+        <w:spacing w:before="10"/>
+        <w:rPr>
+          <w:bCs/>
+          <w:color w:val="384346"/>
+        </w:rPr>
+      </w:pPr>
+      <w:r>
+        <w:rPr>
+          <w:rFonts w:ascii="Arial" w:hAnsi="Arial"/>
+          <w:bCs/>
+          <w:color w:val="384346"/>
+          <w:sz w:val="21"/>
+          <w:lang w:val="en-IN"/>
+        </w:rPr>
+        <w:t>Implementing accessibility testing and remediation strategies to improve inclusivity</w:t>
+      </w:r>
+    </w:p>
+    <w:p>
+      <w:pPr>
         <w:spacing w:before="10"/>
         <w:rPr>
           <w:bCs/>
@@ -976,16 +1021,6 @@
           <w:docGrid w:linePitch="299"/>
         </w:sectPr>
       </w:pPr>
-      <w:r>
-        <w:rPr>
-          <w:rFonts w:ascii="Arial" w:hAnsi="Arial"/>
-          <w:bCs/>
-          <w:color w:val="384346"/>
-          <w:sz w:val="21"/>
-          <w:lang w:val="en-IN"/>
-        </w:rPr>
-        <w:t>Implementing accessibility testing and remediation strategies to improve inclusivity</w:t>
-      </w:r>
     </w:p>
     <w:p>
       <w:pPr>
@@ -1205,22 +1240,16 @@
         <w:t xml:space="preserve"> </w:t>
       </w:r>
       <w:r>
-        <w:t xml:space="preserve">  (</w:t>
-      </w:r>
-      <w:r>
-        <w:t>O</w:t>
-      </w:r>
-      <w:r>
-        <w:t>n</w:t>
-      </w:r>
-      <w:r>
-        <w:t>-</w:t>
-      </w:r>
-      <w:r>
-        <w:t>going)</w:t>
-      </w:r>
-      <w:r>
-        <w:t xml:space="preserve"> Dec 2021 – </w:t>
+        <w:t xml:space="preserve">  </w:t>
+      </w:r>
+      <w:r>
+        <w:t xml:space="preserve">                </w:t>
+      </w:r>
+      <w:r>
+        <w:t xml:space="preserve">           </w:t>
+      </w:r>
+      <w:r>
+        <w:t xml:space="preserve">Dec 2021 – </w:t>
       </w:r>
       <w:r>
         <w:t>Jun</w:t>
@@ -1436,7 +1465,49 @@
           <w:color w:val="384346"/>
           <w:sz w:val="21"/>
         </w:rPr>
-        <w:t xml:space="preserve">CSS, JavaScript </w:t>
+        <w:t>CSS,</w:t>
+      </w:r>
+      <w:r>
+        <w:rPr>
+          <w:color w:val="384346"/>
+          <w:sz w:val="21"/>
+        </w:rPr>
+        <w:t xml:space="preserve"> Bootstrap</w:t>
+      </w:r>
+      <w:r>
+        <w:rPr>
+          <w:color w:val="384346"/>
+          <w:sz w:val="21"/>
+        </w:rPr>
+        <w:t xml:space="preserve">, </w:t>
+      </w:r>
+      <w:r>
+        <w:rPr>
+          <w:color w:val="384346"/>
+          <w:sz w:val="21"/>
+        </w:rPr>
+        <w:t>JavaScript</w:t>
+      </w:r>
+      <w:r>
+        <w:rPr>
+          <w:color w:val="384346"/>
+          <w:sz w:val="21"/>
+        </w:rPr>
+        <w:t xml:space="preserve">, </w:t>
+      </w:r>
+      <w:r>
+        <w:rPr>
+          <w:color w:val="384346"/>
+          <w:sz w:val="21"/>
+        </w:rPr>
+        <w:t>Accessibility</w:t>
+      </w:r>
+      <w:r>
+        <w:rPr>
+          <w:color w:val="384346"/>
+          <w:sz w:val="21"/>
+        </w:rPr>
+        <w:t xml:space="preserve"> </w:t>
       </w:r>
     </w:p>
     <w:p>
@@ -1478,7 +1549,35 @@
           <w:color w:val="384346"/>
           <w:sz w:val="21"/>
         </w:rPr>
-        <w:t>Java, C#, C</w:t>
+        <w:t xml:space="preserve">Java, </w:t>
+      </w:r>
+      <w:r>
+        <w:rPr>
+          <w:color w:val="384346"/>
+          <w:sz w:val="21"/>
+        </w:rPr>
+        <w:t xml:space="preserve">OOPs, </w:t>
+      </w:r>
+      <w:r>
+        <w:rPr>
+          <w:color w:val="384346"/>
+          <w:sz w:val="21"/>
+        </w:rPr>
+        <w:t>C#,</w:t>
+      </w:r>
+      <w:r>
+        <w:rPr>
+          <w:color w:val="384346"/>
+          <w:sz w:val="21"/>
+        </w:rPr>
+        <w:t xml:space="preserve"> Python, </w:t>
+      </w:r>
+      <w:r>
+        <w:rPr>
+          <w:color w:val="384346"/>
+          <w:sz w:val="21"/>
+        </w:rPr>
+        <w:t>C</w:t>
       </w:r>
     </w:p>
     <w:p>
@@ -1523,7 +1622,28 @@
           <w:color w:val="384346"/>
           <w:sz w:val="21"/>
         </w:rPr>
-        <w:t xml:space="preserve">SQL </w:t>
+        <w:t xml:space="preserve">MySQL, </w:t>
+      </w:r>
+      <w:r>
+        <w:rPr>
+          <w:color w:val="384346"/>
+          <w:sz w:val="21"/>
+        </w:rPr>
+        <w:t>Oracle</w:t>
+      </w:r>
+      <w:r>
+        <w:rPr>
+          <w:color w:val="384346"/>
+          <w:sz w:val="21"/>
+        </w:rPr>
+        <w:t xml:space="preserve">, </w:t>
+      </w:r>
+      <w:r>
+        <w:rPr>
+          <w:color w:val="384346"/>
+          <w:sz w:val="21"/>
+        </w:rPr>
+        <w:t>MongoDB</w:t>
       </w:r>
     </w:p>
     <w:p>
@@ -1566,6 +1686,57 @@
           <w:sz w:val="21"/>
         </w:rPr>
         <w:t>ADO.Net</w:t>
+      </w:r>
+      <w:r>
+        <w:rPr>
+          <w:color w:val="384346"/>
+          <w:sz w:val="21"/>
+        </w:rPr>
+        <w:t>, React.Js</w:t>
+      </w:r>
+      <w:r>
+        <w:rPr>
+          <w:color w:val="384346"/>
+          <w:sz w:val="21"/>
+        </w:rPr>
+        <w:t xml:space="preserve">, Node.Js </w:t>
+      </w:r>
+    </w:p>
+    <w:p>
+      <w:pPr>
+        <w:pStyle w:val="ListParagraph"/>
+        <w:numPr>
+          <w:ilvl w:val="0"/>
+          <w:numId w:val="1"/>
+        </w:numPr>
+        <w:tabs>
+          <w:tab w:val="left" w:pos="860"/>
+          <w:tab w:val="left" w:pos="861"/>
+        </w:tabs>
+        <w:spacing w:before="1" w:line="256" w:lineRule="exact"/>
+        <w:jc w:val="both"/>
+        <w:rPr>
+          <w:rFonts w:ascii="Symbol" w:hAnsi="Symbol"/>
+          <w:sz w:val="21"/>
+        </w:rPr>
+      </w:pPr>
+      <w:r>
+        <w:rPr>
+          <w:rFonts w:ascii="Arial" w:hAnsi="Arial"/>
+          <w:b/>
+          <w:color w:val="384346"/>
+          <w:sz w:val="21"/>
+        </w:rPr>
+        <w:t xml:space="preserve">Soft Skills: </w:t>
+      </w:r>
+      <w:r>
+        <w:rPr>
+          <w:rFonts w:ascii="Arial" w:hAnsi="Arial"/>
+          <w:bCs/>
+          <w:color w:val="384346"/>
+          <w:sz w:val="21"/>
+        </w:rPr>
+        <w:t>Communication, Teamwork, Logical Thinking and Adaptability</w:t>
       </w:r>
     </w:p>
     <w:p>
@@ -2087,7 +2258,6 @@
           <w:color w:val="384346"/>
           <w:spacing w:val="-3"/>
         </w:rPr>
-        <w:lastRenderedPageBreak/>
         <w:t xml:space="preserve">2. </w:t>
       </w:r>
       <w:r>

--- a/OFF SAI KUMAR SEEPANA.docx
+++ b/OFF SAI KUMAR SEEPANA.docx
@@ -20,7 +20,7 @@
           <w:szCs w:val="44"/>
           <w:lang w:val="en-US"/>
         </w:rPr>
-        <w:t>SAI KUMAR SEEPANA</w:t>
+        <w:t>Lakshmi Narayana Kotapati</w:t>
       </w:r>
     </w:p>
     <w:p>
@@ -38,19 +38,6 @@
           <w:lang w:val="en-US"/>
         </w:rPr>
       </w:pPr>
-      <w:r>
-        <w:rPr>
-          <w:rStyle w:val="IntenseEmphasis"/>
-          <w:b/>
-          <w:bCs/>
-          <w:i w:val="0"/>
-          <w:iCs w:val="0"/>
-          <w:sz w:val="24"/>
-          <w:szCs w:val="24"/>
-          <w:lang w:val="en-US"/>
-        </w:rPr>
-        <w:t>Programmer Analyst |</w:t>
-      </w:r>
       <w:hyperlink r:id="rId5" w:history="1">
         <w:r>
           <w:rPr>
@@ -62,7 +49,7 @@
             <w:u w:val="none"/>
             <w:lang w:val="en-US"/>
           </w:rPr>
-          <w:t>saikumarseepana01@gmail.com</w:t>
+          <w:t>kotapatilakshminarayana09@gmail.com</w:t>
         </w:r>
       </w:hyperlink>
       <w:r>
@@ -102,13 +89,9 @@
           <w:szCs w:val="24"/>
           <w:lang w:val="en-US"/>
         </w:rPr>
-        <w:t>Srikakulam, AP, INDIA</w:t>
-      </w:r>
-    </w:p>
-    <w:p>
-      <w:pPr>
-        <w:spacing w:line="192" w:lineRule="auto"/>
-        <w:jc w:val="center"/>
+        <w:t>Guntur</w:t>
+      </w:r>
+      <w:r>
         <w:rPr>
           <w:rStyle w:val="IntenseEmphasis"/>
           <w:b/>
@@ -119,8 +102,13 @@
           <w:szCs w:val="24"/>
           <w:lang w:val="en-US"/>
         </w:rPr>
-      </w:pPr>
-      <w:r>
+        <w:t>, AP, INDIA</w:t>
+      </w:r>
+    </w:p>
+    <w:p>
+      <w:pPr>
+        <w:spacing w:line="192" w:lineRule="auto"/>
+        <w:jc w:val="center"/>
         <w:rPr>
           <w:rStyle w:val="IntenseEmphasis"/>
           <w:b/>
@@ -131,7 +119,45 @@
           <w:szCs w:val="24"/>
           <w:lang w:val="en-US"/>
         </w:rPr>
-        <w:t xml:space="preserve">+91 97059 54462  | </w:t>
+      </w:pPr>
+      <w:r>
+        <w:rPr>
+          <w:rStyle w:val="IntenseEmphasis"/>
+          <w:b/>
+          <w:bCs/>
+          <w:i w:val="0"/>
+          <w:iCs w:val="0"/>
+          <w:sz w:val="24"/>
+          <w:szCs w:val="24"/>
+          <w:lang w:val="en-US"/>
+        </w:rPr>
+        <w:t xml:space="preserve">+91 </w:t>
+      </w:r>
+      <w:r>
+        <w:rPr>
+          <w:rStyle w:val="IntenseEmphasis"/>
+          <w:b/>
+          <w:bCs/>
+          <w:i w:val="0"/>
+          <w:iCs w:val="0"/>
+          <w:sz w:val="24"/>
+          <w:szCs w:val="24"/>
+          <w:lang w:val="en-US"/>
+        </w:rPr>
+        <w:t>77948 87580</w:t>
+      </w:r>
+      <w:r>
+        <w:rPr>
+          <w:rStyle w:val="IntenseEmphasis"/>
+          <w:b/>
+          <w:bCs/>
+          <w:i w:val="0"/>
+          <w:iCs w:val="0"/>
+          <w:sz w:val="24"/>
+          <w:szCs w:val="24"/>
+          <w:lang w:val="en-US"/>
+        </w:rPr>
+        <w:t xml:space="preserve"> | </w:t>
       </w:r>
       <w:hyperlink r:id="rId6" w:history="1">
         <w:r>
@@ -144,23 +170,8 @@
             <w:u w:val="none"/>
             <w:lang w:val="en-US"/>
           </w:rPr>
-          <w:t>GitHub</w:t>
+          <w:t>GitHu</w:t>
         </w:r>
-      </w:hyperlink>
-      <w:r>
-        <w:rPr>
-          <w:rStyle w:val="IntenseEmphasis"/>
-          <w:b/>
-          <w:bCs/>
-          <w:i w:val="0"/>
-          <w:iCs w:val="0"/>
-          <w:sz w:val="24"/>
-          <w:szCs w:val="24"/>
-          <w:lang w:val="en-US"/>
-        </w:rPr>
-        <w:t xml:space="preserve">  | </w:t>
-      </w:r>
-      <w:hyperlink r:id="rId7" w:history="1">
         <w:r>
           <w:rPr>
             <w:rStyle w:val="Hyperlink"/>
@@ -171,7 +182,7 @@
             <w:u w:val="none"/>
             <w:lang w:val="en-US"/>
           </w:rPr>
-          <w:t>Portfolio</w:t>
+          <w:t>b</w:t>
         </w:r>
       </w:hyperlink>
       <w:r>
@@ -185,9 +196,9 @@
           <w:szCs w:val="24"/>
           <w:lang w:val="en-US"/>
         </w:rPr>
-        <w:t xml:space="preserve">  | </w:t>
-      </w:r>
-      <w:hyperlink r:id="rId8" w:history="1">
+        <w:t xml:space="preserve"> | </w:t>
+      </w:r>
+      <w:hyperlink r:id="rId7" w:history="1">
         <w:r>
           <w:rPr>
             <w:rStyle w:val="Hyperlink"/>
@@ -350,46 +361,8 @@
       </w:r>
     </w:p>
     <w:p>
-      <w:pPr>
-        <w:spacing w:before="10" w:after="0" w:line="240" w:lineRule="auto"/>
-        <w:jc w:val="both"/>
-        <w:rPr>
-          <w:color w:val="384346"/>
-        </w:rPr>
-      </w:pPr>
-      <w:r>
-        <w:rPr>
-          <w:color w:val="384346"/>
-        </w:rPr>
-        <w:t xml:space="preserve">Currently working as a Programmer Analyst Trainee at Cognizant, focusing on making websites and mobile apps more accessible and user-friendly. Skilled </w:t>
-      </w:r>
-      <w:r>
-        <w:rPr>
-          <w:b/>
-          <w:bCs/>
-          <w:color w:val="384346"/>
-        </w:rPr>
-        <w:t xml:space="preserve">in C, Java, Python, C#, HTML, CSS, </w:t>
-      </w:r>
-      <w:r>
-        <w:rPr>
-          <w:color w:val="384346"/>
-        </w:rPr>
-        <w:t>and</w:t>
-      </w:r>
-      <w:r>
-        <w:rPr>
-          <w:b/>
-          <w:bCs/>
-          <w:color w:val="384346"/>
-        </w:rPr>
-        <w:t xml:space="preserve"> JavaScript</w:t>
-      </w:r>
-      <w:r>
-        <w:rPr>
-          <w:color w:val="384346"/>
-        </w:rPr>
-        <w:t>. I aim to grow into a full-stack developer and machine learning engineer, using my skills to build inclusive and impactful technology that helps people in real ways.</w:t>
+      <w:r>
+        <w:t>Motivated and detail-oriented Computer Science student specializing in Artificial Intelligence and Machine Learning, seeking an entry-level opportunity to apply my technical skills, learn from industry professionals, and contribute to innovative AI-driven solutions.</w:t>
       </w:r>
     </w:p>
     <w:p>
@@ -543,7 +516,7 @@
           <w:color w:val="384346"/>
           <w:sz w:val="21"/>
         </w:rPr>
-        <w:t xml:space="preserve">Web Development </w:t>
+        <w:t>Web Development</w:t>
       </w:r>
     </w:p>
     <w:p>
@@ -567,7 +540,16 @@
           <w:color w:val="384346"/>
           <w:sz w:val="21"/>
         </w:rPr>
-        <w:t xml:space="preserve">Accessibility (WCAG, ARIA, iOS Accessibility) </w:t>
+        <w:t>Python Developer</w:t>
+      </w:r>
+      <w:r>
+        <w:rPr>
+          <w:rFonts w:ascii="Arial" w:hAnsi="Arial"/>
+          <w:bCs/>
+          <w:color w:val="384346"/>
+          <w:sz w:val="21"/>
+        </w:rPr>
+        <w:t xml:space="preserve"> </w:t>
       </w:r>
     </w:p>
     <w:p>
@@ -596,30 +578,6 @@
     </w:p>
     <w:p>
       <w:pPr>
-        <w:pStyle w:val="ListParagraph"/>
-        <w:numPr>
-          <w:ilvl w:val="0"/>
-          <w:numId w:val="10"/>
-        </w:numPr>
-        <w:spacing w:before="10"/>
-        <w:jc w:val="both"/>
-        <w:rPr>
-          <w:bCs/>
-          <w:color w:val="384346"/>
-        </w:rPr>
-      </w:pPr>
-      <w:r>
-        <w:rPr>
-          <w:rFonts w:ascii="Arial" w:hAnsi="Arial"/>
-          <w:bCs/>
-          <w:color w:val="384346"/>
-          <w:sz w:val="21"/>
-        </w:rPr>
-        <w:t>Accessibility Testing &amp; Optimization</w:t>
-      </w:r>
-    </w:p>
-    <w:p>
-      <w:pPr>
         <w:pStyle w:val="Heading1"/>
         <w:spacing w:before="244"/>
         <w:ind w:left="0" w:right="1549"/>
@@ -641,370 +599,14 @@
     </w:p>
     <w:p>
       <w:pPr>
-        <w:pStyle w:val="Heading1"/>
-        <w:spacing w:before="244"/>
-        <w:ind w:left="0" w:right="1549"/>
-        <w:jc w:val="both"/>
-        <w:rPr>
-          <w:b/>
-          <w:bCs/>
-        </w:rPr>
-      </w:pPr>
-      <w:r>
-        <w:rPr>
-          <w:b/>
-          <w:bCs/>
-          <w:noProof/>
-        </w:rPr>
-        <mc:AlternateContent>
-          <mc:Choice Requires="wps">
-            <w:drawing>
-              <wp:anchor distT="0" distB="0" distL="0" distR="0" simplePos="0" relativeHeight="251683840" behindDoc="1" locked="0" layoutInCell="1" allowOverlap="1" wp14:anchorId="6FB968FB" wp14:editId="36FD6756">
-                <wp:simplePos x="0" y="0"/>
-                <wp:positionH relativeFrom="page">
-                  <wp:posOffset>434340</wp:posOffset>
-                </wp:positionH>
-                <wp:positionV relativeFrom="paragraph">
-                  <wp:posOffset>370840</wp:posOffset>
-                </wp:positionV>
-                <wp:extent cx="6903720" cy="1270"/>
-                <wp:effectExtent l="15240" t="13335" r="15240" b="13970"/>
-                <wp:wrapTopAndBottom/>
-                <wp:docPr id="552150056" name="Freeform: Shape 3"/>
-                <wp:cNvGraphicFramePr>
-                  <a:graphicFrameLocks xmlns:a="http://schemas.openxmlformats.org/drawingml/2006/main"/>
-                </wp:cNvGraphicFramePr>
-                <a:graphic xmlns:a="http://schemas.openxmlformats.org/drawingml/2006/main">
-                  <a:graphicData uri="http://schemas.microsoft.com/office/word/2010/wordprocessingShape">
-                    <wps:wsp>
-                      <wps:cNvSpPr>
-                        <a:spLocks/>
-                      </wps:cNvSpPr>
-                      <wps:spPr bwMode="auto">
-                        <a:xfrm>
-                          <a:off x="0" y="0"/>
-                          <a:ext cx="6903720" cy="1270"/>
-                        </a:xfrm>
-                        <a:custGeom>
-                          <a:avLst/>
-                          <a:gdLst>
-                            <a:gd name="T0" fmla="+- 0 684 684"/>
-                            <a:gd name="T1" fmla="*/ T0 w 10872"/>
-                            <a:gd name="T2" fmla="+- 0 11556 684"/>
-                            <a:gd name="T3" fmla="*/ T2 w 10872"/>
-                          </a:gdLst>
-                          <a:ahLst/>
-                          <a:cxnLst>
-                            <a:cxn ang="0">
-                              <a:pos x="T1" y="0"/>
-                            </a:cxn>
-                            <a:cxn ang="0">
-                              <a:pos x="T3" y="0"/>
-                            </a:cxn>
-                          </a:cxnLst>
-                          <a:rect l="0" t="0" r="r" b="b"/>
-                          <a:pathLst>
-                            <a:path w="10872">
-                              <a:moveTo>
-                                <a:pt x="0" y="0"/>
-                              </a:moveTo>
-                              <a:lnTo>
-                                <a:pt x="10872" y="0"/>
-                              </a:lnTo>
-                            </a:path>
-                          </a:pathLst>
-                        </a:custGeom>
-                        <a:noFill/>
-                        <a:ln w="12700">
-                          <a:solidFill>
-                            <a:srgbClr val="7E7E7E"/>
-                          </a:solidFill>
-                          <a:prstDash val="solid"/>
-                          <a:round/>
-                          <a:headEnd/>
-                          <a:tailEnd/>
-                        </a:ln>
-                        <a:extLst>
-                          <a:ext uri="{909E8E84-426E-40DD-AFC4-6F175D3DCCD1}">
-                            <a14:hiddenFill xmlns:a14="http://schemas.microsoft.com/office/drawing/2010/main">
-                              <a:solidFill>
-                                <a:srgbClr val="FFFFFF"/>
-                              </a:solidFill>
-                            </a14:hiddenFill>
-                          </a:ext>
-                        </a:extLst>
-                      </wps:spPr>
-                      <wps:bodyPr rot="0" vert="horz" wrap="square" lIns="91440" tIns="45720" rIns="91440" bIns="45720" anchor="t" anchorCtr="0" upright="1">
-                        <a:noAutofit/>
-                      </wps:bodyPr>
-                    </wps:wsp>
-                  </a:graphicData>
-                </a:graphic>
-                <wp14:sizeRelH relativeFrom="page">
-                  <wp14:pctWidth>0</wp14:pctWidth>
-                </wp14:sizeRelH>
-                <wp14:sizeRelV relativeFrom="page">
-                  <wp14:pctHeight>0</wp14:pctHeight>
-                </wp14:sizeRelV>
-              </wp:anchor>
-            </w:drawing>
-          </mc:Choice>
-          <mc:Fallback>
-            <w:pict>
-              <v:shape w14:anchorId="2D7A2C58" id="Freeform: Shape 3" o:spid="_x0000_s1026" style="position:absolute;margin-left:34.2pt;margin-top:29.2pt;width:543.6pt;height:.1pt;z-index:-251632640;visibility:visible;mso-wrap-style:square;mso-width-percent:0;mso-height-percent:0;mso-wrap-distance-left:0;mso-wrap-distance-top:0;mso-wrap-distance-right:0;mso-wrap-distance-bottom:0;mso-position-horizontal:absolute;mso-position-horizontal-relative:page;mso-position-vertical:absolute;mso-position-vertical-relative:text;mso-width-percent:0;mso-height-percent:0;mso-width-relative:page;mso-height-relative:page;v-text-anchor:top" coordsize="10872,1270" o:gfxdata="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" path="m,l10872,e" filled="f" strokecolor="#7e7e7e" strokeweight="1pt">
-                <v:path arrowok="t" o:connecttype="custom" o:connectlocs="0,0;6903720,0" o:connectangles="0,0"/>
-                <w10:wrap type="topAndBottom" anchorx="page"/>
-              </v:shape>
-            </w:pict>
-          </mc:Fallback>
-        </mc:AlternateContent>
-      </w:r>
-      <w:r>
-        <w:rPr>
-          <w:b/>
-          <w:bCs/>
-          <w:color w:val="0462C1"/>
-          <w:w w:val="105"/>
-        </w:rPr>
-        <w:t xml:space="preserve">Area of Expertise </w:t>
-      </w:r>
-    </w:p>
-    <w:p>
-      <w:pPr>
-        <w:pStyle w:val="ListParagraph"/>
-        <w:numPr>
-          <w:ilvl w:val="0"/>
-          <w:numId w:val="10"/>
-        </w:numPr>
-        <w:spacing w:before="10"/>
-        <w:jc w:val="both"/>
-        <w:rPr>
-          <w:bCs/>
-          <w:color w:val="384346"/>
-        </w:rPr>
-      </w:pPr>
-      <w:r>
-        <w:rPr>
-          <w:rFonts w:ascii="Arial" w:hAnsi="Arial"/>
-          <w:bCs/>
-          <w:color w:val="384346"/>
-          <w:sz w:val="21"/>
-          <w:lang w:val="en-IN"/>
-        </w:rPr>
-        <w:t>Programmer Analyst Trainee Cognizant</w:t>
-      </w:r>
-    </w:p>
-    <w:p>
-      <w:pPr>
         <w:pStyle w:val="ListParagraph"/>
         <w:spacing w:before="10"/>
         <w:ind w:left="720" w:firstLine="0"/>
-        <w:jc w:val="both"/>
-        <w:rPr>
-          <w:rFonts w:ascii="Arial" w:hAnsi="Arial"/>
-          <w:bCs/>
-          <w:i/>
-          <w:iCs/>
-          <w:color w:val="384346"/>
-          <w:sz w:val="18"/>
-          <w:szCs w:val="18"/>
-          <w:lang w:val="en-IN"/>
-        </w:rPr>
-      </w:pPr>
-      <w:r>
-        <w:rPr>
-          <w:rFonts w:ascii="Arial" w:hAnsi="Arial"/>
-          <w:bCs/>
-          <w:i/>
-          <w:iCs/>
-          <w:color w:val="384346"/>
-          <w:sz w:val="18"/>
-          <w:szCs w:val="18"/>
-          <w:lang w:val="en-IN"/>
-        </w:rPr>
-        <w:t xml:space="preserve"> (June 2025 -Present) </w:t>
-      </w:r>
-    </w:p>
-    <w:p>
-      <w:pPr>
-        <w:pStyle w:val="ListParagraph"/>
-        <w:spacing w:before="10"/>
-        <w:ind w:left="720" w:firstLine="0"/>
-        <w:jc w:val="both"/>
-        <w:rPr>
-          <w:rFonts w:ascii="Arial" w:hAnsi="Arial"/>
-          <w:bCs/>
-          <w:i/>
-          <w:iCs/>
-          <w:color w:val="384346"/>
-          <w:sz w:val="18"/>
-          <w:szCs w:val="18"/>
-          <w:lang w:val="en-IN"/>
-        </w:rPr>
-      </w:pPr>
-    </w:p>
-    <w:p>
-      <w:pPr>
-        <w:pStyle w:val="ListParagraph"/>
-        <w:spacing w:before="10"/>
-        <w:ind w:left="720" w:firstLine="0"/>
-        <w:jc w:val="both"/>
-        <w:rPr>
-          <w:rFonts w:ascii="Arial" w:hAnsi="Arial"/>
-          <w:bCs/>
-          <w:i/>
-          <w:iCs/>
-          <w:color w:val="384346"/>
-          <w:sz w:val="18"/>
-          <w:szCs w:val="18"/>
-          <w:lang w:val="en-IN"/>
-        </w:rPr>
-      </w:pPr>
-    </w:p>
-    <w:p>
-      <w:pPr>
-        <w:pStyle w:val="ListParagraph"/>
-        <w:spacing w:before="10"/>
-        <w:ind w:left="720" w:firstLine="0"/>
-        <w:jc w:val="both"/>
-        <w:rPr>
-          <w:rFonts w:ascii="Arial" w:hAnsi="Arial"/>
-          <w:bCs/>
-          <w:i/>
-          <w:iCs/>
-          <w:color w:val="384346"/>
-          <w:sz w:val="18"/>
-          <w:szCs w:val="18"/>
-          <w:lang w:val="en-IN"/>
-        </w:rPr>
-      </w:pPr>
-    </w:p>
-    <w:p>
-      <w:pPr>
-        <w:pStyle w:val="ListParagraph"/>
-        <w:spacing w:before="10"/>
-        <w:ind w:left="720" w:firstLine="0"/>
-        <w:jc w:val="both"/>
-        <w:rPr>
-          <w:rFonts w:ascii="Arial" w:hAnsi="Arial"/>
-          <w:bCs/>
-          <w:i/>
-          <w:iCs/>
-          <w:color w:val="384346"/>
-          <w:sz w:val="18"/>
-          <w:szCs w:val="18"/>
-          <w:lang w:val="en-IN"/>
-        </w:rPr>
-      </w:pPr>
-    </w:p>
-    <w:p>
-      <w:pPr>
-        <w:pStyle w:val="ListParagraph"/>
-        <w:spacing w:before="10"/>
-        <w:ind w:left="720" w:firstLine="0"/>
-        <w:jc w:val="both"/>
-        <w:rPr>
-          <w:rFonts w:ascii="Arial" w:hAnsi="Arial"/>
-          <w:bCs/>
-          <w:i/>
-          <w:iCs/>
-          <w:color w:val="384346"/>
-          <w:sz w:val="18"/>
-          <w:szCs w:val="18"/>
-          <w:lang w:val="en-IN"/>
-        </w:rPr>
-      </w:pPr>
-    </w:p>
-    <w:p>
-      <w:pPr>
-        <w:pStyle w:val="ListParagraph"/>
-        <w:spacing w:before="10"/>
-        <w:ind w:left="720" w:firstLine="0"/>
-        <w:jc w:val="both"/>
-        <w:rPr>
-          <w:rFonts w:ascii="Arial" w:hAnsi="Arial"/>
-          <w:bCs/>
-          <w:i/>
-          <w:iCs/>
-          <w:color w:val="384346"/>
-          <w:sz w:val="18"/>
-          <w:szCs w:val="18"/>
-          <w:lang w:val="en-IN"/>
-        </w:rPr>
-      </w:pPr>
-    </w:p>
-    <w:p>
-      <w:pPr>
-        <w:pStyle w:val="ListParagraph"/>
-        <w:spacing w:before="10"/>
-        <w:ind w:left="720" w:firstLine="0"/>
-        <w:rPr>
-          <w:rFonts w:ascii="Arial" w:hAnsi="Arial"/>
-          <w:bCs/>
-          <w:color w:val="384346"/>
-          <w:sz w:val="21"/>
-          <w:lang w:val="en-IN"/>
-        </w:rPr>
-      </w:pPr>
-    </w:p>
-    <w:p>
-      <w:pPr>
-        <w:pStyle w:val="ListParagraph"/>
-        <w:spacing w:before="10"/>
-        <w:ind w:left="720" w:firstLine="0"/>
-        <w:rPr>
-          <w:bCs/>
-          <w:color w:val="384346"/>
-        </w:rPr>
-      </w:pPr>
-    </w:p>
-    <w:p>
-      <w:pPr>
-        <w:pStyle w:val="ListParagraph"/>
-        <w:numPr>
-          <w:ilvl w:val="0"/>
-          <w:numId w:val="10"/>
-        </w:numPr>
-        <w:spacing w:before="10"/>
-        <w:rPr>
-          <w:bCs/>
-          <w:color w:val="384346"/>
-        </w:rPr>
-      </w:pPr>
-      <w:r>
-        <w:rPr>
-          <w:rFonts w:ascii="Arial" w:hAnsi="Arial"/>
-          <w:bCs/>
-          <w:color w:val="384346"/>
-          <w:sz w:val="21"/>
-          <w:lang w:val="en-IN"/>
-        </w:rPr>
-        <w:t>Working in the Accessibility domain, ensuring web and mobile applications comply with WCAG, ARIA, and iOS Accessibility standards.</w:t>
-      </w:r>
-    </w:p>
-    <w:p>
-      <w:pPr>
-        <w:pStyle w:val="ListParagraph"/>
-        <w:numPr>
-          <w:ilvl w:val="0"/>
-          <w:numId w:val="10"/>
-        </w:numPr>
-        <w:spacing w:before="10"/>
-        <w:rPr>
-          <w:bCs/>
-          <w:color w:val="384346"/>
-        </w:rPr>
-      </w:pPr>
-      <w:r>
-        <w:rPr>
-          <w:rFonts w:ascii="Arial" w:hAnsi="Arial"/>
-          <w:bCs/>
-          <w:color w:val="384346"/>
-          <w:sz w:val="21"/>
-          <w:lang w:val="en-IN"/>
-        </w:rPr>
-        <w:t>Implementing accessibility testing and remediation strategies to improve inclusivity</w:t>
-      </w:r>
+        <w:rPr>
+          <w:bCs/>
+          <w:color w:val="384346"/>
+        </w:rPr>
+      </w:pPr>
     </w:p>
     <w:p>
       <w:pPr>
@@ -1201,7 +803,7 @@
           <w:b/>
           <w:bCs/>
         </w:rPr>
-        <w:t>8</w:t>
+        <w:t>7</w:t>
       </w:r>
       <w:r>
         <w:rPr>
@@ -1249,15 +851,217 @@
         <w:t xml:space="preserve">           </w:t>
       </w:r>
       <w:r>
-        <w:t xml:space="preserve">Dec 2021 – </w:t>
+        <w:t>April</w:t>
+      </w:r>
+      <w:r>
+        <w:t xml:space="preserve"> 202</w:t>
+      </w:r>
+      <w:r>
+        <w:t>3</w:t>
+      </w:r>
+      <w:r>
+        <w:t xml:space="preserve"> – </w:t>
       </w:r>
       <w:r>
         <w:t>Jun</w:t>
       </w:r>
       <w:r>
-        <w:t xml:space="preserve"> 2025 </w:t>
+        <w:t xml:space="preserve"> 202</w:t>
+      </w:r>
+      <w:r>
+        <w:t>7</w:t>
       </w:r>
       <w:bookmarkStart w:id="0" w:name="_Hlk174643093"/>
+    </w:p>
+    <w:p>
+      <w:pPr>
+        <w:pStyle w:val="Heading2"/>
+        <w:jc w:val="both"/>
+        <w:rPr>
+          <w:color w:val="18273B"/>
+        </w:rPr>
+      </w:pPr>
+      <w:proofErr w:type="gramStart"/>
+      <w:r>
+        <w:rPr>
+          <w:color w:val="18273B"/>
+        </w:rPr>
+        <w:t>I</w:t>
+      </w:r>
+      <w:r>
+        <w:rPr>
+          <w:color w:val="18273B"/>
+        </w:rPr>
+        <w:t>ntermediate</w:t>
+      </w:r>
+      <w:r>
+        <w:rPr>
+          <w:color w:val="18273B"/>
+        </w:rPr>
+        <w:t>(</w:t>
+      </w:r>
+      <w:proofErr w:type="gramEnd"/>
+      <w:r>
+        <w:rPr>
+          <w:color w:val="18273B"/>
+        </w:rPr>
+        <w:t>MPC)</w:t>
+      </w:r>
+      <w:r>
+        <w:rPr>
+          <w:color w:val="18273B"/>
+        </w:rPr>
+        <w:t xml:space="preserve"> in  </w:t>
+      </w:r>
+    </w:p>
+    <w:p>
+      <w:pPr>
+        <w:jc w:val="both"/>
+      </w:pPr>
+      <w:r>
+        <w:rPr>
+          <w:b/>
+          <w:bCs/>
+        </w:rPr>
+        <w:t xml:space="preserve">Sri Chaitanya junior College </w:t>
+      </w:r>
+      <w:r>
+        <w:t xml:space="preserve">with </w:t>
+      </w:r>
+      <w:r>
+        <w:rPr>
+          <w:b/>
+          <w:bCs/>
+        </w:rPr>
+        <w:t>84.6%</w:t>
+      </w:r>
+      <w:r>
+        <w:rPr>
+          <w:b/>
+          <w:bCs/>
+        </w:rPr>
+        <w:t>.</w:t>
+      </w:r>
+      <w:r>
+        <w:rPr>
+          <w:b/>
+          <w:bCs/>
+        </w:rPr>
+        <w:t xml:space="preserve">                                               </w:t>
+      </w:r>
+      <w:r>
+        <w:rPr>
+          <w:b/>
+          <w:bCs/>
+        </w:rPr>
+        <w:t xml:space="preserve">  </w:t>
+      </w:r>
+      <w:r>
+        <w:t xml:space="preserve">                </w:t>
+      </w:r>
+      <w:r>
+        <w:t xml:space="preserve"> </w:t>
+      </w:r>
+      <w:r>
+        <w:t xml:space="preserve">                                           April 202</w:t>
+      </w:r>
+      <w:r>
+        <w:t>1</w:t>
+      </w:r>
+      <w:r>
+        <w:t xml:space="preserve"> – Jun 202</w:t>
+      </w:r>
+      <w:r>
+        <w:t>3</w:t>
+      </w:r>
+    </w:p>
+    <w:p>
+      <w:pPr>
+        <w:pStyle w:val="Heading2"/>
+        <w:jc w:val="both"/>
+        <w:rPr>
+          <w:color w:val="18273B"/>
+        </w:rPr>
+      </w:pPr>
+      <w:r>
+        <w:rPr>
+          <w:color w:val="18273B"/>
+        </w:rPr>
+        <w:t>SSC</w:t>
+      </w:r>
+      <w:r>
+        <w:rPr>
+          <w:color w:val="18273B"/>
+        </w:rPr>
+        <w:t xml:space="preserve"> in  </w:t>
+      </w:r>
+    </w:p>
+    <w:p>
+      <w:pPr>
+        <w:jc w:val="both"/>
+      </w:pPr>
+      <w:proofErr w:type="spellStart"/>
+      <w:r>
+        <w:rPr>
+          <w:b/>
+          <w:bCs/>
+        </w:rPr>
+        <w:t>Ushodaya</w:t>
+      </w:r>
+      <w:proofErr w:type="spellEnd"/>
+      <w:r>
+        <w:rPr>
+          <w:b/>
+          <w:bCs/>
+        </w:rPr>
+        <w:t xml:space="preserve"> English Medium School, </w:t>
+      </w:r>
+      <w:proofErr w:type="spellStart"/>
+      <w:proofErr w:type="gramStart"/>
+      <w:r>
+        <w:rPr>
+          <w:b/>
+          <w:bCs/>
+        </w:rPr>
+        <w:t>Chetana</w:t>
+      </w:r>
+      <w:r>
+        <w:rPr>
+          <w:b/>
+          <w:bCs/>
+        </w:rPr>
+        <w:t>,Chowdaram</w:t>
+      </w:r>
+      <w:proofErr w:type="spellEnd"/>
+      <w:proofErr w:type="gramEnd"/>
+      <w:r>
+        <w:t xml:space="preserve"> with </w:t>
+      </w:r>
+      <w:r>
+        <w:rPr>
+          <w:b/>
+          <w:bCs/>
+        </w:rPr>
+        <w:t xml:space="preserve">85%                                                        </w:t>
+      </w:r>
+      <w:r>
+        <w:t>April 202</w:t>
+      </w:r>
+      <w:r>
+        <w:t>0</w:t>
+      </w:r>
+      <w:r>
+        <w:t xml:space="preserve"> – </w:t>
+      </w:r>
+      <w:r>
+        <w:t>March</w:t>
+      </w:r>
+      <w:r>
+        <w:t xml:space="preserve"> 202</w:t>
+      </w:r>
+      <w:r>
+        <w:t>1</w:t>
+      </w:r>
     </w:p>
     <w:p>
       <w:pPr>
@@ -1394,7 +1198,7 @@
         <w:pStyle w:val="ListParagraph"/>
         <w:numPr>
           <w:ilvl w:val="0"/>
-          <w:numId w:val="1"/>
+          <w:numId w:val="11"/>
         </w:numPr>
         <w:tabs>
           <w:tab w:val="left" w:pos="860"/>
@@ -1486,28 +1290,7 @@
           <w:color w:val="384346"/>
           <w:sz w:val="21"/>
         </w:rPr>
-        <w:t>JavaScript</w:t>
-      </w:r>
-      <w:r>
-        <w:rPr>
-          <w:color w:val="384346"/>
-          <w:sz w:val="21"/>
-        </w:rPr>
-        <w:t xml:space="preserve">, </w:t>
-      </w:r>
-      <w:r>
-        <w:rPr>
-          <w:color w:val="384346"/>
-          <w:sz w:val="21"/>
-        </w:rPr>
-        <w:t>Accessibility</w:t>
-      </w:r>
-      <w:r>
-        <w:rPr>
-          <w:color w:val="384346"/>
-          <w:sz w:val="21"/>
-        </w:rPr>
-        <w:t xml:space="preserve"> </w:t>
+        <w:t xml:space="preserve">JavaScript </w:t>
       </w:r>
     </w:p>
     <w:p>
@@ -1515,7 +1298,7 @@
         <w:pStyle w:val="ListParagraph"/>
         <w:numPr>
           <w:ilvl w:val="0"/>
-          <w:numId w:val="1"/>
+          <w:numId w:val="11"/>
         </w:numPr>
         <w:tabs>
           <w:tab w:val="left" w:pos="860"/>
@@ -1542,42 +1325,21 @@
           <w:color w:val="384346"/>
           <w:sz w:val="21"/>
         </w:rPr>
-        <w:t xml:space="preserve"> </w:t>
+        <w:t xml:space="preserve"> Java, </w:t>
       </w:r>
       <w:r>
         <w:rPr>
           <w:color w:val="384346"/>
           <w:sz w:val="21"/>
         </w:rPr>
-        <w:t xml:space="preserve">Java, </w:t>
+        <w:t>OOPs</w:t>
       </w:r>
       <w:r>
         <w:rPr>
           <w:color w:val="384346"/>
           <w:sz w:val="21"/>
         </w:rPr>
-        <w:t xml:space="preserve">OOPs, </w:t>
-      </w:r>
-      <w:r>
-        <w:rPr>
-          <w:color w:val="384346"/>
-          <w:sz w:val="21"/>
-        </w:rPr>
-        <w:t>C#,</w:t>
-      </w:r>
-      <w:r>
-        <w:rPr>
-          <w:color w:val="384346"/>
-          <w:sz w:val="21"/>
-        </w:rPr>
-        <w:t xml:space="preserve"> Python, </w:t>
-      </w:r>
-      <w:r>
-        <w:rPr>
-          <w:color w:val="384346"/>
-          <w:sz w:val="21"/>
-        </w:rPr>
-        <w:t>C</w:t>
+        <w:t>, Python, Java Script</w:t>
       </w:r>
     </w:p>
     <w:p>
@@ -1585,7 +1347,7 @@
         <w:pStyle w:val="ListParagraph"/>
         <w:numPr>
           <w:ilvl w:val="0"/>
-          <w:numId w:val="1"/>
+          <w:numId w:val="11"/>
         </w:numPr>
         <w:tabs>
           <w:tab w:val="left" w:pos="860"/>
@@ -1622,138 +1384,8 @@
           <w:color w:val="384346"/>
           <w:sz w:val="21"/>
         </w:rPr>
-        <w:t xml:space="preserve">MySQL, </w:t>
-      </w:r>
-      <w:r>
-        <w:rPr>
-          <w:color w:val="384346"/>
-          <w:sz w:val="21"/>
-        </w:rPr>
-        <w:t>Oracle</w:t>
-      </w:r>
-      <w:r>
-        <w:rPr>
-          <w:color w:val="384346"/>
-          <w:sz w:val="21"/>
-        </w:rPr>
-        <w:t xml:space="preserve">, </w:t>
-      </w:r>
-      <w:r>
-        <w:rPr>
-          <w:color w:val="384346"/>
-          <w:sz w:val="21"/>
-        </w:rPr>
-        <w:t>MongoDB</w:t>
-      </w:r>
-    </w:p>
-    <w:p>
-      <w:pPr>
-        <w:pStyle w:val="ListParagraph"/>
-        <w:numPr>
-          <w:ilvl w:val="0"/>
-          <w:numId w:val="1"/>
-        </w:numPr>
-        <w:tabs>
-          <w:tab w:val="left" w:pos="860"/>
-          <w:tab w:val="left" w:pos="861"/>
-        </w:tabs>
-        <w:spacing w:before="1" w:line="256" w:lineRule="exact"/>
-        <w:jc w:val="both"/>
-        <w:rPr>
-          <w:rFonts w:ascii="Symbol" w:hAnsi="Symbol"/>
-          <w:sz w:val="21"/>
-        </w:rPr>
-      </w:pPr>
-      <w:r>
-        <w:rPr>
-          <w:rFonts w:ascii="Arial" w:hAnsi="Arial"/>
-          <w:b/>
-          <w:color w:val="384346"/>
-          <w:sz w:val="21"/>
-        </w:rPr>
-        <w:t>Frameworks:</w:t>
-      </w:r>
-      <w:r>
-        <w:rPr>
-          <w:rFonts w:ascii="Symbol" w:hAnsi="Symbol"/>
-          <w:sz w:val="21"/>
-        </w:rPr>
-        <w:t xml:space="preserve"> </w:t>
-      </w:r>
-      <w:r>
-        <w:rPr>
-          <w:color w:val="384346"/>
-          <w:sz w:val="21"/>
-        </w:rPr>
-        <w:t>ADO.Net</w:t>
-      </w:r>
-      <w:r>
-        <w:rPr>
-          <w:color w:val="384346"/>
-          <w:sz w:val="21"/>
-        </w:rPr>
-        <w:t>, React.Js</w:t>
-      </w:r>
-      <w:r>
-        <w:rPr>
-          <w:color w:val="384346"/>
-          <w:sz w:val="21"/>
-        </w:rPr>
-        <w:t xml:space="preserve">, Node.Js </w:t>
-      </w:r>
-    </w:p>
-    <w:p>
-      <w:pPr>
-        <w:pStyle w:val="ListParagraph"/>
-        <w:numPr>
-          <w:ilvl w:val="0"/>
-          <w:numId w:val="1"/>
-        </w:numPr>
-        <w:tabs>
-          <w:tab w:val="left" w:pos="860"/>
-          <w:tab w:val="left" w:pos="861"/>
-        </w:tabs>
-        <w:spacing w:before="1" w:line="256" w:lineRule="exact"/>
-        <w:jc w:val="both"/>
-        <w:rPr>
-          <w:rFonts w:ascii="Symbol" w:hAnsi="Symbol"/>
-          <w:sz w:val="21"/>
-        </w:rPr>
-      </w:pPr>
-      <w:r>
-        <w:rPr>
-          <w:rFonts w:ascii="Arial" w:hAnsi="Arial"/>
-          <w:b/>
-          <w:color w:val="384346"/>
-          <w:sz w:val="21"/>
-        </w:rPr>
-        <w:t xml:space="preserve">Soft Skills: </w:t>
-      </w:r>
-      <w:r>
-        <w:rPr>
-          <w:rFonts w:ascii="Arial" w:hAnsi="Arial"/>
-          <w:bCs/>
-          <w:color w:val="384346"/>
-          <w:sz w:val="21"/>
-        </w:rPr>
-        <w:t>Communication, Teamwork, Logical Thinking and Adaptability</w:t>
-      </w:r>
-    </w:p>
-    <w:p>
-      <w:pPr>
-        <w:pStyle w:val="ListParagraph"/>
-        <w:tabs>
-          <w:tab w:val="left" w:pos="860"/>
-          <w:tab w:val="left" w:pos="861"/>
-        </w:tabs>
-        <w:spacing w:before="1" w:line="256" w:lineRule="exact"/>
-        <w:ind w:firstLine="0"/>
-        <w:jc w:val="both"/>
-        <w:rPr>
-          <w:rFonts w:ascii="Symbol" w:hAnsi="Symbol"/>
-          <w:sz w:val="21"/>
-        </w:rPr>
-      </w:pPr>
+        <w:t>MySQL</w:t>
+      </w:r>
     </w:p>
     <w:bookmarkEnd w:id="0"/>
     <w:p>
@@ -1889,347 +1521,7 @@
     <w:p>
       <w:pPr>
         <w:pStyle w:val="BodyText"/>
-        <w:spacing w:before="94"/>
-        <w:ind w:right="286"/>
-        <w:jc w:val="both"/>
-        <w:rPr>
-          <w:rFonts w:ascii="Arial" w:hAnsi="Arial"/>
-          <w:b/>
-          <w:color w:val="384346"/>
-          <w:spacing w:val="-3"/>
-          <w:u w:val="single"/>
-        </w:rPr>
-      </w:pPr>
-      <w:r>
-        <w:rPr>
-          <w:rFonts w:ascii="Arial" w:hAnsi="Arial"/>
-          <w:b/>
-          <w:color w:val="384346"/>
-          <w:spacing w:val="-3"/>
-        </w:rPr>
-        <w:t xml:space="preserve">1. </w:t>
-      </w:r>
-      <w:r>
-        <w:rPr>
-          <w:rFonts w:ascii="Arial" w:hAnsi="Arial"/>
-          <w:b/>
-          <w:color w:val="384346"/>
-          <w:spacing w:val="-3"/>
-          <w:u w:val="single"/>
-        </w:rPr>
-        <w:t>INTELLIGENT FRAUD DETECTION FRAMEWORK - MULTIPARTICIPANT E-COMMERCE TRANSACTIONS</w:t>
-      </w:r>
-      <w:r>
-        <w:rPr>
-          <w:rFonts w:ascii="Arial" w:hAnsi="Arial"/>
-          <w:b/>
-          <w:color w:val="384346"/>
-          <w:spacing w:val="-3"/>
-          <w:u w:val="single"/>
-        </w:rPr>
-        <w:t>:</w:t>
-      </w:r>
-    </w:p>
-    <w:p>
-      <w:pPr>
-        <w:pStyle w:val="BodyText"/>
-        <w:spacing w:before="94"/>
-        <w:ind w:right="286"/>
-        <w:jc w:val="both"/>
-        <w:rPr>
-          <w:color w:val="384346"/>
-          <w:lang w:val="en-IN"/>
-        </w:rPr>
-      </w:pPr>
-      <w:r>
-        <w:rPr>
-          <w:b/>
-          <w:bCs/>
-          <w:color w:val="384346"/>
-          <w:lang w:val="en-IN"/>
-        </w:rPr>
-        <w:t>Technologies used:</w:t>
-      </w:r>
-      <w:r>
-        <w:rPr>
-          <w:color w:val="384346"/>
-          <w:lang w:val="en-IN"/>
-        </w:rPr>
-        <w:t xml:space="preserve"> </w:t>
-      </w:r>
-      <w:r>
-        <w:rPr>
-          <w:color w:val="384346"/>
-          <w:lang w:val="en-IN"/>
-        </w:rPr>
-        <w:t xml:space="preserve">                                                                                                                          </w:t>
-      </w:r>
-      <w:r>
-        <w:rPr>
-          <w:b/>
-          <w:bCs/>
-          <w:color w:val="384346"/>
-          <w:lang w:val="en-IN"/>
-        </w:rPr>
-        <w:t xml:space="preserve">Team size: 4                                                                                                  </w:t>
-      </w:r>
-    </w:p>
-    <w:p>
-      <w:pPr>
-        <w:pStyle w:val="BodyText"/>
-        <w:spacing w:before="94"/>
-        <w:ind w:right="286"/>
-        <w:jc w:val="both"/>
-        <w:rPr>
-          <w:b/>
-          <w:bCs/>
-          <w:color w:val="384346"/>
-          <w:lang w:val="en-IN"/>
-        </w:rPr>
-      </w:pPr>
-      <w:r>
-        <w:rPr>
-          <w:b/>
-          <w:bCs/>
-          <w:color w:val="384346"/>
-          <w:lang w:val="en-IN"/>
-        </w:rPr>
-        <w:t>Frontend</w:t>
-      </w:r>
-      <w:r>
-        <w:rPr>
-          <w:b/>
-          <w:bCs/>
-          <w:color w:val="384346"/>
-          <w:lang w:val="en-IN"/>
-        </w:rPr>
-        <w:t xml:space="preserve">: </w:t>
-      </w:r>
-      <w:r>
-        <w:rPr>
-          <w:color w:val="384346"/>
-          <w:lang w:val="en-IN"/>
-        </w:rPr>
-        <w:t>HTML,</w:t>
-      </w:r>
-      <w:r>
-        <w:rPr>
-          <w:color w:val="384346"/>
-          <w:lang w:val="en-IN"/>
-        </w:rPr>
-        <w:t xml:space="preserve"> </w:t>
-      </w:r>
-      <w:r>
-        <w:rPr>
-          <w:color w:val="384346"/>
-          <w:lang w:val="en-IN"/>
-        </w:rPr>
-        <w:t>CSS,</w:t>
-      </w:r>
-      <w:r>
-        <w:rPr>
-          <w:color w:val="384346"/>
-          <w:lang w:val="en-IN"/>
-        </w:rPr>
-        <w:t xml:space="preserve"> </w:t>
-      </w:r>
-      <w:r>
-        <w:rPr>
-          <w:color w:val="384346"/>
-          <w:lang w:val="en-IN"/>
-        </w:rPr>
-        <w:t>JS,</w:t>
-      </w:r>
-      <w:r>
-        <w:rPr>
-          <w:color w:val="384346"/>
-          <w:lang w:val="en-IN"/>
-        </w:rPr>
-        <w:t xml:space="preserve"> </w:t>
-      </w:r>
-      <w:r>
-        <w:rPr>
-          <w:color w:val="384346"/>
-          <w:lang w:val="en-IN"/>
-        </w:rPr>
-        <w:t>Boot Strap</w:t>
-      </w:r>
-      <w:r>
-        <w:rPr>
-          <w:b/>
-          <w:bCs/>
-          <w:color w:val="384346"/>
-          <w:lang w:val="en-IN"/>
-        </w:rPr>
-        <w:t xml:space="preserve"> </w:t>
-      </w:r>
-    </w:p>
-    <w:p>
-      <w:pPr>
-        <w:pStyle w:val="BodyText"/>
-        <w:spacing w:before="94"/>
-        <w:ind w:right="286"/>
-        <w:jc w:val="both"/>
-        <w:rPr>
-          <w:color w:val="384346"/>
-          <w:lang w:val="en-IN"/>
-        </w:rPr>
-      </w:pPr>
-      <w:r>
-        <w:rPr>
-          <w:b/>
-          <w:bCs/>
-          <w:color w:val="384346"/>
-          <w:lang w:val="en-IN"/>
-        </w:rPr>
-        <w:t>Backen</w:t>
-      </w:r>
-      <w:r>
-        <w:rPr>
-          <w:b/>
-          <w:bCs/>
-          <w:color w:val="384346"/>
-          <w:lang w:val="en-IN"/>
-        </w:rPr>
-        <w:t xml:space="preserve">d: </w:t>
-      </w:r>
-      <w:r>
-        <w:rPr>
-          <w:color w:val="384346"/>
-          <w:lang w:val="en-IN"/>
-        </w:rPr>
-        <w:t xml:space="preserve">Node.js </w:t>
-      </w:r>
-      <w:r>
-        <w:rPr>
-          <w:b/>
-          <w:bCs/>
-          <w:color w:val="384346"/>
-          <w:lang w:val="en-IN"/>
-        </w:rPr>
-        <w:t>D</w:t>
-      </w:r>
-      <w:r>
-        <w:rPr>
-          <w:b/>
-          <w:bCs/>
-          <w:color w:val="384346"/>
-          <w:lang w:val="en-IN"/>
-        </w:rPr>
-        <w:t>atabase</w:t>
-      </w:r>
-      <w:r>
-        <w:rPr>
-          <w:color w:val="384346"/>
-          <w:lang w:val="en-IN"/>
-        </w:rPr>
-        <w:t>:</w:t>
-      </w:r>
-      <w:r>
-        <w:rPr>
-          <w:color w:val="384346"/>
-          <w:lang w:val="en-IN"/>
-        </w:rPr>
-        <w:t xml:space="preserve"> </w:t>
-      </w:r>
-      <w:r>
-        <w:rPr>
-          <w:color w:val="384346"/>
-          <w:lang w:val="en-IN"/>
-        </w:rPr>
-        <w:t>SQ</w:t>
-      </w:r>
-      <w:r>
-        <w:rPr>
-          <w:color w:val="384346"/>
-          <w:lang w:val="en-IN"/>
-        </w:rPr>
-        <w:t>L</w:t>
-      </w:r>
-      <w:r>
-        <w:rPr>
-          <w:color w:val="384346"/>
-          <w:lang w:val="en-IN"/>
-        </w:rPr>
-        <w:t xml:space="preserve"> </w:t>
-      </w:r>
-    </w:p>
-    <w:p>
-      <w:pPr>
-        <w:pStyle w:val="BodyText"/>
-        <w:spacing w:before="94"/>
-        <w:ind w:right="286"/>
-        <w:jc w:val="both"/>
-        <w:rPr>
-          <w:color w:val="384346"/>
-          <w:lang w:val="en-IN"/>
-        </w:rPr>
-      </w:pPr>
-      <w:r>
-        <w:rPr>
-          <w:b/>
-          <w:bCs/>
-          <w:color w:val="384346"/>
-          <w:u w:val="single"/>
-          <w:lang w:val="en-IN"/>
-        </w:rPr>
-        <w:t>Description</w:t>
-      </w:r>
-      <w:r>
-        <w:rPr>
-          <w:b/>
-          <w:bCs/>
-          <w:color w:val="384346"/>
-          <w:lang w:val="en-IN"/>
-        </w:rPr>
-        <w:t>:</w:t>
-      </w:r>
-      <w:r>
-        <w:rPr>
-          <w:color w:val="384346"/>
-          <w:lang w:val="en-IN"/>
-        </w:rPr>
-        <w:t xml:space="preserve"> </w:t>
-      </w:r>
-    </w:p>
-    <w:p>
-      <w:pPr>
-        <w:pStyle w:val="BodyText"/>
-        <w:spacing w:before="94" w:line="276" w:lineRule="auto"/>
-        <w:ind w:right="286" w:firstLine="720"/>
-        <w:jc w:val="both"/>
-        <w:rPr>
-          <w:color w:val="384346"/>
-          <w:lang w:val="en-IN"/>
-        </w:rPr>
-      </w:pPr>
-      <w:r>
-        <w:rPr>
-          <w:color w:val="384346"/>
-          <w:lang w:val="en-IN"/>
-        </w:rPr>
-        <w:t xml:space="preserve">This project is a dynamic and scalable e-commerce web application that supports multiple user roles customers, vendors, and administrators. It aims to simulate a </w:t>
-      </w:r>
-      <w:r>
-        <w:rPr>
-          <w:color w:val="384346"/>
-          <w:lang w:val="en-IN"/>
-        </w:rPr>
-        <w:t>real-world</w:t>
-      </w:r>
-      <w:r>
-        <w:rPr>
-          <w:color w:val="384346"/>
-          <w:lang w:val="en-IN"/>
-        </w:rPr>
-        <w:t xml:space="preserve"> online marketplace where different participants can interact efficiently. Customers can explore products, place orders, and track deliveries. Vendors can register and manage their product listings, view orders, and monitor sales performance.</w:t>
-      </w:r>
-    </w:p>
-    <w:p>
-      <w:pPr>
-        <w:pStyle w:val="BodyText"/>
-        <w:spacing w:before="94" w:line="276" w:lineRule="auto"/>
-        <w:ind w:right="286" w:firstLine="720"/>
+        <w:spacing w:before="10"/>
         <w:jc w:val="both"/>
         <w:rPr>
           <w:color w:val="384346"/>
@@ -2247,8 +1539,6 @@
           <w:b/>
           <w:color w:val="384346"/>
           <w:spacing w:val="-3"/>
-          <w:u w:val="single"/>
-          <w:lang w:val="en-IN"/>
         </w:rPr>
       </w:pPr>
       <w:r>
@@ -2258,7 +1548,16 @@
           <w:color w:val="384346"/>
           <w:spacing w:val="-3"/>
         </w:rPr>
-        <w:t xml:space="preserve">2. </w:t>
+        <w:t>1.</w:t>
+      </w:r>
+      <w:r>
+        <w:rPr>
+          <w:rFonts w:ascii="Arial" w:hAnsi="Arial"/>
+          <w:b/>
+          <w:color w:val="384346"/>
+          <w:spacing w:val="-3"/>
+        </w:rPr>
+        <w:t xml:space="preserve"> </w:t>
       </w:r>
       <w:r>
         <w:rPr>
@@ -2267,511 +1566,19 @@
           <w:color w:val="384346"/>
           <w:spacing w:val="-3"/>
           <w:u w:val="single"/>
-          <w:lang w:val="en-IN"/>
-        </w:rPr>
-        <w:t>CIET: ELECTRONIC EXAMINATION MANAGEMENT SYSTEM</w:t>
-      </w:r>
-    </w:p>
-    <w:p>
-      <w:pPr>
-        <w:pStyle w:val="BodyText"/>
-        <w:spacing w:before="10"/>
-        <w:jc w:val="both"/>
-        <w:rPr>
-          <w:color w:val="384346"/>
-          <w:lang w:val="en-IN"/>
-        </w:rPr>
-      </w:pPr>
-      <w:r>
-        <w:rPr>
-          <w:b/>
-          <w:bCs/>
-          <w:color w:val="384346"/>
-          <w:lang w:val="en-IN"/>
-        </w:rPr>
-        <w:t xml:space="preserve">Mentor: </w:t>
-      </w:r>
-      <w:r>
-        <w:rPr>
-          <w:color w:val="384346"/>
-          <w:lang w:val="en-IN"/>
-        </w:rPr>
-        <w:t xml:space="preserve">Er Y V D Chandra Sekhar (Founder &amp; CEO, CS </w:t>
-      </w:r>
-      <w:r>
-        <w:rPr>
-          <w:color w:val="384346"/>
-          <w:lang w:val="en-IN"/>
-        </w:rPr>
-        <w:t>CODENZ).</w:t>
-      </w:r>
-      <w:r>
-        <w:rPr>
-          <w:color w:val="384346"/>
-          <w:lang w:val="en-IN"/>
-        </w:rPr>
-        <w:tab/>
-      </w:r>
-      <w:r>
-        <w:rPr>
-          <w:color w:val="384346"/>
-          <w:lang w:val="en-IN"/>
-        </w:rPr>
-        <w:t xml:space="preserve">           </w:t>
-      </w:r>
-      <w:r>
-        <w:rPr>
-          <w:color w:val="384346"/>
-          <w:lang w:val="en-IN"/>
-        </w:rPr>
-        <w:t xml:space="preserve">     </w:t>
-      </w:r>
-      <w:r>
-        <w:rPr>
-          <w:b/>
-          <w:bCs/>
-          <w:color w:val="384346"/>
-          <w:lang w:val="en-IN"/>
-        </w:rPr>
-        <w:t>Technologies used</w:t>
-      </w:r>
-      <w:r>
-        <w:rPr>
-          <w:b/>
-          <w:bCs/>
-          <w:color w:val="384346"/>
-          <w:lang w:val="en-IN"/>
-        </w:rPr>
-        <w:t>:</w:t>
-      </w:r>
-      <w:r>
-        <w:rPr>
-          <w:color w:val="384346"/>
-          <w:lang w:val="en-IN"/>
-        </w:rPr>
-        <w:t xml:space="preserve"> </w:t>
-      </w:r>
-      <w:r>
-        <w:rPr>
-          <w:color w:val="384346"/>
-          <w:lang w:val="en-IN"/>
-        </w:rPr>
-        <w:t>ADO.NET, C#</w:t>
-      </w:r>
-      <w:r>
-        <w:rPr>
-          <w:color w:val="384346"/>
-          <w:lang w:val="en-IN"/>
-        </w:rPr>
-        <w:t xml:space="preserve">      </w:t>
-      </w:r>
-    </w:p>
-    <w:p>
-      <w:pPr>
-        <w:pStyle w:val="BodyText"/>
-        <w:spacing w:before="10"/>
-        <w:jc w:val="both"/>
-        <w:rPr>
-          <w:b/>
-          <w:bCs/>
-          <w:color w:val="384346"/>
-          <w:lang w:val="en-IN"/>
-        </w:rPr>
-      </w:pPr>
-      <w:r>
-        <w:rPr>
-          <w:b/>
-          <w:bCs/>
-          <w:color w:val="384346"/>
-          <w:u w:val="single"/>
-          <w:lang w:val="en-IN"/>
-        </w:rPr>
-        <w:t>Description</w:t>
-      </w:r>
-      <w:r>
-        <w:rPr>
-          <w:b/>
-          <w:bCs/>
-          <w:color w:val="384346"/>
-          <w:lang w:val="en-IN"/>
-        </w:rPr>
-        <w:t>:</w:t>
-      </w:r>
-      <w:r>
-        <w:rPr>
-          <w:color w:val="384346"/>
-          <w:lang w:val="en-IN"/>
-        </w:rPr>
-        <w:t xml:space="preserve">  </w:t>
-      </w:r>
-      <w:r>
-        <w:rPr>
-          <w:color w:val="384346"/>
-          <w:lang w:val="en-IN"/>
-        </w:rPr>
-        <w:t xml:space="preserve">                                                                                                                                            </w:t>
-      </w:r>
-      <w:r>
-        <w:rPr>
-          <w:b/>
-          <w:bCs/>
-          <w:color w:val="384346"/>
-          <w:lang w:val="en-IN"/>
-        </w:rPr>
-        <w:t>Team Size :4</w:t>
-      </w:r>
-    </w:p>
-    <w:p>
-      <w:pPr>
-        <w:pStyle w:val="BodyText"/>
-        <w:spacing w:before="10"/>
-        <w:ind w:firstLine="720"/>
-        <w:jc w:val="both"/>
-        <w:rPr>
-          <w:color w:val="384346"/>
-          <w:lang w:val="en-IN"/>
-        </w:rPr>
-      </w:pPr>
-      <w:r>
-        <w:rPr>
-          <w:color w:val="384346"/>
-          <w:lang w:val="en-IN"/>
-        </w:rPr>
-        <w:t xml:space="preserve">The CIET-Electronic Examination Management System simplifies exam scheduling, administration, and grading while ensuring accurate record-keeping. With </w:t>
-      </w:r>
-      <w:r>
-        <w:rPr>
-          <w:color w:val="384346"/>
-          <w:lang w:val="en-IN"/>
-        </w:rPr>
-        <w:t>user friendly</w:t>
-      </w:r>
-      <w:r>
-        <w:rPr>
-          <w:color w:val="384346"/>
-          <w:lang w:val="en-IN"/>
-        </w:rPr>
-        <w:t xml:space="preserve"> tools, it helps faculty create and analyse exams effectively and provides students with a seamless experience, integrating automation to enhance efficiency, organization, and the overall examination process</w:t>
-      </w:r>
-      <w:r>
-        <w:rPr>
-          <w:color w:val="384346"/>
-          <w:lang w:val="en-IN"/>
-        </w:rPr>
-        <w:t>.</w:t>
-      </w:r>
-      <w:r>
-        <w:rPr>
-          <w:color w:val="384346"/>
-          <w:lang w:val="en-IN"/>
-        </w:rPr>
-        <w:t xml:space="preserve">   </w:t>
-      </w:r>
-    </w:p>
-    <w:p>
-      <w:pPr>
-        <w:pStyle w:val="BodyText"/>
-        <w:spacing w:before="10"/>
-        <w:ind w:firstLine="720"/>
-        <w:jc w:val="both"/>
-        <w:rPr>
-          <w:color w:val="384346"/>
-          <w:lang w:val="en-IN"/>
-        </w:rPr>
-      </w:pPr>
-    </w:p>
-    <w:p>
-      <w:pPr>
-        <w:pStyle w:val="BodyText"/>
-        <w:spacing w:before="10"/>
-        <w:jc w:val="both"/>
+        </w:rPr>
+        <w:t>SIMPLE CALCULATOR:</w:t>
+      </w:r>
+      <w:r>
         <w:rPr>
           <w:rFonts w:ascii="Arial" w:hAnsi="Arial"/>
           <w:b/>
           <w:color w:val="384346"/>
           <w:spacing w:val="-3"/>
-          <w:u w:val="single"/>
-          <w:lang w:val="en-IN"/>
-        </w:rPr>
-      </w:pPr>
-      <w:r>
-        <w:rPr>
-          <w:b/>
-          <w:bCs/>
-          <w:color w:val="384346"/>
-          <w:lang w:val="en-IN"/>
-        </w:rPr>
-        <w:t xml:space="preserve">3. </w:t>
-      </w:r>
-      <w:r>
-        <w:rPr>
-          <w:b/>
-          <w:bCs/>
-          <w:color w:val="384346"/>
-          <w:u w:val="single"/>
-          <w:lang w:val="en-IN"/>
-        </w:rPr>
-        <w:t>CIET: CAMPUS RECRUITMENT STEWARDSHIP</w:t>
-      </w:r>
-    </w:p>
-    <w:p>
-      <w:pPr>
-        <w:pStyle w:val="BodyText"/>
-        <w:spacing w:before="10"/>
-        <w:jc w:val="both"/>
-        <w:rPr>
-          <w:color w:val="384346"/>
-          <w:lang w:val="en-IN"/>
-        </w:rPr>
-      </w:pPr>
-      <w:r>
-        <w:rPr>
-          <w:b/>
-          <w:bCs/>
-          <w:color w:val="384346"/>
-          <w:lang w:val="en-IN"/>
-        </w:rPr>
-        <w:t xml:space="preserve">Mentor: </w:t>
-      </w:r>
-      <w:r>
-        <w:rPr>
-          <w:color w:val="384346"/>
-          <w:lang w:val="en-IN"/>
-        </w:rPr>
-        <w:t>Er Y V D Chandra Sekhar (Founder &amp; CEO, CS CODENZ)</w:t>
-      </w:r>
-      <w:r>
-        <w:rPr>
-          <w:color w:val="384346"/>
-          <w:lang w:val="en-IN"/>
-        </w:rPr>
-        <w:t xml:space="preserve">. </w:t>
-      </w:r>
-      <w:r>
-        <w:rPr>
-          <w:color w:val="384346"/>
-          <w:lang w:val="en-IN"/>
-        </w:rPr>
-        <w:t xml:space="preserve">                </w:t>
-      </w:r>
-      <w:r>
-        <w:rPr>
-          <w:color w:val="384346"/>
-          <w:lang w:val="en-IN"/>
-        </w:rPr>
-        <w:t xml:space="preserve">  </w:t>
-      </w:r>
-      <w:r>
-        <w:rPr>
-          <w:b/>
-          <w:bCs/>
-          <w:color w:val="384346"/>
-          <w:lang w:val="en-IN"/>
-        </w:rPr>
-        <w:t>Technologies used</w:t>
-      </w:r>
-      <w:r>
-        <w:rPr>
-          <w:b/>
-          <w:bCs/>
-          <w:color w:val="384346"/>
-          <w:lang w:val="en-IN"/>
-        </w:rPr>
-        <w:t>:</w:t>
-      </w:r>
-      <w:r>
-        <w:rPr>
-          <w:color w:val="384346"/>
-          <w:lang w:val="en-IN"/>
-        </w:rPr>
-        <w:t xml:space="preserve"> </w:t>
-      </w:r>
-      <w:r>
-        <w:rPr>
-          <w:color w:val="384346"/>
-          <w:lang w:val="en-IN"/>
-        </w:rPr>
-        <w:t xml:space="preserve">ADO.NET, C#  </w:t>
-      </w:r>
-    </w:p>
-    <w:p>
-      <w:pPr>
-        <w:pStyle w:val="BodyText"/>
-        <w:spacing w:before="10"/>
-        <w:jc w:val="both"/>
-        <w:rPr>
-          <w:b/>
-          <w:bCs/>
-          <w:color w:val="384346"/>
-          <w:lang w:val="en-IN"/>
-        </w:rPr>
-      </w:pPr>
-      <w:r>
-        <w:rPr>
-          <w:b/>
-          <w:bCs/>
-          <w:color w:val="384346"/>
-          <w:u w:val="single"/>
-          <w:lang w:val="en-IN"/>
-        </w:rPr>
-        <w:t>Description</w:t>
-      </w:r>
-      <w:r>
-        <w:rPr>
-          <w:b/>
-          <w:bCs/>
-          <w:color w:val="384346"/>
-          <w:lang w:val="en-IN"/>
-        </w:rPr>
-        <w:t>:</w:t>
-      </w:r>
-      <w:r>
-        <w:rPr>
-          <w:b/>
-          <w:bCs/>
-          <w:color w:val="384346"/>
-          <w:lang w:val="en-IN"/>
-        </w:rPr>
-        <w:t xml:space="preserve">   </w:t>
-      </w:r>
-      <w:r>
-        <w:rPr>
-          <w:color w:val="384346"/>
-          <w:lang w:val="en-IN"/>
-        </w:rPr>
-        <w:t xml:space="preserve">                                                                                                   </w:t>
-      </w:r>
-      <w:r>
-        <w:rPr>
-          <w:color w:val="384346"/>
-          <w:lang w:val="en-IN"/>
-        </w:rPr>
-        <w:t xml:space="preserve">      </w:t>
-      </w:r>
-      <w:r>
-        <w:rPr>
-          <w:color w:val="384346"/>
-          <w:lang w:val="en-IN"/>
-        </w:rPr>
-        <w:t xml:space="preserve">                                  </w:t>
-      </w:r>
-      <w:r>
-        <w:rPr>
-          <w:b/>
-          <w:bCs/>
-          <w:color w:val="384346"/>
-          <w:lang w:val="en-IN"/>
-        </w:rPr>
-        <w:t>Team Size :4</w:t>
-      </w:r>
-    </w:p>
-    <w:p>
-      <w:pPr>
-        <w:pStyle w:val="BodyText"/>
-        <w:spacing w:before="10"/>
-        <w:ind w:firstLine="720"/>
-        <w:jc w:val="both"/>
-        <w:rPr>
-          <w:color w:val="384346"/>
-          <w:lang w:val="en-IN"/>
-        </w:rPr>
-      </w:pPr>
-      <w:r>
-        <w:rPr>
-          <w:b/>
-          <w:bCs/>
-          <w:color w:val="384346"/>
-          <w:lang w:val="en-IN"/>
-        </w:rPr>
-        <w:t xml:space="preserve"> </w:t>
-      </w:r>
-      <w:r>
-        <w:rPr>
-          <w:color w:val="384346"/>
-          <w:lang w:val="en-IN"/>
-        </w:rPr>
-        <w:t>Campus Recruitment Stewardship focuses on managing the recruitment process for students, including coordinating with companies, scheduling interviews, and hosting job fairs. It aims to ensure smooth placements while fostering strong relationships between employers and educational institutions.</w:t>
-      </w:r>
-    </w:p>
-    <w:p>
-      <w:pPr>
-        <w:pStyle w:val="BodyText"/>
-        <w:spacing w:before="10"/>
-        <w:jc w:val="both"/>
-        <w:rPr>
-          <w:color w:val="384346"/>
-          <w:lang w:val="en-IN"/>
-        </w:rPr>
-      </w:pPr>
-      <w:r>
-        <w:rPr>
-          <w:color w:val="384346"/>
-          <w:lang w:val="en-IN"/>
-        </w:rPr>
-        <w:t xml:space="preserve">    </w:t>
-      </w:r>
-    </w:p>
-    <w:p>
-      <w:pPr>
-        <w:pStyle w:val="BodyText"/>
-        <w:spacing w:before="10"/>
-        <w:jc w:val="both"/>
-        <w:rPr>
-          <w:color w:val="384346"/>
-          <w:lang w:val="en-IN"/>
-        </w:rPr>
-      </w:pPr>
-    </w:p>
-    <w:p>
-      <w:pPr>
-        <w:pStyle w:val="BodyText"/>
-        <w:spacing w:before="10"/>
-        <w:jc w:val="both"/>
-        <w:rPr>
-          <w:rFonts w:ascii="Arial" w:hAnsi="Arial"/>
-          <w:b/>
-          <w:color w:val="384346"/>
-          <w:spacing w:val="-3"/>
-        </w:rPr>
-      </w:pPr>
-      <w:r>
-        <w:rPr>
-          <w:rFonts w:ascii="Arial" w:hAnsi="Arial"/>
-          <w:b/>
-          <w:color w:val="384346"/>
-          <w:spacing w:val="-3"/>
-        </w:rPr>
-        <w:t>4</w:t>
-      </w:r>
-      <w:r>
-        <w:rPr>
-          <w:rFonts w:ascii="Arial" w:hAnsi="Arial"/>
-          <w:b/>
-          <w:color w:val="384346"/>
-          <w:spacing w:val="-3"/>
-        </w:rPr>
-        <w:t xml:space="preserve">. </w:t>
-      </w:r>
-      <w:r>
-        <w:rPr>
-          <w:rFonts w:ascii="Arial" w:hAnsi="Arial"/>
-          <w:b/>
-          <w:color w:val="384346"/>
-          <w:spacing w:val="-3"/>
-          <w:u w:val="single"/>
-        </w:rPr>
-        <w:t>SIMPLE CALCULATOR:</w:t>
-      </w:r>
-      <w:r>
-        <w:rPr>
-          <w:rFonts w:ascii="Arial" w:hAnsi="Arial"/>
-          <w:b/>
-          <w:color w:val="384346"/>
-          <w:spacing w:val="-3"/>
         </w:rPr>
         <w:t xml:space="preserve"> |  </w:t>
       </w:r>
-      <w:hyperlink r:id="rId9" w:history="1">
+      <w:hyperlink r:id="rId8" w:history="1">
         <w:r>
           <w:rPr>
             <w:rStyle w:val="Hyperlink"/>
@@ -2919,7 +1726,16 @@
           <w:color w:val="384346"/>
           <w:lang w:val="en-IN"/>
         </w:rPr>
-        <w:t xml:space="preserve">5. </w:t>
+        <w:t>2</w:t>
+      </w:r>
+      <w:r>
+        <w:rPr>
+          <w:b/>
+          <w:bCs/>
+          <w:color w:val="384346"/>
+          <w:lang w:val="en-IN"/>
+        </w:rPr>
+        <w:t xml:space="preserve">. </w:t>
       </w:r>
       <w:r>
         <w:rPr>
@@ -2978,7 +1794,7 @@
         </w:rPr>
         <w:t xml:space="preserve"> |  </w:t>
       </w:r>
-      <w:hyperlink r:id="rId10" w:history="1">
+      <w:hyperlink r:id="rId9" w:history="1">
         <w:r>
           <w:rPr>
             <w:rStyle w:val="Hyperlink"/>
@@ -3092,263 +1908,59 @@
         <w:ind w:firstLine="720"/>
         <w:jc w:val="both"/>
         <w:rPr>
+          <w:b/>
+          <w:bCs/>
+        </w:rPr>
+      </w:pPr>
+      <w:r>
+        <w:rPr>
           <w:color w:val="384346"/>
           <w:lang w:val="en-IN"/>
         </w:rPr>
-      </w:pPr>
+        <w:t xml:space="preserve">A dynamic and responsive </w:t>
+      </w:r>
       <w:r>
         <w:rPr>
           <w:color w:val="384346"/>
           <w:lang w:val="en-IN"/>
         </w:rPr>
-        <w:t xml:space="preserve">A dynamic and responsive </w:t>
+        <w:t>analog</w:t>
       </w:r>
       <w:r>
         <w:rPr>
           <w:color w:val="384346"/>
           <w:lang w:val="en-IN"/>
         </w:rPr>
-        <w:t>analog</w:t>
+        <w:t>ue</w:t>
       </w:r>
       <w:r>
         <w:rPr>
           <w:color w:val="384346"/>
           <w:lang w:val="en-IN"/>
         </w:rPr>
-        <w:t>ue</w:t>
+        <w:t xml:space="preserve"> and digital clock web application developed using HTML, CSS, and JavaScript. The clock displays real-time updates with smooth needle animations for the </w:t>
       </w:r>
       <w:r>
         <w:rPr>
           <w:color w:val="384346"/>
           <w:lang w:val="en-IN"/>
         </w:rPr>
-        <w:t xml:space="preserve"> and digital clock web application developed using HTML, CSS, and JavaScript. The clock displays real-time updates with smooth needle animations for the </w:t>
+        <w:t>analogue</w:t>
       </w:r>
       <w:r>
         <w:rPr>
           <w:color w:val="384346"/>
           <w:lang w:val="en-IN"/>
         </w:rPr>
-        <w:t>analogue</w:t>
+        <w:t xml:space="preserve"> interface and precise digital time rendering. It features a toggleable dark and light theme, enhancing visual appeal and accessibility for diverse user preferences. The design is fully responsive, ensuring compatibility across desktops, tablets, and mobile devices. The application utilizes CSS transforms and transitions for a polished UI, while modular JavaScript functions handle time calculation and DOM manipulation</w:t>
       </w:r>
       <w:r>
         <w:rPr>
           <w:color w:val="384346"/>
           <w:lang w:val="en-IN"/>
         </w:rPr>
-        <w:t xml:space="preserve"> interface and precise digital time rendering. It features a toggleable dark and light theme, enhancing visual appeal and accessibility for diverse user preferences. The design is fully responsive, ensuring compatibility across desktops, tablets, and mobile devices. The application utilizes CSS transforms and transitions for a polished UI, while modular JavaScript functions handle time calculation and DOM manipulation</w:t>
-      </w:r>
-      <w:r>
-        <w:rPr>
-          <w:color w:val="384346"/>
-          <w:lang w:val="en-IN"/>
-        </w:rPr>
         <w:t>.</w:t>
       </w:r>
-    </w:p>
-    <w:p>
-      <w:pPr>
-        <w:pStyle w:val="Heading1"/>
-        <w:spacing w:before="244"/>
-        <w:ind w:left="0" w:right="1549"/>
-        <w:jc w:val="both"/>
-        <w:rPr>
-          <w:b/>
-          <w:bCs/>
-        </w:rPr>
-      </w:pPr>
-      <w:r>
-        <w:rPr>
-          <w:b/>
-          <w:bCs/>
-          <w:noProof/>
-        </w:rPr>
-        <mc:AlternateContent>
-          <mc:Choice Requires="wps">
-            <w:drawing>
-              <wp:anchor distT="0" distB="0" distL="0" distR="0" simplePos="0" relativeHeight="251675648" behindDoc="1" locked="0" layoutInCell="1" allowOverlap="1" wp14:anchorId="39561252" wp14:editId="3609B7BF">
-                <wp:simplePos x="0" y="0"/>
-                <wp:positionH relativeFrom="page">
-                  <wp:posOffset>434340</wp:posOffset>
-                </wp:positionH>
-                <wp:positionV relativeFrom="paragraph">
-                  <wp:posOffset>370840</wp:posOffset>
-                </wp:positionV>
-                <wp:extent cx="6903720" cy="1270"/>
-                <wp:effectExtent l="15240" t="13335" r="15240" b="13970"/>
-                <wp:wrapTopAndBottom/>
-                <wp:docPr id="1428101202" name="Freeform: Shape 1"/>
-                <wp:cNvGraphicFramePr>
-                  <a:graphicFrameLocks xmlns:a="http://schemas.openxmlformats.org/drawingml/2006/main"/>
-                </wp:cNvGraphicFramePr>
-                <a:graphic xmlns:a="http://schemas.openxmlformats.org/drawingml/2006/main">
-                  <a:graphicData uri="http://schemas.microsoft.com/office/word/2010/wordprocessingShape">
-                    <wps:wsp>
-                      <wps:cNvSpPr>
-                        <a:spLocks/>
-                      </wps:cNvSpPr>
-                      <wps:spPr bwMode="auto">
-                        <a:xfrm>
-                          <a:off x="0" y="0"/>
-                          <a:ext cx="6903720" cy="1270"/>
-                        </a:xfrm>
-                        <a:custGeom>
-                          <a:avLst/>
-                          <a:gdLst>
-                            <a:gd name="T0" fmla="+- 0 684 684"/>
-                            <a:gd name="T1" fmla="*/ T0 w 10872"/>
-                            <a:gd name="T2" fmla="+- 0 11556 684"/>
-                            <a:gd name="T3" fmla="*/ T2 w 10872"/>
-                          </a:gdLst>
-                          <a:ahLst/>
-                          <a:cxnLst>
-                            <a:cxn ang="0">
-                              <a:pos x="T1" y="0"/>
-                            </a:cxn>
-                            <a:cxn ang="0">
-                              <a:pos x="T3" y="0"/>
-                            </a:cxn>
-                          </a:cxnLst>
-                          <a:rect l="0" t="0" r="r" b="b"/>
-                          <a:pathLst>
-                            <a:path w="10872">
-                              <a:moveTo>
-                                <a:pt x="0" y="0"/>
-                              </a:moveTo>
-                              <a:lnTo>
-                                <a:pt x="10872" y="0"/>
-                              </a:lnTo>
-                            </a:path>
-                          </a:pathLst>
-                        </a:custGeom>
-                        <a:noFill/>
-                        <a:ln w="12700">
-                          <a:solidFill>
-                            <a:srgbClr val="7E7E7E"/>
-                          </a:solidFill>
-                          <a:prstDash val="solid"/>
-                          <a:round/>
-                          <a:headEnd/>
-                          <a:tailEnd/>
-                        </a:ln>
-                        <a:extLst>
-                          <a:ext uri="{909E8E84-426E-40DD-AFC4-6F175D3DCCD1}">
-                            <a14:hiddenFill xmlns:a14="http://schemas.microsoft.com/office/drawing/2010/main">
-                              <a:solidFill>
-                                <a:srgbClr val="FFFFFF"/>
-                              </a:solidFill>
-                            </a14:hiddenFill>
-                          </a:ext>
-                        </a:extLst>
-                      </wps:spPr>
-                      <wps:bodyPr rot="0" vert="horz" wrap="square" lIns="91440" tIns="45720" rIns="91440" bIns="45720" anchor="t" anchorCtr="0" upright="1">
-                        <a:noAutofit/>
-                      </wps:bodyPr>
-                    </wps:wsp>
-                  </a:graphicData>
-                </a:graphic>
-                <wp14:sizeRelH relativeFrom="page">
-                  <wp14:pctWidth>0</wp14:pctWidth>
-                </wp14:sizeRelH>
-                <wp14:sizeRelV relativeFrom="page">
-                  <wp14:pctHeight>0</wp14:pctHeight>
-                </wp14:sizeRelV>
-              </wp:anchor>
-            </w:drawing>
-          </mc:Choice>
-          <mc:Fallback>
-            <w:pict>
-              <v:shape w14:anchorId="183AB635" id="Freeform: Shape 1" o:spid="_x0000_s1026" style="position:absolute;margin-left:34.2pt;margin-top:29.2pt;width:543.6pt;height:.1pt;z-index:-251640832;visibility:visible;mso-wrap-style:square;mso-width-percent:0;mso-height-percent:0;mso-wrap-distance-left:0;mso-wrap-distance-top:0;mso-wrap-distance-right:0;mso-wrap-distance-bottom:0;mso-position-horizontal:absolute;mso-position-horizontal-relative:page;mso-position-vertical:absolute;mso-position-vertical-relative:text;mso-width-percent:0;mso-height-percent:0;mso-width-relative:page;mso-height-relative:page;v-text-anchor:top" coordsize="10872,1270" o:gfxdata="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" path="m,l10872,e" filled="f" strokecolor="#7e7e7e" strokeweight="1pt">
-                <v:path arrowok="t" o:connecttype="custom" o:connectlocs="0,0;6903720,0" o:connectangles="0,0"/>
-                <w10:wrap type="topAndBottom" anchorx="page"/>
-              </v:shape>
-            </w:pict>
-          </mc:Fallback>
-        </mc:AlternateContent>
-      </w:r>
-      <w:r>
-        <w:rPr>
-          <w:b/>
-          <w:bCs/>
-          <w:color w:val="0462C1"/>
-          <w:w w:val="105"/>
-        </w:rPr>
-        <w:t>Internships and Certifications</w:t>
-      </w:r>
-    </w:p>
-    <w:p>
-      <w:pPr>
-        <w:pStyle w:val="BodyText"/>
-        <w:numPr>
-          <w:ilvl w:val="0"/>
-          <w:numId w:val="7"/>
-        </w:numPr>
-        <w:spacing w:before="10"/>
-        <w:jc w:val="both"/>
-        <w:rPr>
-          <w:color w:val="384346"/>
-          <w:lang w:val="en-IN"/>
-        </w:rPr>
-      </w:pPr>
-      <w:r>
-        <w:rPr>
-          <w:color w:val="384346"/>
-        </w:rPr>
-        <w:t>ANDROID DEVELOPER VIRTUAL INTERSHIP by GOOGLE</w:t>
-      </w:r>
-    </w:p>
-    <w:p>
-      <w:pPr>
-        <w:pStyle w:val="BodyText"/>
-        <w:numPr>
-          <w:ilvl w:val="0"/>
-          <w:numId w:val="7"/>
-        </w:numPr>
-        <w:spacing w:before="10"/>
-        <w:jc w:val="both"/>
-        <w:rPr>
-          <w:color w:val="404040" w:themeColor="text1" w:themeTint="BF"/>
-        </w:rPr>
-      </w:pPr>
-      <w:r>
-        <w:rPr>
-          <w:color w:val="404040" w:themeColor="text1" w:themeTint="BF"/>
-          <w:lang w:val="en-IN"/>
-        </w:rPr>
-        <w:t xml:space="preserve">PYTHON Essentials 1 &amp; 2 by CISCO </w:t>
-      </w:r>
-    </w:p>
-    <w:p>
-      <w:pPr>
-        <w:pStyle w:val="BodyText"/>
-        <w:numPr>
-          <w:ilvl w:val="0"/>
-          <w:numId w:val="7"/>
-        </w:numPr>
-        <w:spacing w:before="10"/>
-        <w:jc w:val="both"/>
-        <w:rPr>
-          <w:color w:val="404040" w:themeColor="text1" w:themeTint="BF"/>
-        </w:rPr>
-      </w:pPr>
-      <w:r>
-        <w:rPr>
-          <w:color w:val="404040" w:themeColor="text1" w:themeTint="BF"/>
-          <w:lang w:val="en-IN"/>
-        </w:rPr>
-        <w:t>DATA ENGINEERING VIRTUAL INTERNSHIP supported by AWS academy</w:t>
-      </w:r>
-    </w:p>
-    <w:p>
-      <w:pPr>
-        <w:pStyle w:val="BodyText"/>
-        <w:spacing w:before="10"/>
-        <w:jc w:val="both"/>
-        <w:rPr>
-          <w:color w:val="384346"/>
-          <w:lang w:val="en-IN"/>
-        </w:rPr>
-      </w:pPr>
     </w:p>
     <w:p>
       <w:pPr>
@@ -3499,79 +2111,19 @@
         <w:spacing w:before="10"/>
         <w:jc w:val="both"/>
         <w:rPr>
-          <w:color w:val="404040" w:themeColor="text1" w:themeTint="BF"/>
-        </w:rPr>
-      </w:pPr>
-      <w:r>
-        <w:rPr>
-          <w:color w:val="404040" w:themeColor="text1" w:themeTint="BF"/>
-          <w:lang w:val="en-IN"/>
-        </w:rPr>
-        <w:t>Skilled in Microsoft Office Suite with a typing speed of 62 WPM and 97.8% accuracy</w:t>
-      </w:r>
-    </w:p>
-    <w:p>
-      <w:pPr>
-        <w:pStyle w:val="BodyText"/>
-        <w:numPr>
-          <w:ilvl w:val="0"/>
-          <w:numId w:val="2"/>
-        </w:numPr>
-        <w:spacing w:before="10"/>
-        <w:jc w:val="both"/>
-        <w:rPr>
-          <w:color w:val="404040" w:themeColor="text1" w:themeTint="BF"/>
-        </w:rPr>
-      </w:pPr>
-      <w:r>
-        <w:rPr>
-          <w:color w:val="404040" w:themeColor="text1" w:themeTint="BF"/>
-          <w:lang w:val="en-IN"/>
-        </w:rPr>
-        <w:t>Effective in both collaborative team environments and independent work settings.</w:t>
-      </w:r>
-    </w:p>
-    <w:p>
-      <w:pPr>
-        <w:pStyle w:val="BodyText"/>
-        <w:numPr>
-          <w:ilvl w:val="0"/>
-          <w:numId w:val="2"/>
-        </w:numPr>
-        <w:spacing w:before="10"/>
-        <w:jc w:val="both"/>
-        <w:rPr>
-          <w:color w:val="404040" w:themeColor="text1" w:themeTint="BF"/>
-        </w:rPr>
-      </w:pPr>
-      <w:r>
-        <w:rPr>
-          <w:color w:val="404040" w:themeColor="text1" w:themeTint="BF"/>
-          <w:lang w:val="en-IN"/>
-        </w:rPr>
-        <w:t>Dedicated to aligning individual responsibilities with the broader organizational goals.</w:t>
-      </w:r>
-    </w:p>
-    <w:p>
-      <w:pPr>
-        <w:pStyle w:val="BodyText"/>
-        <w:spacing w:before="10"/>
-        <w:ind w:left="720"/>
-        <w:jc w:val="both"/>
-      </w:pPr>
-    </w:p>
-    <w:p>
-      <w:pPr>
-        <w:pStyle w:val="BodyText"/>
-        <w:spacing w:before="10"/>
-        <w:ind w:left="720"/>
-        <w:jc w:val="both"/>
-        <w:rPr>
           <w:rStyle w:val="Strong"/>
           <w:b w:val="0"/>
           <w:bCs w:val="0"/>
-        </w:rPr>
-      </w:pPr>
+          <w:color w:val="404040" w:themeColor="text1" w:themeTint="BF"/>
+        </w:rPr>
+      </w:pPr>
+      <w:r>
+        <w:rPr>
+          <w:color w:val="404040" w:themeColor="text1" w:themeTint="BF"/>
+          <w:lang w:val="en-IN"/>
+        </w:rPr>
+        <w:t>Skilled in Microsoft Office Suite with a typing speed of 62 WPM and 97.8% accuracy</w:t>
+      </w:r>
     </w:p>
     <w:sectPr>
       <w:type w:val="continuous"/>
@@ -4578,6 +3130,119 @@
       <w:pPr>
         <w:ind w:left="6480" w:hanging="180"/>
       </w:pPr>
+    </w:lvl>
+  </w:abstractNum>
+  <w:abstractNum w:abstractNumId="9" w15:restartNumberingAfterBreak="0">
+    <w:nsid w:val="75BC744F"/>
+    <w:multiLevelType w:val="hybridMultilevel"/>
+    <w:tmpl w:val="8F982112"/>
+    <w:lvl w:ilvl="0" w:tplc="40090001">
+      <w:start w:val="1"/>
+      <w:numFmt w:val="bullet"/>
+      <w:lvlText w:val=""/>
+      <w:lvlJc w:val="left"/>
+      <w:pPr>
+        <w:ind w:left="720" w:hanging="360"/>
+      </w:pPr>
+      <w:rPr>
+        <w:rFonts w:ascii="Symbol" w:hAnsi="Symbol" w:hint="default"/>
+      </w:rPr>
+    </w:lvl>
+    <w:lvl w:ilvl="1" w:tplc="40090003" w:tentative="1">
+      <w:start w:val="1"/>
+      <w:numFmt w:val="bullet"/>
+      <w:lvlText w:val="o"/>
+      <w:lvlJc w:val="left"/>
+      <w:pPr>
+        <w:ind w:left="1440" w:hanging="360"/>
+      </w:pPr>
+      <w:rPr>
+        <w:rFonts w:ascii="Courier New" w:hAnsi="Courier New" w:cs="Courier New" w:hint="default"/>
+      </w:rPr>
+    </w:lvl>
+    <w:lvl w:ilvl="2" w:tplc="40090005" w:tentative="1">
+      <w:start w:val="1"/>
+      <w:numFmt w:val="bullet"/>
+      <w:lvlText w:val=""/>
+      <w:lvlJc w:val="left"/>
+      <w:pPr>
+        <w:ind w:left="2160" w:hanging="360"/>
+      </w:pPr>
+      <w:rPr>
+        <w:rFonts w:ascii="Wingdings" w:hAnsi="Wingdings" w:hint="default"/>
+      </w:rPr>
+    </w:lvl>
+    <w:lvl w:ilvl="3" w:tplc="40090001" w:tentative="1">
+      <w:start w:val="1"/>
+      <w:numFmt w:val="bullet"/>
+      <w:lvlText w:val=""/>
+      <w:lvlJc w:val="left"/>
+      <w:pPr>
+        <w:ind w:left="2880" w:hanging="360"/>
+      </w:pPr>
+      <w:rPr>
+        <w:rFonts w:ascii="Symbol" w:hAnsi="Symbol" w:hint="default"/>
+      </w:rPr>
+    </w:lvl>
+    <w:lvl w:ilvl="4" w:tplc="40090003" w:tentative="1">
+      <w:start w:val="1"/>
+      <w:numFmt w:val="bullet"/>
+      <w:lvlText w:val="o"/>
+      <w:lvlJc w:val="left"/>
+      <w:pPr>
+        <w:ind w:left="3600" w:hanging="360"/>
+      </w:pPr>
+      <w:rPr>
+        <w:rFonts w:ascii="Courier New" w:hAnsi="Courier New" w:cs="Courier New" w:hint="default"/>
+      </w:rPr>
+    </w:lvl>
+    <w:lvl w:ilvl="5" w:tplc="40090005" w:tentative="1">
+      <w:start w:val="1"/>
+      <w:numFmt w:val="bullet"/>
+      <w:lvlText w:val=""/>
+      <w:lvlJc w:val="left"/>
+      <w:pPr>
+        <w:ind w:left="4320" w:hanging="360"/>
+      </w:pPr>
+      <w:rPr>
+        <w:rFonts w:ascii="Wingdings" w:hAnsi="Wingdings" w:hint="default"/>
+      </w:rPr>
+    </w:lvl>
+    <w:lvl w:ilvl="6" w:tplc="40090001" w:tentative="1">
+      <w:start w:val="1"/>
+      <w:numFmt w:val="bullet"/>
+      <w:lvlText w:val=""/>
+      <w:lvlJc w:val="left"/>
+      <w:pPr>
+        <w:ind w:left="5040" w:hanging="360"/>
+      </w:pPr>
+      <w:rPr>
+        <w:rFonts w:ascii="Symbol" w:hAnsi="Symbol" w:hint="default"/>
+      </w:rPr>
+    </w:lvl>
+    <w:lvl w:ilvl="7" w:tplc="40090003" w:tentative="1">
+      <w:start w:val="1"/>
+      <w:numFmt w:val="bullet"/>
+      <w:lvlText w:val="o"/>
+      <w:lvlJc w:val="left"/>
+      <w:pPr>
+        <w:ind w:left="5760" w:hanging="360"/>
+      </w:pPr>
+      <w:rPr>
+        <w:rFonts w:ascii="Courier New" w:hAnsi="Courier New" w:cs="Courier New" w:hint="default"/>
+      </w:rPr>
+    </w:lvl>
+    <w:lvl w:ilvl="8" w:tplc="40090005" w:tentative="1">
+      <w:start w:val="1"/>
+      <w:numFmt w:val="bullet"/>
+      <w:lvlText w:val=""/>
+      <w:lvlJc w:val="left"/>
+      <w:pPr>
+        <w:ind w:left="6480" w:hanging="360"/>
+      </w:pPr>
+      <w:rPr>
+        <w:rFonts w:ascii="Wingdings" w:hAnsi="Wingdings" w:hint="default"/>
+      </w:rPr>
     </w:lvl>
   </w:abstractNum>
   <w:num w:numId="1" w16cid:durableId="312686745">
@@ -4609,6 +3274,9 @@
   </w:num>
   <w:num w:numId="10" w16cid:durableId="2047289903">
     <w:abstractNumId w:val="4"/>
+  </w:num>
+  <w:num w:numId="11" w16cid:durableId="177935010">
+    <w:abstractNumId w:val="9"/>
   </w:num>
 </w:numbering>
 </file>

--- a/OFF SAI KUMAR SEEPANA.docx
+++ b/OFF SAI KUMAR SEEPANA.docx
@@ -8,19 +8,39 @@
         <w:jc w:val="center"/>
         <w:rPr>
           <w:rFonts w:ascii="Copperplate Gothic Bold" w:hAnsi="Copperplate Gothic Bold" w:cs="Times New Roman"/>
-          <w:sz w:val="44"/>
-          <w:szCs w:val="44"/>
+          <w:sz w:val="40"/>
+          <w:szCs w:val="40"/>
           <w:lang w:val="en-US"/>
         </w:rPr>
       </w:pPr>
+      <w:proofErr w:type="spellStart"/>
       <w:r>
         <w:rPr>
           <w:rFonts w:ascii="Copperplate Gothic Bold" w:hAnsi="Copperplate Gothic Bold" w:cs="Times New Roman"/>
-          <w:sz w:val="44"/>
-          <w:szCs w:val="44"/>
+          <w:sz w:val="40"/>
+          <w:szCs w:val="40"/>
           <w:lang w:val="en-US"/>
         </w:rPr>
-        <w:t>Lakshmi Narayana Kotapati</w:t>
+        <w:t>S</w:t>
+      </w:r>
+      <w:r>
+        <w:rPr>
+          <w:rFonts w:ascii="Copperplate Gothic Bold" w:hAnsi="Copperplate Gothic Bold" w:cs="Times New Roman"/>
+          <w:sz w:val="40"/>
+          <w:szCs w:val="40"/>
+          <w:lang w:val="en-US"/>
+        </w:rPr>
+        <w:t>aheeth</w:t>
+      </w:r>
+      <w:proofErr w:type="spellEnd"/>
+      <w:r>
+        <w:rPr>
+          <w:rFonts w:ascii="Copperplate Gothic Bold" w:hAnsi="Copperplate Gothic Bold" w:cs="Times New Roman"/>
+          <w:sz w:val="40"/>
+          <w:szCs w:val="40"/>
+          <w:lang w:val="en-US"/>
+        </w:rPr>
+        <w:t xml:space="preserve"> Chandra Kummari</w:t>
       </w:r>
     </w:p>
     <w:p>
@@ -33,8 +53,6 @@
           <w:bCs/>
           <w:i w:val="0"/>
           <w:iCs w:val="0"/>
-          <w:sz w:val="24"/>
-          <w:szCs w:val="24"/>
           <w:lang w:val="en-US"/>
         </w:rPr>
       </w:pPr>
@@ -44,12 +62,10 @@
             <w:rStyle w:val="Hyperlink"/>
             <w:b/>
             <w:bCs/>
-            <w:sz w:val="24"/>
-            <w:szCs w:val="24"/>
             <w:u w:val="none"/>
             <w:lang w:val="en-US"/>
           </w:rPr>
-          <w:t>kotapatilakshminarayana09@gmail.com</w:t>
+          <w:t>kummarisaheethchandra@gmail.com</w:t>
         </w:r>
       </w:hyperlink>
       <w:r>
@@ -59,8 +75,6 @@
           <w:bCs/>
           <w:i w:val="0"/>
           <w:iCs w:val="0"/>
-          <w:sz w:val="24"/>
-          <w:szCs w:val="24"/>
           <w:lang w:val="en-US"/>
         </w:rPr>
         <w:t xml:space="preserve"> </w:t>
@@ -72,8 +86,6 @@
           <w:bCs/>
           <w:i w:val="0"/>
           <w:iCs w:val="0"/>
-          <w:sz w:val="24"/>
-          <w:szCs w:val="24"/>
           <w:lang w:val="en-US"/>
         </w:rPr>
         <w:t>|</w:t>
@@ -85,11 +97,9 @@
           <w:bCs/>
           <w:i w:val="0"/>
           <w:iCs w:val="0"/>
-          <w:sz w:val="24"/>
-          <w:szCs w:val="24"/>
           <w:lang w:val="en-US"/>
         </w:rPr>
-        <w:t>Guntur</w:t>
+        <w:t>Hyderabad</w:t>
       </w:r>
       <w:r>
         <w:rPr>
@@ -98,123 +108,68 @@
           <w:bCs/>
           <w:i w:val="0"/>
           <w:iCs w:val="0"/>
-          <w:sz w:val="24"/>
-          <w:szCs w:val="24"/>
           <w:lang w:val="en-US"/>
         </w:rPr>
-        <w:t>, AP, INDIA</w:t>
+        <w:t xml:space="preserve">, </w:t>
+      </w:r>
+      <w:r>
+        <w:rPr>
+          <w:rStyle w:val="IntenseEmphasis"/>
+          <w:b/>
+          <w:bCs/>
+          <w:i w:val="0"/>
+          <w:iCs w:val="0"/>
+          <w:lang w:val="en-US"/>
+        </w:rPr>
+        <w:t>T</w:t>
+      </w:r>
+      <w:r>
+        <w:rPr>
+          <w:rStyle w:val="IntenseEmphasis"/>
+          <w:b/>
+          <w:bCs/>
+          <w:i w:val="0"/>
+          <w:iCs w:val="0"/>
+          <w:lang w:val="en-US"/>
+        </w:rPr>
+        <w:t>G</w:t>
+      </w:r>
+      <w:r>
+        <w:rPr>
+          <w:rStyle w:val="IntenseEmphasis"/>
+          <w:b/>
+          <w:bCs/>
+          <w:i w:val="0"/>
+          <w:iCs w:val="0"/>
+          <w:lang w:val="en-US"/>
+        </w:rPr>
+        <w:t>, INDIA</w:t>
+      </w:r>
+      <w:r>
+        <w:rPr>
+          <w:rStyle w:val="IntenseEmphasis"/>
+          <w:b/>
+          <w:bCs/>
+          <w:i w:val="0"/>
+          <w:iCs w:val="0"/>
+          <w:lang w:val="en-US"/>
+        </w:rPr>
+        <w:t xml:space="preserve"> |</w:t>
+      </w:r>
+      <w:r>
+        <w:rPr>
+          <w:rStyle w:val="IntenseEmphasis"/>
+          <w:b/>
+          <w:bCs/>
+          <w:i w:val="0"/>
+          <w:iCs w:val="0"/>
+          <w:lang w:val="en-US"/>
+        </w:rPr>
+        <w:t xml:space="preserve"> +91 81860 59640</w:t>
       </w:r>
     </w:p>
     <w:p>
       <w:pPr>
-        <w:spacing w:line="192" w:lineRule="auto"/>
-        <w:jc w:val="center"/>
-        <w:rPr>
-          <w:rStyle w:val="IntenseEmphasis"/>
-          <w:b/>
-          <w:bCs/>
-          <w:i w:val="0"/>
-          <w:iCs w:val="0"/>
-          <w:sz w:val="24"/>
-          <w:szCs w:val="24"/>
-          <w:lang w:val="en-US"/>
-        </w:rPr>
-      </w:pPr>
-      <w:r>
-        <w:rPr>
-          <w:rStyle w:val="IntenseEmphasis"/>
-          <w:b/>
-          <w:bCs/>
-          <w:i w:val="0"/>
-          <w:iCs w:val="0"/>
-          <w:sz w:val="24"/>
-          <w:szCs w:val="24"/>
-          <w:lang w:val="en-US"/>
-        </w:rPr>
-        <w:t xml:space="preserve">+91 </w:t>
-      </w:r>
-      <w:r>
-        <w:rPr>
-          <w:rStyle w:val="IntenseEmphasis"/>
-          <w:b/>
-          <w:bCs/>
-          <w:i w:val="0"/>
-          <w:iCs w:val="0"/>
-          <w:sz w:val="24"/>
-          <w:szCs w:val="24"/>
-          <w:lang w:val="en-US"/>
-        </w:rPr>
-        <w:t>77948 87580</w:t>
-      </w:r>
-      <w:r>
-        <w:rPr>
-          <w:rStyle w:val="IntenseEmphasis"/>
-          <w:b/>
-          <w:bCs/>
-          <w:i w:val="0"/>
-          <w:iCs w:val="0"/>
-          <w:sz w:val="24"/>
-          <w:szCs w:val="24"/>
-          <w:lang w:val="en-US"/>
-        </w:rPr>
-        <w:t xml:space="preserve"> | </w:t>
-      </w:r>
-      <w:hyperlink r:id="rId6" w:history="1">
-        <w:r>
-          <w:rPr>
-            <w:rStyle w:val="Hyperlink"/>
-            <w:b/>
-            <w:bCs/>
-            <w:sz w:val="24"/>
-            <w:szCs w:val="24"/>
-            <w:u w:val="none"/>
-            <w:lang w:val="en-US"/>
-          </w:rPr>
-          <w:t>GitHu</w:t>
-        </w:r>
-        <w:r>
-          <w:rPr>
-            <w:rStyle w:val="Hyperlink"/>
-            <w:b/>
-            <w:bCs/>
-            <w:sz w:val="24"/>
-            <w:szCs w:val="24"/>
-            <w:u w:val="none"/>
-            <w:lang w:val="en-US"/>
-          </w:rPr>
-          <w:t>b</w:t>
-        </w:r>
-      </w:hyperlink>
-      <w:r>
-        <w:rPr>
-          <w:rStyle w:val="IntenseEmphasis"/>
-          <w:b/>
-          <w:bCs/>
-          <w:i w:val="0"/>
-          <w:iCs w:val="0"/>
-          <w:sz w:val="24"/>
-          <w:szCs w:val="24"/>
-          <w:lang w:val="en-US"/>
-        </w:rPr>
-        <w:t xml:space="preserve"> | </w:t>
-      </w:r>
-      <w:hyperlink r:id="rId7" w:history="1">
-        <w:r>
-          <w:rPr>
-            <w:rStyle w:val="Hyperlink"/>
-            <w:b/>
-            <w:bCs/>
-            <w:sz w:val="24"/>
-            <w:szCs w:val="24"/>
-            <w:u w:val="none"/>
-            <w:lang w:val="en-US"/>
-          </w:rPr>
-          <w:t>LinkedIn</w:t>
-        </w:r>
-      </w:hyperlink>
-    </w:p>
-    <w:p>
-      <w:pPr>
         <w:spacing w:after="0" w:line="240" w:lineRule="auto"/>
         <w:jc w:val="both"/>
         <w:rPr>
@@ -222,8 +177,8 @@
           <w:bCs/>
           <w:color w:val="0462C1"/>
           <w:w w:val="105"/>
-          <w:sz w:val="32"/>
-          <w:szCs w:val="32"/>
+          <w:sz w:val="28"/>
+          <w:szCs w:val="28"/>
         </w:rPr>
       </w:pPr>
       <w:r>
@@ -231,22 +186,22 @@
           <w:b/>
           <w:bCs/>
           <w:noProof/>
-          <w:sz w:val="32"/>
-          <w:szCs w:val="32"/>
+          <w:sz w:val="28"/>
+          <w:szCs w:val="28"/>
         </w:rPr>
         <mc:AlternateContent>
           <mc:Choice Requires="wps">
             <w:drawing>
-              <wp:anchor distT="0" distB="0" distL="0" distR="0" simplePos="0" relativeHeight="251659264" behindDoc="1" locked="0" layoutInCell="1" allowOverlap="1" wp14:anchorId="13CB4349" wp14:editId="3A512948">
+              <wp:anchor distT="0" distB="0" distL="0" distR="0" simplePos="0" relativeHeight="251659264" behindDoc="1" locked="0" layoutInCell="1" allowOverlap="1" wp14:anchorId="13CB4349" wp14:editId="0675493F">
                 <wp:simplePos x="0" y="0"/>
-                <wp:positionH relativeFrom="page">
-                  <wp:posOffset>434340</wp:posOffset>
+                <wp:positionH relativeFrom="margin">
+                  <wp:align>center</wp:align>
                 </wp:positionH>
                 <wp:positionV relativeFrom="paragraph">
-                  <wp:posOffset>370840</wp:posOffset>
+                  <wp:posOffset>264795</wp:posOffset>
                 </wp:positionV>
                 <wp:extent cx="6903720" cy="1270"/>
-                <wp:effectExtent l="15240" t="13335" r="15240" b="13970"/>
+                <wp:effectExtent l="0" t="0" r="0" b="0"/>
                 <wp:wrapTopAndBottom/>
                 <wp:docPr id="37978792" name="Freeform: Shape 1"/>
                 <wp:cNvGraphicFramePr>
@@ -329,9 +284,9 @@
           </mc:Choice>
           <mc:Fallback>
             <w:pict>
-              <v:shape w14:anchorId="5D0CF74A" id="Freeform: Shape 1" o:spid="_x0000_s1026" style="position:absolute;margin-left:34.2pt;margin-top:29.2pt;width:543.6pt;height:.1pt;z-index:-251657216;visibility:visible;mso-wrap-style:square;mso-width-percent:0;mso-height-percent:0;mso-wrap-distance-left:0;mso-wrap-distance-top:0;mso-wrap-distance-right:0;mso-wrap-distance-bottom:0;mso-position-horizontal:absolute;mso-position-horizontal-relative:page;mso-position-vertical:absolute;mso-position-vertical-relative:text;mso-width-percent:0;mso-height-percent:0;mso-width-relative:page;mso-height-relative:page;v-text-anchor:top" coordsize="10872,1270" o:gfxdata="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" path="m,l10872,e" filled="f" strokecolor="#7e7e7e" strokeweight="1pt">
+              <v:shape w14:anchorId="1F5BC243" id="Freeform: Shape 1" o:spid="_x0000_s1026" style="position:absolute;margin-left:0;margin-top:20.85pt;width:543.6pt;height:.1pt;z-index:-251657216;visibility:visible;mso-wrap-style:square;mso-width-percent:0;mso-height-percent:0;mso-wrap-distance-left:0;mso-wrap-distance-top:0;mso-wrap-distance-right:0;mso-wrap-distance-bottom:0;mso-position-horizontal:center;mso-position-horizontal-relative:margin;mso-position-vertical:absolute;mso-position-vertical-relative:text;mso-width-percent:0;mso-height-percent:0;mso-width-relative:page;mso-height-relative:page;v-text-anchor:top" coordsize="10872,1270" o:gfxdata="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" path="m,l10872,e" filled="f" strokecolor="#7e7e7e" strokeweight="1pt">
                 <v:path arrowok="t" o:connecttype="custom" o:connectlocs="0,0;6903720,0" o:connectangles="0,0"/>
-                <w10:wrap type="topAndBottom" anchorx="page"/>
+                <w10:wrap type="topAndBottom" anchorx="margin"/>
               </v:shape>
             </w:pict>
           </mc:Fallback>
@@ -343,8 +298,8 @@
           <w:bCs/>
           <w:color w:val="0462C1"/>
           <w:w w:val="105"/>
-          <w:sz w:val="32"/>
-          <w:szCs w:val="32"/>
+          <w:sz w:val="28"/>
+          <w:szCs w:val="28"/>
         </w:rPr>
         <w:t>C</w:t>
       </w:r>
@@ -354,15 +309,26 @@
           <w:bCs/>
           <w:color w:val="0462C1"/>
           <w:w w:val="105"/>
-          <w:sz w:val="32"/>
-          <w:szCs w:val="32"/>
+          <w:sz w:val="28"/>
+          <w:szCs w:val="28"/>
         </w:rPr>
         <w:t xml:space="preserve">areer Objective </w:t>
       </w:r>
     </w:p>
     <w:p>
-      <w:r>
-        <w:t>Motivated and detail-oriented Computer Science student specializing in Artificial Intelligence and Machine Learning, seeking an entry-level opportunity to apply my technical skills, learn from industry professionals, and contribute to innovative AI-driven solutions.</w:t>
+      <w:pPr>
+        <w:jc w:val="both"/>
+        <w:rPr>
+          <w:sz w:val="20"/>
+          <w:szCs w:val="20"/>
+        </w:rPr>
+      </w:pPr>
+      <w:r>
+        <w:rPr>
+          <w:sz w:val="20"/>
+          <w:szCs w:val="20"/>
+        </w:rPr>
+        <w:t>Enthusiastic and self-motivated fresher seeking an entry-level opportunity in the IT industry to apply my skills in programming, web development, and databases, while gaining practical experience and contributing to organizational growth.</w:t>
       </w:r>
     </w:p>
     <w:p>
@@ -374,6 +340,8 @@
         <w:rPr>
           <w:b/>
           <w:bCs/>
+          <w:sz w:val="22"/>
+          <w:szCs w:val="22"/>
         </w:rPr>
       </w:pPr>
       <w:r>
@@ -381,20 +349,22 @@
           <w:b/>
           <w:bCs/>
           <w:noProof/>
+          <w:sz w:val="22"/>
+          <w:szCs w:val="22"/>
         </w:rPr>
         <mc:AlternateContent>
           <mc:Choice Requires="wps">
             <w:drawing>
-              <wp:anchor distT="0" distB="0" distL="0" distR="0" simplePos="0" relativeHeight="251681792" behindDoc="1" locked="0" layoutInCell="1" allowOverlap="1" wp14:anchorId="1CA61644" wp14:editId="2AB0F55D">
+              <wp:anchor distT="0" distB="0" distL="0" distR="0" simplePos="0" relativeHeight="251681792" behindDoc="1" locked="0" layoutInCell="1" allowOverlap="1" wp14:anchorId="1CA61644" wp14:editId="557414F0">
                 <wp:simplePos x="0" y="0"/>
-                <wp:positionH relativeFrom="page">
-                  <wp:posOffset>434340</wp:posOffset>
+                <wp:positionH relativeFrom="margin">
+                  <wp:align>center</wp:align>
                 </wp:positionH>
                 <wp:positionV relativeFrom="paragraph">
-                  <wp:posOffset>370840</wp:posOffset>
+                  <wp:posOffset>280035</wp:posOffset>
                 </wp:positionV>
                 <wp:extent cx="6903720" cy="1270"/>
-                <wp:effectExtent l="15240" t="13335" r="15240" b="13970"/>
+                <wp:effectExtent l="0" t="0" r="0" b="0"/>
                 <wp:wrapTopAndBottom/>
                 <wp:docPr id="1676435730" name="Freeform: Shape 3"/>
                 <wp:cNvGraphicFramePr>
@@ -477,9 +447,9 @@
           </mc:Choice>
           <mc:Fallback>
             <w:pict>
-              <v:shape w14:anchorId="549629CF" id="Freeform: Shape 3" o:spid="_x0000_s1026" style="position:absolute;margin-left:34.2pt;margin-top:29.2pt;width:543.6pt;height:.1pt;z-index:-251634688;visibility:visible;mso-wrap-style:square;mso-width-percent:0;mso-height-percent:0;mso-wrap-distance-left:0;mso-wrap-distance-top:0;mso-wrap-distance-right:0;mso-wrap-distance-bottom:0;mso-position-horizontal:absolute;mso-position-horizontal-relative:page;mso-position-vertical:absolute;mso-position-vertical-relative:text;mso-width-percent:0;mso-height-percent:0;mso-width-relative:page;mso-height-relative:page;v-text-anchor:top" coordsize="10872,1270" o:gfxdata="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" path="m,l10872,e" filled="f" strokecolor="#7e7e7e" strokeweight="1pt">
+              <v:shape w14:anchorId="28AF4D6B" id="Freeform: Shape 3" o:spid="_x0000_s1026" style="position:absolute;margin-left:0;margin-top:22.05pt;width:543.6pt;height:.1pt;z-index:-251634688;visibility:visible;mso-wrap-style:square;mso-width-percent:0;mso-height-percent:0;mso-wrap-distance-left:0;mso-wrap-distance-top:0;mso-wrap-distance-right:0;mso-wrap-distance-bottom:0;mso-position-horizontal:center;mso-position-horizontal-relative:margin;mso-position-vertical:absolute;mso-position-vertical-relative:text;mso-width-percent:0;mso-height-percent:0;mso-width-relative:page;mso-height-relative:page;v-text-anchor:top" coordsize="10872,1270" o:gfxdata="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" path="m,l10872,e" filled="f" strokecolor="#7e7e7e" strokeweight="1pt">
                 <v:path arrowok="t" o:connecttype="custom" o:connectlocs="0,0;6903720,0" o:connectangles="0,0"/>
-                <w10:wrap type="topAndBottom" anchorx="page"/>
+                <w10:wrap type="topAndBottom" anchorx="margin"/>
               </v:shape>
             </w:pict>
           </mc:Fallback>
@@ -491,6 +461,8 @@
           <w:bCs/>
           <w:color w:val="0462C1"/>
           <w:w w:val="105"/>
+          <w:sz w:val="22"/>
+          <w:szCs w:val="22"/>
         </w:rPr>
         <w:t xml:space="preserve">Area of Expertise </w:t>
       </w:r>
@@ -505,19 +477,20 @@
         <w:spacing w:before="10"/>
         <w:jc w:val="both"/>
         <w:rPr>
+          <w:rFonts w:ascii="Arial" w:hAnsi="Arial"/>
           <w:bCs/>
           <w:color w:val="384346"/>
-        </w:rPr>
-      </w:pPr>
-      <w:r>
-        <w:rPr>
-          <w:rFonts w:ascii="Arial" w:hAnsi="Arial"/>
-          <w:bCs/>
-          <w:color w:val="384346"/>
-          <w:sz w:val="21"/>
-        </w:rPr>
-        <w:t>Web Development</w:t>
-      </w:r>
+          <w:sz w:val="20"/>
+          <w:szCs w:val="20"/>
+        </w:rPr>
+        <w:sectPr>
+          <w:type w:val="continuous"/>
+          <w:pgSz w:w="12240" w:h="15840"/>
+          <w:pgMar w:top="720" w:right="720" w:bottom="720" w:left="720" w:header="720" w:footer="720" w:gutter="0"/>
+          <w:cols w:space="720"/>
+          <w:docGrid w:linePitch="299"/>
+        </w:sectPr>
+      </w:pPr>
     </w:p>
     <w:p>
       <w:pPr>
@@ -531,6 +504,8 @@
         <w:rPr>
           <w:bCs/>
           <w:color w:val="384346"/>
+          <w:sz w:val="20"/>
+          <w:szCs w:val="20"/>
         </w:rPr>
       </w:pPr>
       <w:r>
@@ -538,18 +513,10 @@
           <w:rFonts w:ascii="Arial" w:hAnsi="Arial"/>
           <w:bCs/>
           <w:color w:val="384346"/>
-          <w:sz w:val="21"/>
-        </w:rPr>
-        <w:t>Python Developer</w:t>
-      </w:r>
-      <w:r>
-        <w:rPr>
-          <w:rFonts w:ascii="Arial" w:hAnsi="Arial"/>
-          <w:bCs/>
-          <w:color w:val="384346"/>
-          <w:sz w:val="21"/>
-        </w:rPr>
-        <w:t xml:space="preserve"> </w:t>
+          <w:sz w:val="20"/>
+          <w:szCs w:val="20"/>
+        </w:rPr>
+        <w:t>Web Development</w:t>
       </w:r>
     </w:p>
     <w:p>
@@ -564,6 +531,8 @@
         <w:rPr>
           <w:bCs/>
           <w:color w:val="384346"/>
+          <w:sz w:val="20"/>
+          <w:szCs w:val="20"/>
         </w:rPr>
       </w:pPr>
       <w:r>
@@ -571,49 +540,96 @@
           <w:rFonts w:ascii="Arial" w:hAnsi="Arial"/>
           <w:bCs/>
           <w:color w:val="384346"/>
-          <w:sz w:val="21"/>
+          <w:sz w:val="20"/>
+          <w:szCs w:val="20"/>
         </w:rPr>
         <w:t xml:space="preserve">Data Structures &amp; Algorithms </w:t>
       </w:r>
     </w:p>
     <w:p>
       <w:pPr>
-        <w:pStyle w:val="Heading1"/>
-        <w:spacing w:before="244"/>
-        <w:ind w:left="0" w:right="1549"/>
+        <w:pStyle w:val="ListParagraph"/>
+        <w:numPr>
+          <w:ilvl w:val="0"/>
+          <w:numId w:val="10"/>
+        </w:numPr>
+        <w:spacing w:before="10"/>
         <w:jc w:val="both"/>
         <w:rPr>
-          <w:b/>
-          <w:bCs/>
-          <w:color w:val="0462C1"/>
-          <w:w w:val="105"/>
-        </w:rPr>
-        <w:sectPr>
-          <w:type w:val="continuous"/>
-          <w:pgSz w:w="12240" w:h="15840"/>
-          <w:pgMar w:top="720" w:right="720" w:bottom="720" w:left="720" w:header="720" w:footer="720" w:gutter="0"/>
-          <w:cols w:space="720"/>
-          <w:docGrid w:linePitch="299"/>
-        </w:sectPr>
-      </w:pPr>
+          <w:bCs/>
+          <w:color w:val="384346"/>
+          <w:sz w:val="20"/>
+          <w:szCs w:val="20"/>
+        </w:rPr>
+      </w:pPr>
+      <w:r>
+        <w:rPr>
+          <w:rFonts w:ascii="Segoe UI" w:eastAsia="Times New Roman" w:hAnsi="Segoe UI" w:cs="Segoe UI"/>
+          <w:sz w:val="20"/>
+          <w:szCs w:val="20"/>
+          <w:lang w:eastAsia="en-IN"/>
+        </w:rPr>
+        <w:t xml:space="preserve">Azure DevOps </w:t>
+      </w:r>
+      <w:r>
+        <w:rPr>
+          <w:rFonts w:ascii="Segoe UI" w:eastAsia="Times New Roman" w:hAnsi="Segoe UI" w:cs="Segoe UI"/>
+          <w:sz w:val="16"/>
+          <w:szCs w:val="16"/>
+          <w:lang w:eastAsia="en-IN"/>
+        </w:rPr>
+        <w:t>(Boards, Work Items, Sprint Planning)</w:t>
+      </w:r>
+      <w:r>
+        <w:rPr>
+          <w:rFonts w:ascii="Arial" w:hAnsi="Arial"/>
+          <w:bCs/>
+          <w:color w:val="384346"/>
+          <w:sz w:val="20"/>
+          <w:szCs w:val="20"/>
+        </w:rPr>
+        <w:t xml:space="preserve"> </w:t>
+      </w:r>
     </w:p>
     <w:p>
       <w:pPr>
         <w:pStyle w:val="ListParagraph"/>
+        <w:numPr>
+          <w:ilvl w:val="0"/>
+          <w:numId w:val="10"/>
+        </w:numPr>
         <w:spacing w:before="10"/>
-        <w:ind w:left="720" w:firstLine="0"/>
+        <w:jc w:val="both"/>
         <w:rPr>
           <w:bCs/>
           <w:color w:val="384346"/>
-        </w:rPr>
-      </w:pPr>
+          <w:sz w:val="20"/>
+          <w:szCs w:val="20"/>
+        </w:rPr>
+      </w:pPr>
+      <w:r>
+        <w:rPr>
+          <w:rFonts w:ascii="Segoe UI" w:eastAsia="Times New Roman" w:hAnsi="Segoe UI" w:cs="Segoe UI"/>
+          <w:sz w:val="20"/>
+          <w:szCs w:val="20"/>
+          <w:lang w:eastAsia="en-IN"/>
+        </w:rPr>
+        <w:t xml:space="preserve">Python </w:t>
+      </w:r>
     </w:p>
     <w:p>
       <w:pPr>
-        <w:spacing w:before="10"/>
-        <w:rPr>
-          <w:bCs/>
-          <w:color w:val="384346"/>
+        <w:pStyle w:val="ListParagraph"/>
+        <w:numPr>
+          <w:ilvl w:val="0"/>
+          <w:numId w:val="10"/>
+        </w:numPr>
+        <w:spacing w:line="300" w:lineRule="atLeast"/>
+        <w:rPr>
+          <w:rFonts w:ascii="Segoe UI" w:eastAsia="Times New Roman" w:hAnsi="Segoe UI" w:cs="Segoe UI"/>
+          <w:sz w:val="16"/>
+          <w:szCs w:val="16"/>
+          <w:lang w:eastAsia="en-IN"/>
         </w:rPr>
         <w:sectPr>
           <w:type w:val="continuous"/>
@@ -633,6 +649,8 @@
         <w:rPr>
           <w:b/>
           <w:bCs/>
+          <w:sz w:val="22"/>
+          <w:szCs w:val="22"/>
         </w:rPr>
       </w:pPr>
       <w:r>
@@ -640,6 +658,8 @@
           <w:b/>
           <w:bCs/>
           <w:noProof/>
+          <w:sz w:val="22"/>
+          <w:szCs w:val="22"/>
         </w:rPr>
         <mc:AlternateContent>
           <mc:Choice Requires="wps">
@@ -750,6 +770,8 @@
           <w:bCs/>
           <w:color w:val="0462C1"/>
           <w:w w:val="105"/>
+          <w:sz w:val="22"/>
+          <w:szCs w:val="22"/>
         </w:rPr>
         <w:t xml:space="preserve">EDUCATION </w:t>
       </w:r>
@@ -757,51 +779,126 @@
     <w:p>
       <w:pPr>
         <w:pStyle w:val="Heading2"/>
+        <w:spacing w:line="240" w:lineRule="auto"/>
         <w:jc w:val="both"/>
         <w:rPr>
           <w:color w:val="18273B"/>
+          <w:sz w:val="24"/>
+          <w:szCs w:val="24"/>
         </w:rPr>
       </w:pPr>
       <w:r>
         <w:rPr>
           <w:color w:val="18273B"/>
+          <w:sz w:val="24"/>
+          <w:szCs w:val="24"/>
         </w:rPr>
         <w:t>Bachelor of Technology</w:t>
       </w:r>
       <w:r>
         <w:rPr>
           <w:color w:val="18273B"/>
+          <w:sz w:val="24"/>
+          <w:szCs w:val="24"/>
         </w:rPr>
         <w:t xml:space="preserve"> in </w:t>
       </w:r>
       <w:r>
         <w:rPr>
           <w:color w:val="18273B"/>
+          <w:sz w:val="24"/>
+          <w:szCs w:val="24"/>
         </w:rPr>
         <w:t xml:space="preserve"> </w:t>
       </w:r>
     </w:p>
     <w:p>
       <w:pPr>
+        <w:spacing w:line="240" w:lineRule="auto"/>
         <w:jc w:val="both"/>
-      </w:pPr>
-      <w:r>
-        <w:rPr>
-          <w:b/>
-          <w:bCs/>
-        </w:rPr>
-        <w:t>Chalapathi Institute of Engineering and Technology</w:t>
-      </w:r>
-      <w:r>
+        <w:rPr>
+          <w:sz w:val="20"/>
+          <w:szCs w:val="20"/>
+        </w:rPr>
+      </w:pPr>
+      <w:proofErr w:type="spellStart"/>
+      <w:r>
+        <w:rPr>
+          <w:b/>
+          <w:bCs/>
+          <w:sz w:val="20"/>
+          <w:szCs w:val="20"/>
+        </w:rPr>
+        <w:t>Jojinapalli</w:t>
+      </w:r>
+      <w:proofErr w:type="spellEnd"/>
+      <w:r>
+        <w:rPr>
+          <w:b/>
+          <w:bCs/>
+          <w:sz w:val="20"/>
+          <w:szCs w:val="20"/>
+        </w:rPr>
         <w:t xml:space="preserve"> </w:t>
       </w:r>
-      <w:r>
+      <w:proofErr w:type="spellStart"/>
+      <w:r>
+        <w:rPr>
+          <w:b/>
+          <w:bCs/>
+          <w:sz w:val="20"/>
+          <w:szCs w:val="20"/>
+        </w:rPr>
+        <w:t>b</w:t>
+      </w:r>
+      <w:r>
+        <w:rPr>
+          <w:b/>
+          <w:bCs/>
+          <w:sz w:val="20"/>
+          <w:szCs w:val="20"/>
+        </w:rPr>
+        <w:t>askara</w:t>
+      </w:r>
+      <w:proofErr w:type="spellEnd"/>
+      <w:r>
+        <w:rPr>
+          <w:b/>
+          <w:bCs/>
+          <w:sz w:val="20"/>
+          <w:szCs w:val="20"/>
+        </w:rPr>
+        <w:t xml:space="preserve"> Institute of Engineering and Technology</w:t>
+      </w:r>
+      <w:r>
+        <w:rPr>
+          <w:b/>
+          <w:bCs/>
+          <w:sz w:val="20"/>
+          <w:szCs w:val="20"/>
+        </w:rPr>
+        <w:t xml:space="preserve"> (JBIET)</w:t>
+      </w:r>
+      <w:r>
+        <w:rPr>
+          <w:sz w:val="20"/>
+          <w:szCs w:val="20"/>
+        </w:rPr>
+        <w:t xml:space="preserve"> </w:t>
+      </w:r>
+      <w:r>
+        <w:rPr>
+          <w:sz w:val="20"/>
+          <w:szCs w:val="20"/>
+        </w:rPr>
         <w:t xml:space="preserve">with </w:t>
       </w:r>
       <w:r>
         <w:rPr>
           <w:b/>
           <w:bCs/>
+          <w:sz w:val="20"/>
+          <w:szCs w:val="20"/>
         </w:rPr>
         <w:t>7</w:t>
       </w:r>
@@ -809,6 +906,8 @@
         <w:rPr>
           <w:b/>
           <w:bCs/>
+          <w:sz w:val="20"/>
+          <w:szCs w:val="20"/>
         </w:rPr>
         <w:t xml:space="preserve"> CGPA</w:t>
       </w:r>
@@ -816,6 +915,8 @@
         <w:rPr>
           <w:b/>
           <w:bCs/>
+          <w:sz w:val="20"/>
+          <w:szCs w:val="20"/>
         </w:rPr>
         <w:t>.</w:t>
       </w:r>
@@ -823,244 +924,387 @@
         <w:rPr>
           <w:b/>
           <w:bCs/>
+          <w:sz w:val="20"/>
+          <w:szCs w:val="20"/>
         </w:rPr>
         <w:t xml:space="preserve">   </w:t>
       </w:r>
       <w:r>
+        <w:rPr>
+          <w:sz w:val="20"/>
+          <w:szCs w:val="20"/>
+        </w:rPr>
         <w:t xml:space="preserve"> </w:t>
       </w:r>
       <w:r>
-        <w:t xml:space="preserve">  </w:t>
-      </w:r>
-      <w:r>
-        <w:t xml:space="preserve">   </w:t>
-      </w:r>
-      <w:r>
-        <w:t xml:space="preserve">                       </w:t>
-      </w:r>
-      <w:r>
-        <w:t xml:space="preserve"> </w:t>
-      </w:r>
-      <w:r>
-        <w:t xml:space="preserve">  </w:t>
-      </w:r>
-      <w:r>
-        <w:t xml:space="preserve">                </w:t>
-      </w:r>
-      <w:r>
-        <w:t xml:space="preserve">           </w:t>
-      </w:r>
-      <w:r>
+        <w:rPr>
+          <w:sz w:val="20"/>
+          <w:szCs w:val="20"/>
+        </w:rPr>
+        <w:t xml:space="preserve">                      </w:t>
+      </w:r>
+      <w:r>
+        <w:rPr>
+          <w:sz w:val="20"/>
+          <w:szCs w:val="20"/>
+        </w:rPr>
+        <w:t xml:space="preserve">                    </w:t>
+      </w:r>
+      <w:r>
+        <w:rPr>
+          <w:sz w:val="20"/>
+          <w:szCs w:val="20"/>
+        </w:rPr>
+        <w:t xml:space="preserve">          </w:t>
+      </w:r>
+      <w:r>
+        <w:rPr>
+          <w:sz w:val="20"/>
+          <w:szCs w:val="20"/>
+        </w:rPr>
         <w:t>April</w:t>
       </w:r>
       <w:r>
+        <w:rPr>
+          <w:sz w:val="20"/>
+          <w:szCs w:val="20"/>
+        </w:rPr>
         <w:t xml:space="preserve"> 202</w:t>
       </w:r>
       <w:r>
-        <w:t>3</w:t>
-      </w:r>
-      <w:r>
+        <w:rPr>
+          <w:sz w:val="20"/>
+          <w:szCs w:val="20"/>
+        </w:rPr>
+        <w:t>0</w:t>
+      </w:r>
+      <w:r>
+        <w:rPr>
+          <w:sz w:val="20"/>
+          <w:szCs w:val="20"/>
+        </w:rPr>
         <w:t xml:space="preserve"> – </w:t>
       </w:r>
       <w:r>
+        <w:rPr>
+          <w:sz w:val="20"/>
+          <w:szCs w:val="20"/>
+        </w:rPr>
         <w:t>Jun</w:t>
       </w:r>
       <w:r>
+        <w:rPr>
+          <w:sz w:val="20"/>
+          <w:szCs w:val="20"/>
+        </w:rPr>
         <w:t xml:space="preserve"> 202</w:t>
       </w:r>
-      <w:r>
-        <w:t>7</w:t>
-      </w:r>
       <w:bookmarkStart w:id="0" w:name="_Hlk174643093"/>
+      <w:r>
+        <w:rPr>
+          <w:sz w:val="20"/>
+          <w:szCs w:val="20"/>
+        </w:rPr>
+        <w:t>4</w:t>
+      </w:r>
     </w:p>
     <w:p>
       <w:pPr>
         <w:pStyle w:val="Heading2"/>
+        <w:spacing w:line="240" w:lineRule="auto"/>
         <w:jc w:val="both"/>
         <w:rPr>
           <w:color w:val="18273B"/>
-        </w:rPr>
-      </w:pPr>
-      <w:proofErr w:type="gramStart"/>
+          <w:sz w:val="24"/>
+          <w:szCs w:val="24"/>
+        </w:rPr>
+      </w:pPr>
       <w:r>
         <w:rPr>
           <w:color w:val="18273B"/>
-        </w:rPr>
-        <w:t>I</w:t>
+          <w:sz w:val="24"/>
+          <w:szCs w:val="24"/>
+        </w:rPr>
+        <w:t>Board of Intermediate</w:t>
       </w:r>
       <w:r>
         <w:rPr>
           <w:color w:val="18273B"/>
-        </w:rPr>
-        <w:t>ntermediate</w:t>
+          <w:sz w:val="24"/>
+          <w:szCs w:val="24"/>
+        </w:rPr>
+        <w:t xml:space="preserve"> Education</w:t>
       </w:r>
       <w:r>
         <w:rPr>
           <w:color w:val="18273B"/>
-        </w:rPr>
-        <w:t>(</w:t>
-      </w:r>
-      <w:proofErr w:type="gramEnd"/>
-      <w:r>
-        <w:rPr>
-          <w:color w:val="18273B"/>
-        </w:rPr>
-        <w:t>MPC)</w:t>
-      </w:r>
-      <w:r>
-        <w:rPr>
-          <w:color w:val="18273B"/>
+          <w:sz w:val="24"/>
+          <w:szCs w:val="24"/>
         </w:rPr>
         <w:t xml:space="preserve"> in  </w:t>
       </w:r>
     </w:p>
     <w:p>
       <w:pPr>
+        <w:spacing w:line="240" w:lineRule="auto"/>
         <w:jc w:val="both"/>
-      </w:pPr>
-      <w:r>
-        <w:rPr>
-          <w:b/>
-          <w:bCs/>
-        </w:rPr>
-        <w:t xml:space="preserve">Sri Chaitanya junior College </w:t>
-      </w:r>
-      <w:r>
+        <w:rPr>
+          <w:sz w:val="20"/>
+          <w:szCs w:val="20"/>
+        </w:rPr>
+      </w:pPr>
+      <w:r>
+        <w:rPr>
+          <w:b/>
+          <w:bCs/>
+          <w:sz w:val="20"/>
+          <w:szCs w:val="20"/>
+        </w:rPr>
+        <w:t xml:space="preserve">Sri Chaitanya Junior College </w:t>
+      </w:r>
+      <w:r>
+        <w:rPr>
+          <w:sz w:val="20"/>
+          <w:szCs w:val="20"/>
+        </w:rPr>
         <w:t xml:space="preserve">with </w:t>
       </w:r>
       <w:r>
         <w:rPr>
           <w:b/>
           <w:bCs/>
-        </w:rPr>
-        <w:t>84.6%</w:t>
-      </w:r>
-      <w:r>
-        <w:rPr>
-          <w:b/>
-          <w:bCs/>
-        </w:rPr>
-        <w:t>.</w:t>
-      </w:r>
-      <w:r>
-        <w:rPr>
-          <w:b/>
-          <w:bCs/>
-        </w:rPr>
-        <w:t xml:space="preserve">                                               </w:t>
-      </w:r>
-      <w:r>
-        <w:rPr>
-          <w:b/>
-          <w:bCs/>
-        </w:rPr>
-        <w:t xml:space="preserve">  </w:t>
-      </w:r>
-      <w:r>
-        <w:t xml:space="preserve">                </w:t>
-      </w:r>
-      <w:r>
-        <w:t xml:space="preserve"> </w:t>
-      </w:r>
-      <w:r>
-        <w:t xml:space="preserve">                                           April 202</w:t>
-      </w:r>
-      <w:r>
-        <w:t>1</w:t>
-      </w:r>
-      <w:r>
-        <w:t xml:space="preserve"> – Jun 202</w:t>
-      </w:r>
-      <w:r>
-        <w:t>3</w:t>
+          <w:sz w:val="20"/>
+          <w:szCs w:val="20"/>
+        </w:rPr>
+        <w:t>84%.</w:t>
+      </w:r>
+      <w:r>
+        <w:rPr>
+          <w:b/>
+          <w:bCs/>
+          <w:sz w:val="20"/>
+          <w:szCs w:val="20"/>
+        </w:rPr>
+        <w:t xml:space="preserve">   </w:t>
+      </w:r>
+      <w:r>
+        <w:rPr>
+          <w:sz w:val="20"/>
+          <w:szCs w:val="20"/>
+        </w:rPr>
+        <w:t xml:space="preserve">             </w:t>
+      </w:r>
+      <w:r>
+        <w:rPr>
+          <w:sz w:val="20"/>
+          <w:szCs w:val="20"/>
+        </w:rPr>
+        <w:t xml:space="preserve">            </w:t>
+      </w:r>
+      <w:r>
+        <w:rPr>
+          <w:sz w:val="20"/>
+          <w:szCs w:val="20"/>
+        </w:rPr>
+        <w:t xml:space="preserve">     </w:t>
+      </w:r>
+      <w:r>
+        <w:rPr>
+          <w:sz w:val="20"/>
+          <w:szCs w:val="20"/>
+        </w:rPr>
+        <w:t xml:space="preserve">                                                        </w:t>
+      </w:r>
+      <w:r>
+        <w:rPr>
+          <w:sz w:val="20"/>
+          <w:szCs w:val="20"/>
+        </w:rPr>
+        <w:t xml:space="preserve">          </w:t>
+      </w:r>
+      <w:r>
+        <w:rPr>
+          <w:sz w:val="20"/>
+          <w:szCs w:val="20"/>
+        </w:rPr>
+        <w:t xml:space="preserve">                      </w:t>
+      </w:r>
+      <w:r>
+        <w:rPr>
+          <w:sz w:val="20"/>
+          <w:szCs w:val="20"/>
+        </w:rPr>
+        <w:t xml:space="preserve">          April </w:t>
+      </w:r>
+      <w:r>
+        <w:rPr>
+          <w:sz w:val="20"/>
+          <w:szCs w:val="20"/>
+        </w:rPr>
+        <w:t>2018</w:t>
+      </w:r>
+      <w:r>
+        <w:rPr>
+          <w:sz w:val="20"/>
+          <w:szCs w:val="20"/>
+        </w:rPr>
+        <w:t xml:space="preserve"> – Jun </w:t>
+      </w:r>
+      <w:r>
+        <w:rPr>
+          <w:sz w:val="20"/>
+          <w:szCs w:val="20"/>
+        </w:rPr>
+        <w:t>2020</w:t>
       </w:r>
     </w:p>
     <w:p>
       <w:pPr>
         <w:pStyle w:val="Heading2"/>
+        <w:spacing w:line="240" w:lineRule="auto"/>
         <w:jc w:val="both"/>
         <w:rPr>
           <w:color w:val="18273B"/>
+          <w:sz w:val="24"/>
+          <w:szCs w:val="24"/>
         </w:rPr>
       </w:pPr>
       <w:r>
         <w:rPr>
           <w:color w:val="18273B"/>
-        </w:rPr>
-        <w:t>SSC</w:t>
+          <w:sz w:val="24"/>
+          <w:szCs w:val="24"/>
+        </w:rPr>
+        <w:t>Board of</w:t>
       </w:r>
       <w:r>
         <w:rPr>
           <w:color w:val="18273B"/>
-        </w:rPr>
-        <w:t xml:space="preserve"> in  </w:t>
+          <w:sz w:val="24"/>
+          <w:szCs w:val="24"/>
+        </w:rPr>
+        <w:t xml:space="preserve"> Secondary Education </w:t>
+      </w:r>
+      <w:r>
+        <w:rPr>
+          <w:color w:val="18273B"/>
+          <w:sz w:val="24"/>
+          <w:szCs w:val="24"/>
+        </w:rPr>
+        <w:t xml:space="preserve">in  </w:t>
       </w:r>
     </w:p>
     <w:p>
       <w:pPr>
+        <w:spacing w:line="240" w:lineRule="auto"/>
         <w:jc w:val="both"/>
-      </w:pPr>
-      <w:proofErr w:type="spellStart"/>
-      <w:r>
-        <w:rPr>
-          <w:b/>
-          <w:bCs/>
-        </w:rPr>
-        <w:t>Ushodaya</w:t>
-      </w:r>
-      <w:proofErr w:type="spellEnd"/>
-      <w:r>
-        <w:rPr>
-          <w:b/>
-          <w:bCs/>
-        </w:rPr>
-        <w:t xml:space="preserve"> English Medium School, </w:t>
-      </w:r>
+        <w:rPr>
+          <w:sz w:val="20"/>
+          <w:szCs w:val="20"/>
+        </w:rPr>
+      </w:pPr>
       <w:proofErr w:type="spellStart"/>
       <w:proofErr w:type="gramStart"/>
       <w:r>
         <w:rPr>
           <w:b/>
           <w:bCs/>
-        </w:rPr>
-        <w:t>Chetana</w:t>
-      </w:r>
-      <w:r>
-        <w:rPr>
-          <w:b/>
-          <w:bCs/>
-        </w:rPr>
-        <w:t>,Chowdaram</w:t>
+          <w:sz w:val="20"/>
+          <w:szCs w:val="20"/>
+        </w:rPr>
+        <w:t>St.Peters</w:t>
       </w:r>
       <w:proofErr w:type="spellEnd"/>
       <w:proofErr w:type="gramEnd"/>
       <w:r>
-        <w:t xml:space="preserve"> with </w:t>
-      </w:r>
-      <w:r>
-        <w:rPr>
-          <w:b/>
-          <w:bCs/>
-        </w:rPr>
-        <w:t xml:space="preserve">85%                                                        </w:t>
-      </w:r>
-      <w:r>
-        <w:t>April 202</w:t>
-      </w:r>
-      <w:r>
-        <w:t>0</w:t>
-      </w:r>
-      <w:r>
-        <w:t xml:space="preserve"> – </w:t>
-      </w:r>
-      <w:r>
-        <w:t>March</w:t>
-      </w:r>
-      <w:r>
-        <w:t xml:space="preserve"> 202</w:t>
-      </w:r>
-      <w:r>
-        <w:t>1</w:t>
+        <w:rPr>
+          <w:b/>
+          <w:bCs/>
+          <w:sz w:val="20"/>
+          <w:szCs w:val="20"/>
+        </w:rPr>
+        <w:t xml:space="preserve"> High School </w:t>
+      </w:r>
+      <w:r>
+        <w:rPr>
+          <w:sz w:val="20"/>
+          <w:szCs w:val="20"/>
+        </w:rPr>
+        <w:t xml:space="preserve">with </w:t>
+      </w:r>
+      <w:r>
+        <w:rPr>
+          <w:b/>
+          <w:bCs/>
+          <w:sz w:val="20"/>
+          <w:szCs w:val="20"/>
+        </w:rPr>
+        <w:t>9</w:t>
+      </w:r>
+      <w:r>
+        <w:rPr>
+          <w:b/>
+          <w:bCs/>
+          <w:sz w:val="20"/>
+          <w:szCs w:val="20"/>
+        </w:rPr>
+        <w:t xml:space="preserve"> CGPA.   </w:t>
+      </w:r>
+      <w:r>
+        <w:rPr>
+          <w:sz w:val="20"/>
+          <w:szCs w:val="20"/>
+        </w:rPr>
+        <w:t xml:space="preserve">               </w:t>
+      </w:r>
+      <w:r>
+        <w:rPr>
+          <w:sz w:val="20"/>
+          <w:szCs w:val="20"/>
+        </w:rPr>
+        <w:t xml:space="preserve">                                                                               </w:t>
+      </w:r>
+      <w:r>
+        <w:rPr>
+          <w:sz w:val="20"/>
+          <w:szCs w:val="20"/>
+        </w:rPr>
+        <w:t xml:space="preserve">          </w:t>
+      </w:r>
+      <w:r>
+        <w:rPr>
+          <w:sz w:val="20"/>
+          <w:szCs w:val="20"/>
+        </w:rPr>
+        <w:t xml:space="preserve">                         </w:t>
+      </w:r>
+      <w:r>
+        <w:rPr>
+          <w:sz w:val="20"/>
+          <w:szCs w:val="20"/>
+        </w:rPr>
+        <w:t xml:space="preserve">        April 20</w:t>
+      </w:r>
+      <w:r>
+        <w:rPr>
+          <w:sz w:val="20"/>
+          <w:szCs w:val="20"/>
+        </w:rPr>
+        <w:t>17</w:t>
+      </w:r>
+      <w:r>
+        <w:rPr>
+          <w:sz w:val="20"/>
+          <w:szCs w:val="20"/>
+        </w:rPr>
+        <w:t xml:space="preserve"> – Jun 20</w:t>
+      </w:r>
+      <w:r>
+        <w:rPr>
+          <w:sz w:val="20"/>
+          <w:szCs w:val="20"/>
+        </w:rPr>
+        <w:t>18</w:t>
       </w:r>
     </w:p>
     <w:p>
@@ -1072,6 +1316,8 @@
         <w:rPr>
           <w:b/>
           <w:bCs/>
+          <w:sz w:val="22"/>
+          <w:szCs w:val="22"/>
         </w:rPr>
       </w:pPr>
       <w:r>
@@ -1079,20 +1325,22 @@
           <w:b/>
           <w:bCs/>
           <w:noProof/>
+          <w:sz w:val="22"/>
+          <w:szCs w:val="22"/>
         </w:rPr>
         <mc:AlternateContent>
           <mc:Choice Requires="wps">
             <w:drawing>
-              <wp:anchor distT="0" distB="0" distL="0" distR="0" simplePos="0" relativeHeight="251685888" behindDoc="1" locked="0" layoutInCell="1" allowOverlap="1" wp14:anchorId="0E588C1E" wp14:editId="76040A53">
+              <wp:anchor distT="0" distB="0" distL="0" distR="0" simplePos="0" relativeHeight="251685888" behindDoc="1" locked="0" layoutInCell="1" allowOverlap="1" wp14:anchorId="0E588C1E" wp14:editId="5D1F6A23">
                 <wp:simplePos x="0" y="0"/>
-                <wp:positionH relativeFrom="page">
-                  <wp:posOffset>434340</wp:posOffset>
+                <wp:positionH relativeFrom="margin">
+                  <wp:align>center</wp:align>
                 </wp:positionH>
                 <wp:positionV relativeFrom="paragraph">
-                  <wp:posOffset>370840</wp:posOffset>
+                  <wp:posOffset>256540</wp:posOffset>
                 </wp:positionV>
                 <wp:extent cx="6903720" cy="1270"/>
-                <wp:effectExtent l="15240" t="13335" r="15240" b="13970"/>
+                <wp:effectExtent l="0" t="0" r="0" b="0"/>
                 <wp:wrapTopAndBottom/>
                 <wp:docPr id="1889898748" name="Freeform: Shape 3"/>
                 <wp:cNvGraphicFramePr>
@@ -1175,9 +1423,9 @@
           </mc:Choice>
           <mc:Fallback>
             <w:pict>
-              <v:shape w14:anchorId="4EBF6C15" id="Freeform: Shape 3" o:spid="_x0000_s1026" style="position:absolute;margin-left:34.2pt;margin-top:29.2pt;width:543.6pt;height:.1pt;z-index:-251630592;visibility:visible;mso-wrap-style:square;mso-width-percent:0;mso-height-percent:0;mso-wrap-distance-left:0;mso-wrap-distance-top:0;mso-wrap-distance-right:0;mso-wrap-distance-bottom:0;mso-position-horizontal:absolute;mso-position-horizontal-relative:page;mso-position-vertical:absolute;mso-position-vertical-relative:text;mso-width-percent:0;mso-height-percent:0;mso-width-relative:page;mso-height-relative:page;v-text-anchor:top" coordsize="10872,1270" o:gfxdata="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" path="m,l10872,e" filled="f" strokecolor="#7e7e7e" strokeweight="1pt">
+              <v:shape w14:anchorId="26AD74C5" id="Freeform: Shape 3" o:spid="_x0000_s1026" style="position:absolute;margin-left:0;margin-top:20.2pt;width:543.6pt;height:.1pt;z-index:-251630592;visibility:visible;mso-wrap-style:square;mso-width-percent:0;mso-height-percent:0;mso-wrap-distance-left:0;mso-wrap-distance-top:0;mso-wrap-distance-right:0;mso-wrap-distance-bottom:0;mso-position-horizontal:center;mso-position-horizontal-relative:margin;mso-position-vertical:absolute;mso-position-vertical-relative:text;mso-width-percent:0;mso-height-percent:0;mso-width-relative:page;mso-height-relative:page;v-text-anchor:top" coordsize="10872,1270" o:gfxdata="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" path="m,l10872,e" filled="f" strokecolor="#7e7e7e" strokeweight="1pt">
                 <v:path arrowok="t" o:connecttype="custom" o:connectlocs="0,0;6903720,0" o:connectangles="0,0"/>
-                <w10:wrap type="topAndBottom" anchorx="page"/>
+                <w10:wrap type="topAndBottom" anchorx="margin"/>
               </v:shape>
             </w:pict>
           </mc:Fallback>
@@ -1189,6 +1437,8 @@
           <w:bCs/>
           <w:color w:val="0462C1"/>
           <w:w w:val="105"/>
+          <w:sz w:val="22"/>
+          <w:szCs w:val="22"/>
         </w:rPr>
         <w:t xml:space="preserve">Technical skills </w:t>
       </w:r>
@@ -1207,90 +1457,30 @@
         <w:spacing w:before="1" w:line="256" w:lineRule="exact"/>
         <w:jc w:val="both"/>
         <w:rPr>
-          <w:rFonts w:ascii="Symbol" w:hAnsi="Symbol"/>
-          <w:sz w:val="21"/>
-        </w:rPr>
-      </w:pPr>
-      <w:r>
-        <w:rPr>
-          <w:rFonts w:ascii="Arial" w:hAnsi="Arial"/>
-          <w:b/>
-          <w:color w:val="384346"/>
-          <w:sz w:val="21"/>
-        </w:rPr>
-        <w:t>Web</w:t>
-      </w:r>
-      <w:r>
-        <w:rPr>
-          <w:rFonts w:ascii="Arial" w:hAnsi="Arial"/>
-          <w:b/>
-          <w:color w:val="384346"/>
-          <w:spacing w:val="-3"/>
-          <w:sz w:val="21"/>
-        </w:rPr>
-        <w:t xml:space="preserve"> </w:t>
-      </w:r>
-      <w:r>
-        <w:rPr>
-          <w:rFonts w:ascii="Arial" w:hAnsi="Arial"/>
-          <w:b/>
-          <w:color w:val="384346"/>
-          <w:sz w:val="21"/>
-        </w:rPr>
-        <w:t>Technologies:</w:t>
-      </w:r>
-      <w:r>
-        <w:rPr>
-          <w:rFonts w:ascii="Arial" w:hAnsi="Arial"/>
-          <w:b/>
-          <w:color w:val="384346"/>
-          <w:spacing w:val="-2"/>
-          <w:sz w:val="21"/>
-        </w:rPr>
-        <w:t xml:space="preserve"> </w:t>
-      </w:r>
-      <w:r>
-        <w:rPr>
-          <w:color w:val="384346"/>
-          <w:sz w:val="21"/>
-        </w:rPr>
-        <w:t>HTML,</w:t>
-      </w:r>
-      <w:r>
-        <w:rPr>
-          <w:color w:val="384346"/>
-          <w:spacing w:val="-2"/>
-          <w:sz w:val="21"/>
-        </w:rPr>
-        <w:t xml:space="preserve"> </w:t>
-      </w:r>
-      <w:r>
-        <w:rPr>
-          <w:color w:val="384346"/>
-          <w:sz w:val="21"/>
-        </w:rPr>
-        <w:t>CSS,</w:t>
-      </w:r>
-      <w:r>
-        <w:rPr>
-          <w:color w:val="384346"/>
-          <w:sz w:val="21"/>
-        </w:rPr>
-        <w:t xml:space="preserve"> Bootstrap</w:t>
-      </w:r>
-      <w:r>
-        <w:rPr>
-          <w:color w:val="384346"/>
-          <w:sz w:val="21"/>
-        </w:rPr>
-        <w:t xml:space="preserve">, </w:t>
-      </w:r>
-      <w:r>
-        <w:rPr>
-          <w:color w:val="384346"/>
-          <w:sz w:val="21"/>
-        </w:rPr>
-        <w:t xml:space="preserve">JavaScript </w:t>
+          <w:rFonts w:ascii="Arial" w:hAnsi="Arial" w:cs="Arial"/>
+          <w:sz w:val="20"/>
+          <w:szCs w:val="20"/>
+        </w:rPr>
+      </w:pPr>
+      <w:r>
+        <w:rPr>
+          <w:rFonts w:ascii="Arial" w:hAnsi="Arial" w:cs="Arial"/>
+          <w:b/>
+          <w:bCs/>
+          <w:sz w:val="20"/>
+          <w:szCs w:val="20"/>
+          <w:lang w:val="en-IN"/>
+        </w:rPr>
+        <w:t>Web Technologies</w:t>
+      </w:r>
+      <w:r>
+        <w:rPr>
+          <w:rFonts w:ascii="Arial" w:hAnsi="Arial" w:cs="Arial"/>
+          <w:sz w:val="20"/>
+          <w:szCs w:val="20"/>
+          <w:lang w:val="en-IN"/>
+        </w:rPr>
+        <w:t xml:space="preserve">: HTML, CSS, JavaScript </w:t>
       </w:r>
     </w:p>
     <w:p>
@@ -1307,39 +1497,48 @@
         <w:spacing w:before="1" w:line="256" w:lineRule="exact"/>
         <w:jc w:val="both"/>
         <w:rPr>
-          <w:rFonts w:ascii="Symbol" w:hAnsi="Symbol"/>
-          <w:sz w:val="21"/>
-        </w:rPr>
-      </w:pPr>
-      <w:r>
-        <w:rPr>
-          <w:rFonts w:ascii="Arial" w:hAnsi="Arial"/>
-          <w:b/>
-          <w:color w:val="384346"/>
-          <w:sz w:val="21"/>
+          <w:rFonts w:ascii="Arial" w:hAnsi="Arial" w:cs="Arial"/>
+          <w:sz w:val="20"/>
+          <w:szCs w:val="20"/>
+        </w:rPr>
+      </w:pPr>
+      <w:r>
+        <w:rPr>
+          <w:rFonts w:ascii="Arial" w:hAnsi="Arial" w:cs="Arial"/>
+          <w:b/>
+          <w:bCs/>
+          <w:sz w:val="20"/>
+          <w:szCs w:val="20"/>
+          <w:lang w:val="en-IN"/>
         </w:rPr>
         <w:t>Programming Languages:</w:t>
       </w:r>
       <w:r>
         <w:rPr>
-          <w:color w:val="384346"/>
-          <w:sz w:val="21"/>
-        </w:rPr>
-        <w:t xml:space="preserve"> Java, </w:t>
-      </w:r>
-      <w:r>
-        <w:rPr>
-          <w:color w:val="384346"/>
-          <w:sz w:val="21"/>
-        </w:rPr>
-        <w:t>OOPs</w:t>
-      </w:r>
-      <w:r>
-        <w:rPr>
-          <w:color w:val="384346"/>
-          <w:sz w:val="21"/>
-        </w:rPr>
-        <w:t>, Python, Java Script</w:t>
+          <w:rFonts w:ascii="Arial" w:hAnsi="Arial" w:cs="Arial"/>
+          <w:sz w:val="20"/>
+          <w:szCs w:val="20"/>
+          <w:lang w:val="en-IN"/>
+        </w:rPr>
+        <w:t xml:space="preserve"> OOPs, Python</w:t>
+      </w:r>
+      <w:r>
+        <w:rPr>
+          <w:rFonts w:ascii="Arial" w:hAnsi="Arial" w:cs="Arial"/>
+          <w:sz w:val="20"/>
+          <w:szCs w:val="20"/>
+          <w:lang w:val="en-IN"/>
+        </w:rPr>
+        <w:t>, C</w:t>
+      </w:r>
+      <w:r>
+        <w:rPr>
+          <w:rFonts w:ascii="Arial" w:hAnsi="Arial" w:cs="Arial"/>
+          <w:sz w:val="20"/>
+          <w:szCs w:val="20"/>
+          <w:lang w:val="en-IN"/>
+        </w:rPr>
+        <w:t xml:space="preserve"> </w:t>
       </w:r>
     </w:p>
     <w:p>
@@ -1356,35 +1555,70 @@
         <w:spacing w:before="1" w:line="256" w:lineRule="exact"/>
         <w:jc w:val="both"/>
         <w:rPr>
-          <w:rFonts w:ascii="Symbol" w:hAnsi="Symbol"/>
-          <w:sz w:val="21"/>
-        </w:rPr>
-      </w:pPr>
-      <w:r>
-        <w:rPr>
-          <w:rFonts w:ascii="Arial" w:hAnsi="Arial"/>
-          <w:b/>
-          <w:color w:val="384346"/>
-          <w:sz w:val="21"/>
-        </w:rPr>
-        <w:t>Databases:</w:t>
-      </w:r>
-      <w:r>
-        <w:rPr>
-          <w:rFonts w:ascii="Arial" w:hAnsi="Arial"/>
-          <w:b/>
-          <w:color w:val="384346"/>
-          <w:spacing w:val="-2"/>
-          <w:sz w:val="21"/>
-        </w:rPr>
-        <w:t xml:space="preserve"> </w:t>
-      </w:r>
-      <w:r>
-        <w:rPr>
-          <w:color w:val="384346"/>
-          <w:sz w:val="21"/>
-        </w:rPr>
-        <w:t>MySQL</w:t>
+          <w:rFonts w:ascii="Arial" w:hAnsi="Arial" w:cs="Arial"/>
+          <w:sz w:val="20"/>
+          <w:szCs w:val="20"/>
+        </w:rPr>
+      </w:pPr>
+      <w:r>
+        <w:rPr>
+          <w:rFonts w:ascii="Arial" w:hAnsi="Arial" w:cs="Arial"/>
+          <w:b/>
+          <w:bCs/>
+          <w:sz w:val="20"/>
+          <w:szCs w:val="20"/>
+          <w:lang w:val="en-IN"/>
+        </w:rPr>
+        <w:t>Databases</w:t>
+      </w:r>
+      <w:r>
+        <w:rPr>
+          <w:rFonts w:ascii="Arial" w:hAnsi="Arial" w:cs="Arial"/>
+          <w:sz w:val="20"/>
+          <w:szCs w:val="20"/>
+          <w:lang w:val="en-IN"/>
+        </w:rPr>
+        <w:t xml:space="preserve">: MySQL </w:t>
+      </w:r>
+    </w:p>
+    <w:p>
+      <w:pPr>
+        <w:pStyle w:val="ListParagraph"/>
+        <w:numPr>
+          <w:ilvl w:val="0"/>
+          <w:numId w:val="11"/>
+        </w:numPr>
+        <w:tabs>
+          <w:tab w:val="left" w:pos="860"/>
+          <w:tab w:val="left" w:pos="861"/>
+        </w:tabs>
+        <w:spacing w:before="1" w:line="256" w:lineRule="exact"/>
+        <w:jc w:val="both"/>
+        <w:rPr>
+          <w:rFonts w:ascii="Arial" w:hAnsi="Arial" w:cs="Arial"/>
+          <w:sz w:val="20"/>
+          <w:szCs w:val="20"/>
+        </w:rPr>
+      </w:pPr>
+      <w:r>
+        <w:rPr>
+          <w:rFonts w:ascii="Arial" w:hAnsi="Arial" w:cs="Arial"/>
+          <w:b/>
+          <w:bCs/>
+          <w:sz w:val="20"/>
+          <w:szCs w:val="20"/>
+          <w:lang w:val="en-IN"/>
+        </w:rPr>
+        <w:t>Soft Skills:</w:t>
+      </w:r>
+      <w:r>
+        <w:rPr>
+          <w:rFonts w:ascii="Arial" w:hAnsi="Arial" w:cs="Arial"/>
+          <w:sz w:val="20"/>
+          <w:szCs w:val="20"/>
+          <w:lang w:val="en-IN"/>
+        </w:rPr>
+        <w:t xml:space="preserve"> Communication, Teamwork, Logical Thinking and Adaptability</w:t>
       </w:r>
     </w:p>
     <w:bookmarkEnd w:id="0"/>
@@ -1397,6 +1631,8 @@
         <w:rPr>
           <w:b/>
           <w:bCs/>
+          <w:sz w:val="22"/>
+          <w:szCs w:val="22"/>
         </w:rPr>
       </w:pPr>
       <w:r>
@@ -1404,6 +1640,8 @@
           <w:b/>
           <w:bCs/>
           <w:noProof/>
+          <w:sz w:val="22"/>
+          <w:szCs w:val="22"/>
         </w:rPr>
         <mc:AlternateContent>
           <mc:Choice Requires="wps">
@@ -1514,6 +1752,8 @@
           <w:bCs/>
           <w:color w:val="0462C1"/>
           <w:w w:val="105"/>
+          <w:sz w:val="22"/>
+          <w:szCs w:val="22"/>
         </w:rPr>
         <w:t>Projects</w:t>
       </w:r>
@@ -1524,10 +1764,90 @@
         <w:spacing w:before="10"/>
         <w:jc w:val="both"/>
         <w:rPr>
+          <w:rFonts w:ascii="Arial" w:hAnsi="Arial" w:cs="Arial"/>
+          <w:b/>
+          <w:bCs/>
           <w:color w:val="384346"/>
+          <w:spacing w:val="-3"/>
+          <w:sz w:val="20"/>
+          <w:szCs w:val="20"/>
+          <w:u w:val="single"/>
+        </w:rPr>
+      </w:pPr>
+      <w:r>
+        <w:rPr>
+          <w:rFonts w:ascii="Arial" w:hAnsi="Arial" w:cs="Arial"/>
+          <w:b/>
+          <w:color w:val="384346"/>
+          <w:spacing w:val="-3"/>
+          <w:sz w:val="20"/>
+          <w:szCs w:val="20"/>
+          <w:u w:val="single"/>
           <w:lang w:val="en-IN"/>
         </w:rPr>
-      </w:pPr>
+        <w:t>1</w:t>
+      </w:r>
+      <w:r>
+        <w:rPr>
+          <w:rFonts w:ascii="Arial" w:hAnsi="Arial" w:cs="Arial"/>
+          <w:b/>
+          <w:color w:val="384346"/>
+          <w:spacing w:val="-3"/>
+          <w:sz w:val="20"/>
+          <w:szCs w:val="20"/>
+          <w:u w:val="single"/>
+          <w:lang w:val="en-IN"/>
+        </w:rPr>
+        <w:t xml:space="preserve">.INTELLIGENT FRAUD DETECTION FRAMEWORK - MULTIPARTICIPANT E-COMMERCE TRANSACTIONS: </w:t>
+      </w:r>
+      <w:r>
+        <w:rPr>
+          <w:rFonts w:ascii="Arial" w:hAnsi="Arial" w:cs="Arial"/>
+          <w:b/>
+          <w:color w:val="384346"/>
+          <w:spacing w:val="-3"/>
+          <w:sz w:val="20"/>
+          <w:szCs w:val="20"/>
+          <w:lang w:val="en-IN"/>
+        </w:rPr>
+        <w:t>Technologies used: Frontend: HTML, CSS, JS, Boot Strap</w:t>
+      </w:r>
+      <w:r>
+        <w:rPr>
+          <w:rFonts w:ascii="Arial" w:hAnsi="Arial" w:cs="Arial"/>
+          <w:b/>
+          <w:color w:val="384346"/>
+          <w:spacing w:val="-3"/>
+          <w:sz w:val="20"/>
+          <w:szCs w:val="20"/>
+          <w:lang w:val="en-IN"/>
+        </w:rPr>
+        <w:t xml:space="preserve">                                                                       </w:t>
+      </w:r>
+      <w:r>
+        <w:rPr>
+          <w:rFonts w:ascii="Arial" w:hAnsi="Arial" w:cs="Arial"/>
+          <w:b/>
+          <w:color w:val="384346"/>
+          <w:spacing w:val="-3"/>
+          <w:sz w:val="20"/>
+          <w:szCs w:val="20"/>
+          <w:lang w:val="en-IN"/>
+        </w:rPr>
+        <w:t xml:space="preserve"> </w:t>
+      </w:r>
+      <w:r>
+        <w:rPr>
+          <w:rFonts w:ascii="Arial" w:hAnsi="Arial" w:cs="Arial"/>
+          <w:b/>
+          <w:color w:val="384346"/>
+          <w:spacing w:val="-3"/>
+          <w:sz w:val="20"/>
+          <w:szCs w:val="20"/>
+          <w:lang w:val="en-IN"/>
+        </w:rPr>
+        <w:t xml:space="preserve">Team size: 4  </w:t>
+      </w:r>
     </w:p>
     <w:p>
       <w:pPr>
@@ -1535,61 +1855,27 @@
         <w:spacing w:before="10"/>
         <w:jc w:val="both"/>
         <w:rPr>
-          <w:rFonts w:ascii="Arial" w:hAnsi="Arial"/>
+          <w:rFonts w:ascii="Arial" w:hAnsi="Arial" w:cs="Arial"/>
           <w:b/>
           <w:color w:val="384346"/>
           <w:spacing w:val="-3"/>
-        </w:rPr>
-      </w:pPr>
-      <w:r>
-        <w:rPr>
-          <w:rFonts w:ascii="Arial" w:hAnsi="Arial"/>
+          <w:sz w:val="20"/>
+          <w:szCs w:val="20"/>
+          <w:lang w:val="en-IN"/>
+        </w:rPr>
+      </w:pPr>
+      <w:r>
+        <w:rPr>
+          <w:rFonts w:ascii="Arial" w:hAnsi="Arial" w:cs="Arial"/>
           <w:b/>
           <w:color w:val="384346"/>
           <w:spacing w:val="-3"/>
-        </w:rPr>
-        <w:t>1.</w:t>
-      </w:r>
-      <w:r>
-        <w:rPr>
-          <w:rFonts w:ascii="Arial" w:hAnsi="Arial"/>
-          <w:b/>
-          <w:color w:val="384346"/>
-          <w:spacing w:val="-3"/>
-        </w:rPr>
-        <w:t xml:space="preserve"> </w:t>
-      </w:r>
-      <w:r>
-        <w:rPr>
-          <w:rFonts w:ascii="Arial" w:hAnsi="Arial"/>
-          <w:b/>
-          <w:color w:val="384346"/>
-          <w:spacing w:val="-3"/>
-          <w:u w:val="single"/>
-        </w:rPr>
-        <w:t>SIMPLE CALCULATOR:</w:t>
-      </w:r>
-      <w:r>
-        <w:rPr>
-          <w:rFonts w:ascii="Arial" w:hAnsi="Arial"/>
-          <w:b/>
-          <w:color w:val="384346"/>
-          <w:spacing w:val="-3"/>
-        </w:rPr>
-        <w:t xml:space="preserve"> |  </w:t>
-      </w:r>
-      <w:hyperlink r:id="rId8" w:history="1">
-        <w:r>
-          <w:rPr>
-            <w:rStyle w:val="Hyperlink"/>
-            <w:rFonts w:ascii="Arial" w:hAnsi="Arial"/>
-            <w:b/>
-            <w:spacing w:val="-3"/>
-            <w:u w:val="none"/>
-          </w:rPr>
-          <w:t>LINK</w:t>
-        </w:r>
-      </w:hyperlink>
+          <w:sz w:val="20"/>
+          <w:szCs w:val="20"/>
+          <w:lang w:val="en-IN"/>
+        </w:rPr>
+        <w:t xml:space="preserve">Backend: Node.js </w:t>
+      </w:r>
     </w:p>
     <w:p>
       <w:pPr>
@@ -1597,115 +1883,27 @@
         <w:spacing w:before="10"/>
         <w:jc w:val="both"/>
         <w:rPr>
+          <w:rFonts w:ascii="Arial" w:hAnsi="Arial" w:cs="Arial"/>
+          <w:b/>
           <w:color w:val="384346"/>
+          <w:spacing w:val="-3"/>
+          <w:sz w:val="20"/>
+          <w:szCs w:val="20"/>
           <w:lang w:val="en-IN"/>
         </w:rPr>
       </w:pPr>
       <w:r>
         <w:rPr>
-          <w:b/>
-          <w:bCs/>
+          <w:rFonts w:ascii="Arial" w:hAnsi="Arial" w:cs="Arial"/>
+          <w:b/>
           <w:color w:val="384346"/>
-          <w:u w:val="single"/>
+          <w:spacing w:val="-3"/>
+          <w:sz w:val="20"/>
+          <w:szCs w:val="20"/>
           <w:lang w:val="en-IN"/>
         </w:rPr>
-        <w:t>Description</w:t>
-      </w:r>
-      <w:r>
-        <w:rPr>
-          <w:b/>
-          <w:bCs/>
-          <w:color w:val="384346"/>
-          <w:lang w:val="en-IN"/>
-        </w:rPr>
-        <w:t xml:space="preserve">:                                                            </w:t>
-      </w:r>
-      <w:r>
-        <w:rPr>
-          <w:b/>
-          <w:bCs/>
-          <w:color w:val="384346"/>
-          <w:lang w:val="en-IN"/>
-        </w:rPr>
-        <w:t xml:space="preserve">                               </w:t>
-      </w:r>
-      <w:r>
-        <w:rPr>
-          <w:b/>
-          <w:bCs/>
-          <w:color w:val="384346"/>
-          <w:lang w:val="en-IN"/>
-        </w:rPr>
-        <w:t>T</w:t>
-      </w:r>
-      <w:r>
-        <w:rPr>
-          <w:b/>
-          <w:bCs/>
-          <w:color w:val="384346"/>
-          <w:lang w:val="en-IN"/>
-        </w:rPr>
-        <w:t xml:space="preserve">echnologies used: </w:t>
-      </w:r>
-      <w:r>
-        <w:rPr>
-          <w:color w:val="384346"/>
-          <w:lang w:val="en-IN"/>
-        </w:rPr>
-        <w:t>HTML,</w:t>
-      </w:r>
-      <w:r>
-        <w:rPr>
-          <w:color w:val="384346"/>
-          <w:lang w:val="en-IN"/>
-        </w:rPr>
-        <w:t xml:space="preserve"> </w:t>
-      </w:r>
-      <w:r>
-        <w:rPr>
-          <w:color w:val="384346"/>
-          <w:lang w:val="en-IN"/>
-        </w:rPr>
-        <w:t>CSS, JavaScrip</w:t>
-      </w:r>
-      <w:r>
-        <w:rPr>
-          <w:color w:val="384346"/>
-          <w:lang w:val="en-IN"/>
-        </w:rPr>
-        <w:t>t</w:t>
-      </w:r>
-    </w:p>
-    <w:p>
-      <w:pPr>
-        <w:pStyle w:val="BodyText"/>
-        <w:spacing w:before="10"/>
-        <w:ind w:firstLine="720"/>
-        <w:jc w:val="both"/>
-        <w:rPr>
-          <w:color w:val="384346"/>
-          <w:lang w:val="en-IN"/>
-        </w:rPr>
-      </w:pPr>
-      <w:r>
-        <w:rPr>
-          <w:color w:val="384346"/>
-          <w:lang w:val="en-IN"/>
-        </w:rPr>
-        <w:t>A simple, responsive web-based calculator built using HTML, CSS, and JavaScript. It performs basic arithmetic operations with a clean UI and interactive buttons for user-friendly functionality. Includes clear functionality, real-time input display, and mobile-friendly layout.</w:t>
-      </w:r>
-    </w:p>
-    <w:p>
-      <w:pPr>
-        <w:pStyle w:val="BodyText"/>
-        <w:spacing w:before="10"/>
-        <w:ind w:firstLine="720"/>
-        <w:jc w:val="both"/>
-        <w:rPr>
-          <w:color w:val="384346"/>
-          <w:lang w:val="en-IN"/>
-        </w:rPr>
-      </w:pPr>
+        <w:t xml:space="preserve">Database: SQL </w:t>
+      </w:r>
     </w:p>
     <w:p>
       <w:pPr>
@@ -1713,99 +1911,39 @@
         <w:spacing w:before="10"/>
         <w:jc w:val="both"/>
         <w:rPr>
-          <w:b/>
+          <w:rFonts w:ascii="Arial" w:hAnsi="Arial" w:cs="Arial"/>
           <w:bCs/>
           <w:color w:val="384346"/>
+          <w:spacing w:val="-3"/>
+          <w:sz w:val="20"/>
+          <w:szCs w:val="20"/>
           <w:lang w:val="en-IN"/>
         </w:rPr>
       </w:pPr>
       <w:r>
         <w:rPr>
-          <w:b/>
-          <w:bCs/>
+          <w:rFonts w:ascii="Arial" w:hAnsi="Arial" w:cs="Arial"/>
+          <w:b/>
           <w:color w:val="384346"/>
+          <w:spacing w:val="-3"/>
+          <w:sz w:val="20"/>
+          <w:szCs w:val="20"/>
           <w:lang w:val="en-IN"/>
         </w:rPr>
-        <w:t>2</w:t>
-      </w:r>
-      <w:r>
-        <w:rPr>
-          <w:b/>
+        <w:t xml:space="preserve">Description: </w:t>
+      </w:r>
+      <w:r>
+        <w:rPr>
+          <w:rFonts w:ascii="Arial" w:hAnsi="Arial" w:cs="Arial"/>
           <w:bCs/>
           <w:color w:val="384346"/>
+          <w:spacing w:val="-3"/>
+          <w:sz w:val="20"/>
+          <w:szCs w:val="20"/>
           <w:lang w:val="en-IN"/>
         </w:rPr>
-        <w:t xml:space="preserve">. </w:t>
-      </w:r>
-      <w:r>
-        <w:rPr>
-          <w:b/>
-          <w:bCs/>
-          <w:color w:val="384346"/>
-          <w:u w:val="single"/>
-          <w:lang w:val="en-IN"/>
-        </w:rPr>
-        <w:t>DIGITAL C</w:t>
-      </w:r>
-      <w:r>
-        <w:rPr>
-          <w:b/>
-          <w:bCs/>
-          <w:color w:val="384346"/>
-          <w:u w:val="single"/>
-          <w:lang w:val="en-IN"/>
-        </w:rPr>
-        <w:t>LOCK</w:t>
-      </w:r>
-      <w:r>
-        <w:rPr>
-          <w:b/>
-          <w:bCs/>
-          <w:color w:val="384346"/>
-          <w:u w:val="single"/>
-          <w:lang w:val="en-IN"/>
-        </w:rPr>
-        <w:t>:</w:t>
-      </w:r>
-      <w:r>
-        <w:rPr>
-          <w:b/>
-          <w:bCs/>
-          <w:color w:val="384346"/>
-          <w:lang w:val="en-IN"/>
-        </w:rPr>
-        <w:t xml:space="preserve">  </w:t>
-      </w:r>
-      <w:r>
-        <w:rPr>
-          <w:b/>
-          <w:bCs/>
-          <w:color w:val="384346"/>
-          <w:lang w:val="en-IN"/>
-        </w:rPr>
-        <w:t xml:space="preserve">        </w:t>
-      </w:r>
-      <w:r>
-        <w:rPr>
-          <w:b/>
-          <w:bCs/>
-          <w:color w:val="384346"/>
-          <w:lang w:val="en-IN"/>
-        </w:rPr>
-        <w:t xml:space="preserve"> |  </w:t>
-      </w:r>
-      <w:hyperlink r:id="rId9" w:history="1">
-        <w:r>
-          <w:rPr>
-            <w:rStyle w:val="Hyperlink"/>
-            <w:b/>
-            <w:bCs/>
-            <w:u w:val="none"/>
-            <w:lang w:val="en-IN"/>
-          </w:rPr>
-          <w:t>LINK</w:t>
-        </w:r>
-      </w:hyperlink>
+        <w:t>This project is a dynamic and scalable e-commerce web application that supports multiple user roles customers, vendors, and administrators. It aims to simulate a real-world online marketplace where different participants can interact efficiently. Customers can explore products, place orders, and track deliveries. Vendors can register and manage their product listings, view orders, and monitor sales performance.</w:t>
+      </w:r>
     </w:p>
     <w:p>
       <w:pPr>
@@ -1813,153 +1951,229 @@
         <w:spacing w:before="10"/>
         <w:jc w:val="both"/>
         <w:rPr>
+          <w:rFonts w:ascii="Arial" w:hAnsi="Arial" w:cs="Arial"/>
+          <w:bCs/>
           <w:color w:val="384346"/>
+          <w:spacing w:val="-3"/>
+          <w:sz w:val="20"/>
+          <w:szCs w:val="20"/>
           <w:lang w:val="en-IN"/>
         </w:rPr>
       </w:pPr>
-      <w:r>
-        <w:rPr>
-          <w:b/>
-          <w:bCs/>
-          <w:color w:val="384346"/>
+    </w:p>
+    <w:p>
+      <w:pPr>
+        <w:pStyle w:val="BodyText"/>
+        <w:spacing w:before="10"/>
+        <w:jc w:val="both"/>
+        <w:rPr>
+          <w:rFonts w:ascii="Arial" w:hAnsi="Arial" w:cs="Arial"/>
+          <w:b/>
+          <w:spacing w:val="-3"/>
+          <w:sz w:val="20"/>
+          <w:szCs w:val="20"/>
           <w:u w:val="single"/>
           <w:lang w:val="en-IN"/>
         </w:rPr>
-        <w:t>Description</w:t>
-      </w:r>
-      <w:r>
-        <w:rPr>
-          <w:b/>
-          <w:bCs/>
-          <w:color w:val="384346"/>
+      </w:pPr>
+      <w:r>
+        <w:rPr>
+          <w:rFonts w:ascii="Arial" w:hAnsi="Arial" w:cs="Arial"/>
+          <w:b/>
+          <w:spacing w:val="-3"/>
+          <w:sz w:val="20"/>
+          <w:szCs w:val="20"/>
+          <w:u w:val="single"/>
           <w:lang w:val="en-IN"/>
         </w:rPr>
-        <w:t>:</w:t>
-      </w:r>
-      <w:r>
-        <w:rPr>
-          <w:b/>
-          <w:bCs/>
-          <w:color w:val="384346"/>
+        <w:t>2</w:t>
+      </w:r>
+      <w:r>
+        <w:rPr>
+          <w:rFonts w:ascii="Arial" w:hAnsi="Arial" w:cs="Arial"/>
+          <w:b/>
+          <w:spacing w:val="-3"/>
+          <w:sz w:val="20"/>
+          <w:szCs w:val="20"/>
+          <w:u w:val="single"/>
           <w:lang w:val="en-IN"/>
         </w:rPr>
-        <w:t xml:space="preserve">                                                            </w:t>
-      </w:r>
-      <w:r>
-        <w:rPr>
-          <w:b/>
-          <w:bCs/>
-          <w:color w:val="384346"/>
+        <w:t>.</w:t>
+      </w:r>
+      <w:r>
+        <w:rPr>
+          <w:rFonts w:ascii="Arial" w:hAnsi="Arial" w:cs="Arial"/>
+          <w:b/>
+          <w:spacing w:val="-3"/>
+          <w:sz w:val="20"/>
+          <w:szCs w:val="20"/>
+          <w:u w:val="single"/>
           <w:lang w:val="en-IN"/>
         </w:rPr>
-        <w:t xml:space="preserve">                               </w:t>
-      </w:r>
-      <w:r>
-        <w:rPr>
-          <w:b/>
-          <w:bCs/>
-          <w:color w:val="384346"/>
+        <w:t xml:space="preserve">GSM BASED SMS ALERT FIRE ALARM SYSTEM USING </w:t>
+      </w:r>
+      <w:r>
+        <w:rPr>
+          <w:rFonts w:ascii="Arial" w:hAnsi="Arial" w:cs="Arial"/>
+          <w:b/>
+          <w:spacing w:val="-3"/>
+          <w:sz w:val="20"/>
+          <w:szCs w:val="20"/>
+          <w:u w:val="single"/>
           <w:lang w:val="en-IN"/>
         </w:rPr>
-        <w:t>T</w:t>
-      </w:r>
-      <w:r>
-        <w:rPr>
-          <w:b/>
-          <w:bCs/>
-          <w:color w:val="384346"/>
+        <w:t>ARDUINO</w:t>
+      </w:r>
+      <w:r>
+        <w:rPr>
+          <w:rFonts w:ascii="Arial" w:hAnsi="Arial" w:cs="Arial"/>
+          <w:b/>
+          <w:spacing w:val="-3"/>
+          <w:sz w:val="20"/>
+          <w:szCs w:val="20"/>
+          <w:u w:val="single"/>
           <w:lang w:val="en-IN"/>
         </w:rPr>
-        <w:t xml:space="preserve">echnologies used: </w:t>
-      </w:r>
-      <w:r>
-        <w:rPr>
-          <w:color w:val="384346"/>
-          <w:lang w:val="en-IN"/>
-        </w:rPr>
-        <w:t>HTML,</w:t>
-      </w:r>
-      <w:r>
-        <w:rPr>
-          <w:color w:val="384346"/>
-          <w:lang w:val="en-IN"/>
-        </w:rPr>
-        <w:t xml:space="preserve"> </w:t>
-      </w:r>
-      <w:r>
-        <w:rPr>
-          <w:color w:val="384346"/>
-          <w:lang w:val="en-IN"/>
-        </w:rPr>
-        <w:t>CSS, JavaScrip</w:t>
-      </w:r>
-      <w:r>
-        <w:rPr>
-          <w:color w:val="384346"/>
-          <w:lang w:val="en-IN"/>
-        </w:rPr>
-        <w:t>t</w:t>
+        <w:t xml:space="preserve">: </w:t>
       </w:r>
     </w:p>
     <w:p>
       <w:pPr>
         <w:pStyle w:val="BodyText"/>
         <w:spacing w:before="10"/>
-        <w:ind w:firstLine="720"/>
         <w:jc w:val="both"/>
         <w:rPr>
-          <w:b/>
-          <w:bCs/>
-        </w:rPr>
-      </w:pPr>
-      <w:r>
-        <w:rPr>
-          <w:color w:val="384346"/>
+          <w:rFonts w:ascii="Arial" w:hAnsi="Arial" w:cs="Arial"/>
+          <w:b/>
+          <w:spacing w:val="-3"/>
+          <w:sz w:val="20"/>
+          <w:szCs w:val="20"/>
+        </w:rPr>
+      </w:pPr>
+      <w:r>
+        <w:rPr>
+          <w:rFonts w:ascii="Arial" w:hAnsi="Arial" w:cs="Arial"/>
+          <w:b/>
+          <w:spacing w:val="-3"/>
+          <w:sz w:val="20"/>
+          <w:szCs w:val="20"/>
           <w:lang w:val="en-IN"/>
         </w:rPr>
-        <w:t xml:space="preserve">A dynamic and responsive </w:t>
-      </w:r>
-      <w:r>
-        <w:rPr>
-          <w:color w:val="384346"/>
+        <w:t>Technologies used</w:t>
+      </w:r>
+      <w:r>
+        <w:rPr>
+          <w:rFonts w:ascii="Arial" w:hAnsi="Arial" w:cs="Arial"/>
+          <w:b/>
+          <w:spacing w:val="-3"/>
+          <w:sz w:val="20"/>
+          <w:szCs w:val="20"/>
           <w:lang w:val="en-IN"/>
         </w:rPr>
-        <w:t>analog</w:t>
-      </w:r>
-      <w:r>
-        <w:rPr>
-          <w:color w:val="384346"/>
+        <w:t xml:space="preserve">: </w:t>
+      </w:r>
+      <w:r>
+        <w:rPr>
+          <w:rFonts w:ascii="Arial" w:hAnsi="Arial" w:cs="Arial"/>
+          <w:b/>
+          <w:spacing w:val="-3"/>
+          <w:sz w:val="20"/>
+          <w:szCs w:val="20"/>
+        </w:rPr>
+        <w:t>Arduino Uno, GSM Module, Flame Sensor, Buzzer</w:t>
+      </w:r>
+      <w:r>
+        <w:rPr>
+          <w:rFonts w:ascii="Arial" w:hAnsi="Arial" w:cs="Arial"/>
+          <w:b/>
+          <w:spacing w:val="-3"/>
+          <w:sz w:val="20"/>
+          <w:szCs w:val="20"/>
           <w:lang w:val="en-IN"/>
         </w:rPr>
-        <w:t>ue</w:t>
-      </w:r>
-      <w:r>
-        <w:rPr>
-          <w:color w:val="384346"/>
+        <w:t xml:space="preserve">                                                  Team size: 4  </w:t>
+      </w:r>
+    </w:p>
+    <w:p>
+      <w:pPr>
+        <w:pStyle w:val="BodyText"/>
+        <w:spacing w:before="10"/>
+        <w:jc w:val="both"/>
+        <w:rPr>
+          <w:rFonts w:ascii="Arial" w:hAnsi="Arial" w:cs="Arial"/>
+          <w:b/>
+          <w:spacing w:val="-3"/>
+          <w:sz w:val="20"/>
+          <w:szCs w:val="20"/>
           <w:lang w:val="en-IN"/>
         </w:rPr>
-        <w:t xml:space="preserve"> and digital clock web application developed using HTML, CSS, and JavaScript. The clock displays real-time updates with smooth needle animations for the </w:t>
-      </w:r>
-      <w:r>
-        <w:rPr>
-          <w:color w:val="384346"/>
+      </w:pPr>
+      <w:r>
+        <w:rPr>
+          <w:rFonts w:ascii="Arial" w:hAnsi="Arial" w:cs="Arial"/>
+          <w:b/>
+          <w:spacing w:val="-3"/>
+          <w:sz w:val="20"/>
+          <w:szCs w:val="20"/>
           <w:lang w:val="en-IN"/>
         </w:rPr>
-        <w:t>analogue</w:t>
-      </w:r>
-      <w:r>
-        <w:rPr>
-          <w:color w:val="384346"/>
+        <w:t xml:space="preserve">Backend: </w:t>
+      </w:r>
+      <w:r>
+        <w:rPr>
+          <w:rFonts w:ascii="Arial" w:hAnsi="Arial" w:cs="Arial"/>
+          <w:b/>
+          <w:spacing w:val="-3"/>
+          <w:sz w:val="20"/>
+          <w:szCs w:val="20"/>
+        </w:rPr>
+        <w:t>Arduino Programming</w:t>
+      </w:r>
+      <w:r>
+        <w:rPr>
+          <w:rFonts w:ascii="Arial" w:hAnsi="Arial" w:cs="Arial"/>
+          <w:b/>
+          <w:spacing w:val="-3"/>
+          <w:sz w:val="20"/>
+          <w:szCs w:val="20"/>
           <w:lang w:val="en-IN"/>
         </w:rPr>
-        <w:t xml:space="preserve"> interface and precise digital time rendering. It features a toggleable dark and light theme, enhancing visual appeal and accessibility for diverse user preferences. The design is fully responsive, ensuring compatibility across desktops, tablets, and mobile devices. The application utilizes CSS transforms and transitions for a polished UI, while modular JavaScript functions handle time calculation and DOM manipulation</w:t>
-      </w:r>
-      <w:r>
-        <w:rPr>
-          <w:color w:val="384346"/>
+        <w:t xml:space="preserve"> </w:t>
+      </w:r>
+    </w:p>
+    <w:p>
+      <w:pPr>
+        <w:pStyle w:val="BodyText"/>
+        <w:spacing w:before="10"/>
+        <w:jc w:val="both"/>
+        <w:rPr>
+          <w:rFonts w:ascii="Arial" w:hAnsi="Arial" w:cs="Arial"/>
+          <w:bCs/>
+          <w:spacing w:val="-3"/>
+          <w:sz w:val="20"/>
+          <w:szCs w:val="20"/>
+        </w:rPr>
+      </w:pPr>
+      <w:r>
+        <w:rPr>
+          <w:rFonts w:ascii="Arial" w:hAnsi="Arial" w:cs="Arial"/>
+          <w:b/>
+          <w:spacing w:val="-3"/>
+          <w:sz w:val="20"/>
+          <w:szCs w:val="20"/>
           <w:lang w:val="en-IN"/>
         </w:rPr>
-        <w:t>.</w:t>
+        <w:t xml:space="preserve">Description: </w:t>
+      </w:r>
+      <w:r>
+        <w:rPr>
+          <w:rFonts w:ascii="Arial" w:hAnsi="Arial" w:cs="Arial"/>
+          <w:bCs/>
+          <w:spacing w:val="-3"/>
+          <w:sz w:val="20"/>
+          <w:szCs w:val="20"/>
+        </w:rPr>
+        <w:t>This project is a fire detection system that uses a flame sensor to identify fire outbreaks. When fire is detected, the Arduino triggers a buzzer and sends an alert SMS to predefined mobile numbers using a GSM module, ensuring quick notification and safety.</w:t>
       </w:r>
     </w:p>
     <w:p>
@@ -1971,6 +2185,8 @@
         <w:rPr>
           <w:b/>
           <w:bCs/>
+          <w:sz w:val="22"/>
+          <w:szCs w:val="22"/>
         </w:rPr>
       </w:pPr>
       <w:r>
@@ -1978,11 +2194,13 @@
           <w:b/>
           <w:bCs/>
           <w:noProof/>
+          <w:sz w:val="22"/>
+          <w:szCs w:val="22"/>
         </w:rPr>
         <mc:AlternateContent>
           <mc:Choice Requires="wps">
             <w:drawing>
-              <wp:anchor distT="0" distB="0" distL="0" distR="0" simplePos="0" relativeHeight="251687936" behindDoc="1" locked="0" layoutInCell="1" allowOverlap="1" wp14:anchorId="64442541" wp14:editId="25561EA2">
+              <wp:anchor distT="0" distB="0" distL="0" distR="0" simplePos="0" relativeHeight="251687936" behindDoc="1" locked="0" layoutInCell="1" allowOverlap="1" wp14:anchorId="58C0B7D3" wp14:editId="74590DCA">
                 <wp:simplePos x="0" y="0"/>
                 <wp:positionH relativeFrom="page">
                   <wp:posOffset>434340</wp:posOffset>
@@ -1993,7 +2211,7 @@
                 <wp:extent cx="6903720" cy="1270"/>
                 <wp:effectExtent l="15240" t="13335" r="15240" b="13970"/>
                 <wp:wrapTopAndBottom/>
-                <wp:docPr id="341529935" name="Freeform: Shape 3"/>
+                <wp:docPr id="954591348" name="Freeform: Shape 3"/>
                 <wp:cNvGraphicFramePr>
                   <a:graphicFrameLocks xmlns:a="http://schemas.openxmlformats.org/drawingml/2006/main"/>
                 </wp:cNvGraphicFramePr>
@@ -2074,7 +2292,7 @@
           </mc:Choice>
           <mc:Fallback>
             <w:pict>
-              <v:shape w14:anchorId="63144833" id="Freeform: Shape 3" o:spid="_x0000_s1026" style="position:absolute;margin-left:34.2pt;margin-top:29.2pt;width:543.6pt;height:.1pt;z-index:-251628544;visibility:visible;mso-wrap-style:square;mso-width-percent:0;mso-height-percent:0;mso-wrap-distance-left:0;mso-wrap-distance-top:0;mso-wrap-distance-right:0;mso-wrap-distance-bottom:0;mso-position-horizontal:absolute;mso-position-horizontal-relative:page;mso-position-vertical:absolute;mso-position-vertical-relative:text;mso-width-percent:0;mso-height-percent:0;mso-width-relative:page;mso-height-relative:page;v-text-anchor:top" coordsize="10872,1270" o:gfxdata="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" path="m,l10872,e" filled="f" strokecolor="#7e7e7e" strokeweight="1pt">
+              <v:shape w14:anchorId="2EC93E13" id="Freeform: Shape 3" o:spid="_x0000_s1026" style="position:absolute;margin-left:34.2pt;margin-top:29.2pt;width:543.6pt;height:.1pt;z-index:-251628544;visibility:visible;mso-wrap-style:square;mso-width-percent:0;mso-height-percent:0;mso-wrap-distance-left:0;mso-wrap-distance-top:0;mso-wrap-distance-right:0;mso-wrap-distance-bottom:0;mso-position-horizontal:absolute;mso-position-horizontal-relative:page;mso-position-vertical:absolute;mso-position-vertical-relative:text;mso-width-percent:0;mso-height-percent:0;mso-width-relative:page;mso-height-relative:page;v-text-anchor:top" coordsize="10872,1270" o:gfxdata="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" path="m,l10872,e" filled="f" strokecolor="#7e7e7e" strokeweight="1pt">
                 <v:path arrowok="t" o:connecttype="custom" o:connectlocs="0,0;6903720,0" o:connectangles="0,0"/>
                 <w10:wrap type="topAndBottom" anchorx="page"/>
               </v:shape>
@@ -2088,8 +2306,10 @@
           <w:bCs/>
           <w:color w:val="0462C1"/>
           <w:w w:val="105"/>
-        </w:rPr>
-        <w:t>Core Competencie</w:t>
+          <w:sz w:val="22"/>
+          <w:szCs w:val="22"/>
+        </w:rPr>
+        <w:t>Internships and Certifications</w:t>
       </w:r>
       <w:r>
         <w:rPr>
@@ -2097,8 +2317,10 @@
           <w:bCs/>
           <w:color w:val="0462C1"/>
           <w:w w:val="105"/>
-        </w:rPr>
-        <w:t>s</w:t>
+          <w:sz w:val="22"/>
+          <w:szCs w:val="22"/>
+        </w:rPr>
+        <w:t xml:space="preserve"> </w:t>
       </w:r>
     </w:p>
     <w:p>
@@ -2106,24 +2328,331 @@
         <w:pStyle w:val="BodyText"/>
         <w:numPr>
           <w:ilvl w:val="0"/>
-          <w:numId w:val="2"/>
+          <w:numId w:val="12"/>
         </w:numPr>
         <w:spacing w:before="10"/>
         <w:jc w:val="both"/>
         <w:rPr>
+          <w:rFonts w:ascii="Arial" w:hAnsi="Arial" w:cs="Arial"/>
+          <w:bCs/>
+          <w:spacing w:val="-3"/>
+          <w:sz w:val="20"/>
+          <w:szCs w:val="20"/>
+          <w:lang w:val="en-IN"/>
+        </w:rPr>
+      </w:pPr>
+      <w:r>
+        <w:rPr>
+          <w:rFonts w:ascii="Arial" w:hAnsi="Arial" w:cs="Arial"/>
+          <w:bCs/>
+          <w:spacing w:val="-3"/>
+          <w:sz w:val="20"/>
+          <w:szCs w:val="20"/>
+          <w:lang w:val="en-IN"/>
+        </w:rPr>
+        <w:t xml:space="preserve">Artificial Intelligence </w:t>
+      </w:r>
+      <w:r>
+        <w:rPr>
+          <w:rFonts w:ascii="Arial" w:hAnsi="Arial" w:cs="Arial"/>
+          <w:bCs/>
+          <w:spacing w:val="-3"/>
+          <w:sz w:val="20"/>
+          <w:szCs w:val="20"/>
+          <w:lang w:val="en-IN"/>
+        </w:rPr>
+        <w:t>by JBIET</w:t>
+      </w:r>
+    </w:p>
+    <w:p>
+      <w:pPr>
+        <w:pStyle w:val="BodyText"/>
+        <w:numPr>
+          <w:ilvl w:val="0"/>
+          <w:numId w:val="12"/>
+        </w:numPr>
+        <w:spacing w:before="10"/>
+        <w:jc w:val="both"/>
+        <w:rPr>
+          <w:rFonts w:ascii="Arial" w:hAnsi="Arial" w:cs="Arial"/>
+          <w:bCs/>
+          <w:spacing w:val="-3"/>
+          <w:sz w:val="20"/>
+          <w:szCs w:val="20"/>
+          <w:lang w:val="en-IN"/>
+        </w:rPr>
+      </w:pPr>
+      <w:r>
+        <w:rPr>
+          <w:rFonts w:ascii="Arial" w:hAnsi="Arial" w:cs="Arial"/>
+          <w:bCs/>
+          <w:spacing w:val="-3"/>
+          <w:sz w:val="20"/>
+          <w:szCs w:val="20"/>
+          <w:lang w:val="en-IN"/>
+        </w:rPr>
+        <w:t xml:space="preserve">Machine learning by Google </w:t>
+      </w:r>
+    </w:p>
+    <w:p>
+      <w:pPr>
+        <w:pStyle w:val="Heading1"/>
+        <w:spacing w:before="244"/>
+        <w:ind w:left="0" w:right="1549"/>
+        <w:jc w:val="both"/>
+        <w:rPr>
+          <w:b/>
+          <w:bCs/>
+          <w:color w:val="0462C1"/>
+          <w:w w:val="105"/>
+          <w:sz w:val="22"/>
+          <w:szCs w:val="22"/>
+        </w:rPr>
+      </w:pPr>
+      <w:r>
+        <w:rPr>
+          <w:b/>
+          <w:bCs/>
+          <w:noProof/>
+          <w:sz w:val="22"/>
+          <w:szCs w:val="22"/>
+        </w:rPr>
+        <mc:AlternateContent>
+          <mc:Choice Requires="wps">
+            <w:drawing>
+              <wp:anchor distT="0" distB="0" distL="0" distR="0" simplePos="0" relativeHeight="251689984" behindDoc="1" locked="0" layoutInCell="1" allowOverlap="1" wp14:anchorId="589D8C79" wp14:editId="46816182">
+                <wp:simplePos x="0" y="0"/>
+                <wp:positionH relativeFrom="margin">
+                  <wp:align>center</wp:align>
+                </wp:positionH>
+                <wp:positionV relativeFrom="paragraph">
+                  <wp:posOffset>340123</wp:posOffset>
+                </wp:positionV>
+                <wp:extent cx="6903720" cy="1270"/>
+                <wp:effectExtent l="0" t="0" r="0" b="0"/>
+                <wp:wrapTopAndBottom/>
+                <wp:docPr id="1254693958" name="Freeform: Shape 3"/>
+                <wp:cNvGraphicFramePr>
+                  <a:graphicFrameLocks xmlns:a="http://schemas.openxmlformats.org/drawingml/2006/main"/>
+                </wp:cNvGraphicFramePr>
+                <a:graphic xmlns:a="http://schemas.openxmlformats.org/drawingml/2006/main">
+                  <a:graphicData uri="http://schemas.microsoft.com/office/word/2010/wordprocessingShape">
+                    <wps:wsp>
+                      <wps:cNvSpPr>
+                        <a:spLocks/>
+                      </wps:cNvSpPr>
+                      <wps:spPr bwMode="auto">
+                        <a:xfrm>
+                          <a:off x="0" y="0"/>
+                          <a:ext cx="6903720" cy="1270"/>
+                        </a:xfrm>
+                        <a:custGeom>
+                          <a:avLst/>
+                          <a:gdLst>
+                            <a:gd name="T0" fmla="+- 0 684 684"/>
+                            <a:gd name="T1" fmla="*/ T0 w 10872"/>
+                            <a:gd name="T2" fmla="+- 0 11556 684"/>
+                            <a:gd name="T3" fmla="*/ T2 w 10872"/>
+                          </a:gdLst>
+                          <a:ahLst/>
+                          <a:cxnLst>
+                            <a:cxn ang="0">
+                              <a:pos x="T1" y="0"/>
+                            </a:cxn>
+                            <a:cxn ang="0">
+                              <a:pos x="T3" y="0"/>
+                            </a:cxn>
+                          </a:cxnLst>
+                          <a:rect l="0" t="0" r="r" b="b"/>
+                          <a:pathLst>
+                            <a:path w="10872">
+                              <a:moveTo>
+                                <a:pt x="0" y="0"/>
+                              </a:moveTo>
+                              <a:lnTo>
+                                <a:pt x="10872" y="0"/>
+                              </a:lnTo>
+                            </a:path>
+                          </a:pathLst>
+                        </a:custGeom>
+                        <a:noFill/>
+                        <a:ln w="12700">
+                          <a:solidFill>
+                            <a:srgbClr val="7E7E7E"/>
+                          </a:solidFill>
+                          <a:prstDash val="solid"/>
+                          <a:round/>
+                          <a:headEnd/>
+                          <a:tailEnd/>
+                        </a:ln>
+                        <a:extLst>
+                          <a:ext uri="{909E8E84-426E-40DD-AFC4-6F175D3DCCD1}">
+                            <a14:hiddenFill xmlns:a14="http://schemas.microsoft.com/office/drawing/2010/main">
+                              <a:solidFill>
+                                <a:srgbClr val="FFFFFF"/>
+                              </a:solidFill>
+                            </a14:hiddenFill>
+                          </a:ext>
+                        </a:extLst>
+                      </wps:spPr>
+                      <wps:bodyPr rot="0" vert="horz" wrap="square" lIns="91440" tIns="45720" rIns="91440" bIns="45720" anchor="t" anchorCtr="0" upright="1">
+                        <a:noAutofit/>
+                      </wps:bodyPr>
+                    </wps:wsp>
+                  </a:graphicData>
+                </a:graphic>
+                <wp14:sizeRelH relativeFrom="page">
+                  <wp14:pctWidth>0</wp14:pctWidth>
+                </wp14:sizeRelH>
+                <wp14:sizeRelV relativeFrom="page">
+                  <wp14:pctHeight>0</wp14:pctHeight>
+                </wp14:sizeRelV>
+              </wp:anchor>
+            </w:drawing>
+          </mc:Choice>
+          <mc:Fallback>
+            <w:pict>
+              <v:shape w14:anchorId="765A63C5" id="Freeform: Shape 3" o:spid="_x0000_s1026" style="position:absolute;margin-left:0;margin-top:26.8pt;width:543.6pt;height:.1pt;z-index:-251626496;visibility:visible;mso-wrap-style:square;mso-width-percent:0;mso-height-percent:0;mso-wrap-distance-left:0;mso-wrap-distance-top:0;mso-wrap-distance-right:0;mso-wrap-distance-bottom:0;mso-position-horizontal:center;mso-position-horizontal-relative:margin;mso-position-vertical:absolute;mso-position-vertical-relative:text;mso-width-percent:0;mso-height-percent:0;mso-width-relative:page;mso-height-relative:page;v-text-anchor:top" coordsize="10872,1270" o:gfxdata="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" path="m,l10872,e" filled="f" strokecolor="#7e7e7e" strokeweight="1pt">
+                <v:path arrowok="t" o:connecttype="custom" o:connectlocs="0,0;6903720,0" o:connectangles="0,0"/>
+                <w10:wrap type="topAndBottom" anchorx="margin"/>
+              </v:shape>
+            </w:pict>
+          </mc:Fallback>
+        </mc:AlternateContent>
+      </w:r>
+      <w:r>
+        <w:rPr>
+          <w:b/>
+          <w:bCs/>
+          <w:color w:val="0462C1"/>
+          <w:w w:val="105"/>
+          <w:sz w:val="22"/>
+          <w:szCs w:val="22"/>
+        </w:rPr>
+        <w:t>Core Competencies</w:t>
+      </w:r>
+    </w:p>
+    <w:p>
+      <w:pPr>
+        <w:pStyle w:val="BodyText"/>
+        <w:numPr>
+          <w:ilvl w:val="0"/>
+          <w:numId w:val="14"/>
+        </w:numPr>
+        <w:spacing w:before="10"/>
+        <w:jc w:val="both"/>
+        <w:rPr>
+          <w:rFonts w:ascii="Arial" w:hAnsi="Arial" w:cs="Arial"/>
+          <w:bCs/>
+          <w:spacing w:val="-3"/>
+          <w:sz w:val="20"/>
+          <w:szCs w:val="20"/>
+          <w:lang w:val="en-IN"/>
+        </w:rPr>
+      </w:pPr>
+      <w:r>
+        <w:rPr>
+          <w:rFonts w:ascii="Arial" w:hAnsi="Arial" w:cs="Arial"/>
+          <w:bCs/>
+          <w:spacing w:val="-3"/>
+          <w:sz w:val="20"/>
+          <w:szCs w:val="20"/>
+          <w:lang w:val="en-IN"/>
+        </w:rPr>
+        <w:t xml:space="preserve">Skilled in Microsoft Office Suite with a typing speed of 62 WPM and 97.8% accuracy </w:t>
+      </w:r>
+    </w:p>
+    <w:p>
+      <w:pPr>
+        <w:pStyle w:val="BodyText"/>
+        <w:numPr>
+          <w:ilvl w:val="0"/>
+          <w:numId w:val="14"/>
+        </w:numPr>
+        <w:spacing w:before="10"/>
+        <w:jc w:val="both"/>
+        <w:rPr>
+          <w:rFonts w:ascii="Arial" w:hAnsi="Arial" w:cs="Arial"/>
+          <w:bCs/>
+          <w:spacing w:val="-3"/>
+          <w:sz w:val="20"/>
+          <w:szCs w:val="20"/>
+          <w:lang w:val="en-IN"/>
+        </w:rPr>
+      </w:pPr>
+      <w:r>
+        <w:rPr>
+          <w:rFonts w:ascii="Arial" w:hAnsi="Arial" w:cs="Arial"/>
+          <w:bCs/>
+          <w:spacing w:val="-3"/>
+          <w:sz w:val="20"/>
+          <w:szCs w:val="20"/>
+          <w:lang w:val="en-IN"/>
+        </w:rPr>
+        <w:t xml:space="preserve">Effective in both collaborative team environments and independent work settings. </w:t>
+      </w:r>
+    </w:p>
+    <w:p>
+      <w:pPr>
+        <w:pStyle w:val="BodyText"/>
+        <w:numPr>
+          <w:ilvl w:val="0"/>
+          <w:numId w:val="14"/>
+        </w:numPr>
+        <w:spacing w:before="10"/>
+        <w:jc w:val="both"/>
+        <w:rPr>
+          <w:rFonts w:ascii="Arial" w:hAnsi="Arial" w:cs="Arial"/>
+          <w:bCs/>
+          <w:spacing w:val="-3"/>
+          <w:sz w:val="20"/>
+          <w:szCs w:val="20"/>
+          <w:lang w:val="en-IN"/>
+        </w:rPr>
+      </w:pPr>
+      <w:r>
+        <w:rPr>
+          <w:rFonts w:ascii="Arial" w:hAnsi="Arial" w:cs="Arial"/>
+          <w:bCs/>
+          <w:spacing w:val="-3"/>
+          <w:sz w:val="20"/>
+          <w:szCs w:val="20"/>
+          <w:lang w:val="en-IN"/>
+        </w:rPr>
+        <w:t>Dedicated to aligning individual responsibilities with the broader organizational goals</w:t>
+      </w:r>
+    </w:p>
+    <w:p>
+      <w:pPr>
+        <w:pStyle w:val="BodyText"/>
+        <w:spacing w:before="10"/>
+        <w:ind w:left="720"/>
+        <w:jc w:val="both"/>
+        <w:rPr>
+          <w:rFonts w:ascii="Arial" w:hAnsi="Arial" w:cs="Arial"/>
+          <w:bCs/>
+          <w:spacing w:val="-3"/>
+          <w:sz w:val="20"/>
+          <w:szCs w:val="20"/>
+          <w:lang w:val="en-IN"/>
+        </w:rPr>
+      </w:pPr>
+    </w:p>
+    <w:p>
+      <w:pPr>
+        <w:pStyle w:val="BodyText"/>
+        <w:spacing w:before="10"/>
+        <w:jc w:val="both"/>
+        <w:rPr>
           <w:rStyle w:val="Strong"/>
+          <w:rFonts w:ascii="Arial" w:hAnsi="Arial" w:cs="Arial"/>
           <w:b w:val="0"/>
           <w:bCs w:val="0"/>
           <w:color w:val="404040" w:themeColor="text1" w:themeTint="BF"/>
-        </w:rPr>
-      </w:pPr>
-      <w:r>
-        <w:rPr>
-          <w:color w:val="404040" w:themeColor="text1" w:themeTint="BF"/>
-          <w:lang w:val="en-IN"/>
-        </w:rPr>
-        <w:t>Skilled in Microsoft Office Suite with a typing speed of 62 WPM and 97.8% accuracy</w:t>
-      </w:r>
+          <w:sz w:val="20"/>
+          <w:szCs w:val="20"/>
+        </w:rPr>
+      </w:pPr>
     </w:p>
     <w:sectPr>
       <w:type w:val="continuous"/>
@@ -2601,7 +3130,7 @@
       <w:lvlText w:val=""/>
       <w:lvlJc w:val="left"/>
       <w:pPr>
-        <w:ind w:left="720" w:hanging="360"/>
+        <w:ind w:left="785" w:hanging="360"/>
       </w:pPr>
       <w:rPr>
         <w:rFonts w:ascii="Symbol" w:hAnsi="Symbol" w:hint="default"/>
@@ -2818,6 +3347,232 @@
     </w:lvl>
   </w:abstractNum>
   <w:abstractNum w:abstractNumId="6" w15:restartNumberingAfterBreak="0">
+    <w:nsid w:val="24F17166"/>
+    <w:multiLevelType w:val="hybridMultilevel"/>
+    <w:tmpl w:val="411E89C4"/>
+    <w:lvl w:ilvl="0" w:tplc="40090001">
+      <w:start w:val="1"/>
+      <w:numFmt w:val="bullet"/>
+      <w:lvlText w:val=""/>
+      <w:lvlJc w:val="left"/>
+      <w:pPr>
+        <w:ind w:left="720" w:hanging="360"/>
+      </w:pPr>
+      <w:rPr>
+        <w:rFonts w:ascii="Symbol" w:hAnsi="Symbol" w:hint="default"/>
+      </w:rPr>
+    </w:lvl>
+    <w:lvl w:ilvl="1" w:tplc="40090003" w:tentative="1">
+      <w:start w:val="1"/>
+      <w:numFmt w:val="bullet"/>
+      <w:lvlText w:val="o"/>
+      <w:lvlJc w:val="left"/>
+      <w:pPr>
+        <w:ind w:left="1440" w:hanging="360"/>
+      </w:pPr>
+      <w:rPr>
+        <w:rFonts w:ascii="Courier New" w:hAnsi="Courier New" w:cs="Courier New" w:hint="default"/>
+      </w:rPr>
+    </w:lvl>
+    <w:lvl w:ilvl="2" w:tplc="40090005" w:tentative="1">
+      <w:start w:val="1"/>
+      <w:numFmt w:val="bullet"/>
+      <w:lvlText w:val=""/>
+      <w:lvlJc w:val="left"/>
+      <w:pPr>
+        <w:ind w:left="2160" w:hanging="360"/>
+      </w:pPr>
+      <w:rPr>
+        <w:rFonts w:ascii="Wingdings" w:hAnsi="Wingdings" w:hint="default"/>
+      </w:rPr>
+    </w:lvl>
+    <w:lvl w:ilvl="3" w:tplc="40090001" w:tentative="1">
+      <w:start w:val="1"/>
+      <w:numFmt w:val="bullet"/>
+      <w:lvlText w:val=""/>
+      <w:lvlJc w:val="left"/>
+      <w:pPr>
+        <w:ind w:left="2880" w:hanging="360"/>
+      </w:pPr>
+      <w:rPr>
+        <w:rFonts w:ascii="Symbol" w:hAnsi="Symbol" w:hint="default"/>
+      </w:rPr>
+    </w:lvl>
+    <w:lvl w:ilvl="4" w:tplc="40090003" w:tentative="1">
+      <w:start w:val="1"/>
+      <w:numFmt w:val="bullet"/>
+      <w:lvlText w:val="o"/>
+      <w:lvlJc w:val="left"/>
+      <w:pPr>
+        <w:ind w:left="3600" w:hanging="360"/>
+      </w:pPr>
+      <w:rPr>
+        <w:rFonts w:ascii="Courier New" w:hAnsi="Courier New" w:cs="Courier New" w:hint="default"/>
+      </w:rPr>
+    </w:lvl>
+    <w:lvl w:ilvl="5" w:tplc="40090005" w:tentative="1">
+      <w:start w:val="1"/>
+      <w:numFmt w:val="bullet"/>
+      <w:lvlText w:val=""/>
+      <w:lvlJc w:val="left"/>
+      <w:pPr>
+        <w:ind w:left="4320" w:hanging="360"/>
+      </w:pPr>
+      <w:rPr>
+        <w:rFonts w:ascii="Wingdings" w:hAnsi="Wingdings" w:hint="default"/>
+      </w:rPr>
+    </w:lvl>
+    <w:lvl w:ilvl="6" w:tplc="40090001" w:tentative="1">
+      <w:start w:val="1"/>
+      <w:numFmt w:val="bullet"/>
+      <w:lvlText w:val=""/>
+      <w:lvlJc w:val="left"/>
+      <w:pPr>
+        <w:ind w:left="5040" w:hanging="360"/>
+      </w:pPr>
+      <w:rPr>
+        <w:rFonts w:ascii="Symbol" w:hAnsi="Symbol" w:hint="default"/>
+      </w:rPr>
+    </w:lvl>
+    <w:lvl w:ilvl="7" w:tplc="40090003" w:tentative="1">
+      <w:start w:val="1"/>
+      <w:numFmt w:val="bullet"/>
+      <w:lvlText w:val="o"/>
+      <w:lvlJc w:val="left"/>
+      <w:pPr>
+        <w:ind w:left="5760" w:hanging="360"/>
+      </w:pPr>
+      <w:rPr>
+        <w:rFonts w:ascii="Courier New" w:hAnsi="Courier New" w:cs="Courier New" w:hint="default"/>
+      </w:rPr>
+    </w:lvl>
+    <w:lvl w:ilvl="8" w:tplc="40090005" w:tentative="1">
+      <w:start w:val="1"/>
+      <w:numFmt w:val="bullet"/>
+      <w:lvlText w:val=""/>
+      <w:lvlJc w:val="left"/>
+      <w:pPr>
+        <w:ind w:left="6480" w:hanging="360"/>
+      </w:pPr>
+      <w:rPr>
+        <w:rFonts w:ascii="Wingdings" w:hAnsi="Wingdings" w:hint="default"/>
+      </w:rPr>
+    </w:lvl>
+  </w:abstractNum>
+  <w:abstractNum w:abstractNumId="7" w15:restartNumberingAfterBreak="0">
+    <w:nsid w:val="28E51CCF"/>
+    <w:multiLevelType w:val="hybridMultilevel"/>
+    <w:tmpl w:val="E13A28EA"/>
+    <w:lvl w:ilvl="0" w:tplc="40090001">
+      <w:start w:val="1"/>
+      <w:numFmt w:val="bullet"/>
+      <w:lvlText w:val=""/>
+      <w:lvlJc w:val="left"/>
+      <w:pPr>
+        <w:ind w:left="720" w:hanging="360"/>
+      </w:pPr>
+      <w:rPr>
+        <w:rFonts w:ascii="Symbol" w:hAnsi="Symbol" w:hint="default"/>
+      </w:rPr>
+    </w:lvl>
+    <w:lvl w:ilvl="1" w:tplc="40090003" w:tentative="1">
+      <w:start w:val="1"/>
+      <w:numFmt w:val="bullet"/>
+      <w:lvlText w:val="o"/>
+      <w:lvlJc w:val="left"/>
+      <w:pPr>
+        <w:ind w:left="1440" w:hanging="360"/>
+      </w:pPr>
+      <w:rPr>
+        <w:rFonts w:ascii="Courier New" w:hAnsi="Courier New" w:cs="Courier New" w:hint="default"/>
+      </w:rPr>
+    </w:lvl>
+    <w:lvl w:ilvl="2" w:tplc="40090005" w:tentative="1">
+      <w:start w:val="1"/>
+      <w:numFmt w:val="bullet"/>
+      <w:lvlText w:val=""/>
+      <w:lvlJc w:val="left"/>
+      <w:pPr>
+        <w:ind w:left="2160" w:hanging="360"/>
+      </w:pPr>
+      <w:rPr>
+        <w:rFonts w:ascii="Wingdings" w:hAnsi="Wingdings" w:hint="default"/>
+      </w:rPr>
+    </w:lvl>
+    <w:lvl w:ilvl="3" w:tplc="40090001" w:tentative="1">
+      <w:start w:val="1"/>
+      <w:numFmt w:val="bullet"/>
+      <w:lvlText w:val=""/>
+      <w:lvlJc w:val="left"/>
+      <w:pPr>
+        <w:ind w:left="2880" w:hanging="360"/>
+      </w:pPr>
+      <w:rPr>
+        <w:rFonts w:ascii="Symbol" w:hAnsi="Symbol" w:hint="default"/>
+      </w:rPr>
+    </w:lvl>
+    <w:lvl w:ilvl="4" w:tplc="40090003" w:tentative="1">
+      <w:start w:val="1"/>
+      <w:numFmt w:val="bullet"/>
+      <w:lvlText w:val="o"/>
+      <w:lvlJc w:val="left"/>
+      <w:pPr>
+        <w:ind w:left="3600" w:hanging="360"/>
+      </w:pPr>
+      <w:rPr>
+        <w:rFonts w:ascii="Courier New" w:hAnsi="Courier New" w:cs="Courier New" w:hint="default"/>
+      </w:rPr>
+    </w:lvl>
+    <w:lvl w:ilvl="5" w:tplc="40090005" w:tentative="1">
+      <w:start w:val="1"/>
+      <w:numFmt w:val="bullet"/>
+      <w:lvlText w:val=""/>
+      <w:lvlJc w:val="left"/>
+      <w:pPr>
+        <w:ind w:left="4320" w:hanging="360"/>
+      </w:pPr>
+      <w:rPr>
+        <w:rFonts w:ascii="Wingdings" w:hAnsi="Wingdings" w:hint="default"/>
+      </w:rPr>
+    </w:lvl>
+    <w:lvl w:ilvl="6" w:tplc="40090001" w:tentative="1">
+      <w:start w:val="1"/>
+      <w:numFmt w:val="bullet"/>
+      <w:lvlText w:val=""/>
+      <w:lvlJc w:val="left"/>
+      <w:pPr>
+        <w:ind w:left="5040" w:hanging="360"/>
+      </w:pPr>
+      <w:rPr>
+        <w:rFonts w:ascii="Symbol" w:hAnsi="Symbol" w:hint="default"/>
+      </w:rPr>
+    </w:lvl>
+    <w:lvl w:ilvl="7" w:tplc="40090003" w:tentative="1">
+      <w:start w:val="1"/>
+      <w:numFmt w:val="bullet"/>
+      <w:lvlText w:val="o"/>
+      <w:lvlJc w:val="left"/>
+      <w:pPr>
+        <w:ind w:left="5760" w:hanging="360"/>
+      </w:pPr>
+      <w:rPr>
+        <w:rFonts w:ascii="Courier New" w:hAnsi="Courier New" w:cs="Courier New" w:hint="default"/>
+      </w:rPr>
+    </w:lvl>
+    <w:lvl w:ilvl="8" w:tplc="40090005" w:tentative="1">
+      <w:start w:val="1"/>
+      <w:numFmt w:val="bullet"/>
+      <w:lvlText w:val=""/>
+      <w:lvlJc w:val="left"/>
+      <w:pPr>
+        <w:ind w:left="6480" w:hanging="360"/>
+      </w:pPr>
+      <w:rPr>
+        <w:rFonts w:ascii="Wingdings" w:hAnsi="Wingdings" w:hint="default"/>
+      </w:rPr>
+    </w:lvl>
+  </w:abstractNum>
+  <w:abstractNum w:abstractNumId="8" w15:restartNumberingAfterBreak="0">
     <w:nsid w:val="432C4195"/>
     <w:multiLevelType w:val="hybridMultilevel"/>
     <w:tmpl w:val="7D06B100"/>
@@ -2930,7 +3685,120 @@
       </w:rPr>
     </w:lvl>
   </w:abstractNum>
-  <w:abstractNum w:abstractNumId="7" w15:restartNumberingAfterBreak="0">
+  <w:abstractNum w:abstractNumId="9" w15:restartNumberingAfterBreak="0">
+    <w:nsid w:val="52791FCE"/>
+    <w:multiLevelType w:val="hybridMultilevel"/>
+    <w:tmpl w:val="AB6281A2"/>
+    <w:lvl w:ilvl="0" w:tplc="40090001">
+      <w:start w:val="1"/>
+      <w:numFmt w:val="bullet"/>
+      <w:lvlText w:val=""/>
+      <w:lvlJc w:val="left"/>
+      <w:pPr>
+        <w:ind w:left="1440" w:hanging="360"/>
+      </w:pPr>
+      <w:rPr>
+        <w:rFonts w:ascii="Symbol" w:hAnsi="Symbol" w:hint="default"/>
+      </w:rPr>
+    </w:lvl>
+    <w:lvl w:ilvl="1" w:tplc="40090003" w:tentative="1">
+      <w:start w:val="1"/>
+      <w:numFmt w:val="bullet"/>
+      <w:lvlText w:val="o"/>
+      <w:lvlJc w:val="left"/>
+      <w:pPr>
+        <w:ind w:left="2160" w:hanging="360"/>
+      </w:pPr>
+      <w:rPr>
+        <w:rFonts w:ascii="Courier New" w:hAnsi="Courier New" w:cs="Courier New" w:hint="default"/>
+      </w:rPr>
+    </w:lvl>
+    <w:lvl w:ilvl="2" w:tplc="40090005" w:tentative="1">
+      <w:start w:val="1"/>
+      <w:numFmt w:val="bullet"/>
+      <w:lvlText w:val=""/>
+      <w:lvlJc w:val="left"/>
+      <w:pPr>
+        <w:ind w:left="2880" w:hanging="360"/>
+      </w:pPr>
+      <w:rPr>
+        <w:rFonts w:ascii="Wingdings" w:hAnsi="Wingdings" w:hint="default"/>
+      </w:rPr>
+    </w:lvl>
+    <w:lvl w:ilvl="3" w:tplc="40090001" w:tentative="1">
+      <w:start w:val="1"/>
+      <w:numFmt w:val="bullet"/>
+      <w:lvlText w:val=""/>
+      <w:lvlJc w:val="left"/>
+      <w:pPr>
+        <w:ind w:left="3600" w:hanging="360"/>
+      </w:pPr>
+      <w:rPr>
+        <w:rFonts w:ascii="Symbol" w:hAnsi="Symbol" w:hint="default"/>
+      </w:rPr>
+    </w:lvl>
+    <w:lvl w:ilvl="4" w:tplc="40090003" w:tentative="1">
+      <w:start w:val="1"/>
+      <w:numFmt w:val="bullet"/>
+      <w:lvlText w:val="o"/>
+      <w:lvlJc w:val="left"/>
+      <w:pPr>
+        <w:ind w:left="4320" w:hanging="360"/>
+      </w:pPr>
+      <w:rPr>
+        <w:rFonts w:ascii="Courier New" w:hAnsi="Courier New" w:cs="Courier New" w:hint="default"/>
+      </w:rPr>
+    </w:lvl>
+    <w:lvl w:ilvl="5" w:tplc="40090005" w:tentative="1">
+      <w:start w:val="1"/>
+      <w:numFmt w:val="bullet"/>
+      <w:lvlText w:val=""/>
+      <w:lvlJc w:val="left"/>
+      <w:pPr>
+        <w:ind w:left="5040" w:hanging="360"/>
+      </w:pPr>
+      <w:rPr>
+        <w:rFonts w:ascii="Wingdings" w:hAnsi="Wingdings" w:hint="default"/>
+      </w:rPr>
+    </w:lvl>
+    <w:lvl w:ilvl="6" w:tplc="40090001" w:tentative="1">
+      <w:start w:val="1"/>
+      <w:numFmt w:val="bullet"/>
+      <w:lvlText w:val=""/>
+      <w:lvlJc w:val="left"/>
+      <w:pPr>
+        <w:ind w:left="5760" w:hanging="360"/>
+      </w:pPr>
+      <w:rPr>
+        <w:rFonts w:ascii="Symbol" w:hAnsi="Symbol" w:hint="default"/>
+      </w:rPr>
+    </w:lvl>
+    <w:lvl w:ilvl="7" w:tplc="40090003" w:tentative="1">
+      <w:start w:val="1"/>
+      <w:numFmt w:val="bullet"/>
+      <w:lvlText w:val="o"/>
+      <w:lvlJc w:val="left"/>
+      <w:pPr>
+        <w:ind w:left="6480" w:hanging="360"/>
+      </w:pPr>
+      <w:rPr>
+        <w:rFonts w:ascii="Courier New" w:hAnsi="Courier New" w:cs="Courier New" w:hint="default"/>
+      </w:rPr>
+    </w:lvl>
+    <w:lvl w:ilvl="8" w:tplc="40090005" w:tentative="1">
+      <w:start w:val="1"/>
+      <w:numFmt w:val="bullet"/>
+      <w:lvlText w:val=""/>
+      <w:lvlJc w:val="left"/>
+      <w:pPr>
+        <w:ind w:left="7200" w:hanging="360"/>
+      </w:pPr>
+      <w:rPr>
+        <w:rFonts w:ascii="Wingdings" w:hAnsi="Wingdings" w:hint="default"/>
+      </w:rPr>
+    </w:lvl>
+  </w:abstractNum>
+  <w:abstractNum w:abstractNumId="10" w15:restartNumberingAfterBreak="0">
     <w:nsid w:val="59D171C1"/>
     <w:multiLevelType w:val="hybridMultilevel"/>
     <w:tmpl w:val="7084F818"/>
@@ -3043,7 +3911,7 @@
       </w:rPr>
     </w:lvl>
   </w:abstractNum>
-  <w:abstractNum w:abstractNumId="8" w15:restartNumberingAfterBreak="0">
+  <w:abstractNum w:abstractNumId="11" w15:restartNumberingAfterBreak="0">
     <w:nsid w:val="6F170C0F"/>
     <w:multiLevelType w:val="hybridMultilevel"/>
     <w:tmpl w:val="E42E7B34"/>
@@ -3132,7 +4000,7 @@
       </w:pPr>
     </w:lvl>
   </w:abstractNum>
-  <w:abstractNum w:abstractNumId="9" w15:restartNumberingAfterBreak="0">
+  <w:abstractNum w:abstractNumId="12" w15:restartNumberingAfterBreak="0">
     <w:nsid w:val="75BC744F"/>
     <w:multiLevelType w:val="hybridMultilevel"/>
     <w:tmpl w:val="8F982112"/>
@@ -3255,16 +4123,16 @@
     <w:abstractNumId w:val="2"/>
   </w:num>
   <w:num w:numId="4" w16cid:durableId="1132869900">
-    <w:abstractNumId w:val="6"/>
+    <w:abstractNumId w:val="8"/>
   </w:num>
   <w:num w:numId="5" w16cid:durableId="1634093550">
-    <w:abstractNumId w:val="8"/>
+    <w:abstractNumId w:val="11"/>
   </w:num>
   <w:num w:numId="6" w16cid:durableId="964778017">
     <w:abstractNumId w:val="5"/>
   </w:num>
   <w:num w:numId="7" w16cid:durableId="820921453">
-    <w:abstractNumId w:val="7"/>
+    <w:abstractNumId w:val="10"/>
   </w:num>
   <w:num w:numId="8" w16cid:durableId="1967077976">
     <w:abstractNumId w:val="0"/>
@@ -3276,7 +4144,16 @@
     <w:abstractNumId w:val="4"/>
   </w:num>
   <w:num w:numId="11" w16cid:durableId="177935010">
+    <w:abstractNumId w:val="12"/>
+  </w:num>
+  <w:num w:numId="12" w16cid:durableId="814613264">
+    <w:abstractNumId w:val="7"/>
+  </w:num>
+  <w:num w:numId="13" w16cid:durableId="1048455465">
     <w:abstractNumId w:val="9"/>
+  </w:num>
+  <w:num w:numId="14" w16cid:durableId="171989258">
+    <w:abstractNumId w:val="6"/>
   </w:num>
 </w:numbering>
 </file>
@@ -3731,10 +4608,32 @@
       <w:szCs w:val="26"/>
     </w:rPr>
   </w:style>
+  <w:style w:type="paragraph" w:styleId="Heading3">
+    <w:name w:val="heading 3"/>
+    <w:basedOn w:val="Normal"/>
+    <w:next w:val="Normal"/>
+    <w:link w:val="Heading3Char"/>
+    <w:uiPriority w:val="9"/>
+    <w:semiHidden/>
+    <w:unhideWhenUsed/>
+    <w:qFormat/>
+    <w:rsid w:val="009D6FF6"/>
+    <w:pPr>
+      <w:keepNext/>
+      <w:keepLines/>
+      <w:spacing w:before="40" w:after="0"/>
+      <w:outlineLvl w:val="2"/>
+    </w:pPr>
+    <w:rPr>
+      <w:rFonts w:asciiTheme="majorHAnsi" w:eastAsiaTheme="majorEastAsia" w:hAnsiTheme="majorHAnsi" w:cstheme="majorBidi"/>
+      <w:color w:val="1F3763" w:themeColor="accent1" w:themeShade="7F"/>
+      <w:sz w:val="24"/>
+      <w:szCs w:val="24"/>
+    </w:rPr>
+  </w:style>
   <w:style w:type="character" w:default="1" w:styleId="DefaultParagraphFont">
     <w:name w:val="Default Paragraph Font"/>
     <w:uiPriority w:val="1"/>
-    <w:semiHidden/>
     <w:unhideWhenUsed/>
   </w:style>
   <w:style w:type="table" w:default="1" w:styleId="TableNormal">
@@ -3913,6 +4812,20 @@
     <w:rsid w:val="007F1169"/>
     <w:rPr>
       <w:rFonts w:ascii="Times New Roman" w:hAnsi="Times New Roman" w:cs="Times New Roman"/>
+      <w:sz w:val="24"/>
+      <w:szCs w:val="24"/>
+    </w:rPr>
+  </w:style>
+  <w:style w:type="character" w:customStyle="1" w:styleId="Heading3Char">
+    <w:name w:val="Heading 3 Char"/>
+    <w:basedOn w:val="DefaultParagraphFont"/>
+    <w:link w:val="Heading3"/>
+    <w:uiPriority w:val="9"/>
+    <w:semiHidden/>
+    <w:rsid w:val="009D6FF6"/>
+    <w:rPr>
+      <w:rFonts w:asciiTheme="majorHAnsi" w:eastAsiaTheme="majorEastAsia" w:hAnsiTheme="majorHAnsi" w:cstheme="majorBidi"/>
+      <w:color w:val="1F3763" w:themeColor="accent1" w:themeShade="7F"/>
       <w:sz w:val="24"/>
       <w:szCs w:val="24"/>
     </w:rPr>
